--- a/templates/protocol_template.docx
+++ b/templates/protocol_template.docx
@@ -2493,15 +2493,7 @@
           <w:p>
             <w:pPr>
               <w:pStyle w:val="Normal"/>
-              <w:numPr>
-                <w:ilvl w:val="0"/>
-                <w:numId w:val="3"/>
-              </w:numPr>
-              <w:overflowPunct w:val="true"/>
-              <w:autoSpaceDE w:val="true"/>
-              <w:snapToGrid w:val="false"/>
               <w:jc w:val="center"/>
-              <w:textAlignment w:val="auto"/>
               <w:rPr>
                 <w:sz w:val="18"/>
                 <w:szCs w:val="18"/>
@@ -2510,15 +2502,10 @@
             </w:pPr>
             <w:r>
               <w:rPr>
-                <w:b/>
                 <w:sz w:val="18"/>
                 <w:szCs w:val="18"/>
                 <w:lang w:val="ru-RU"/>
               </w:rPr>
-            </w:r>
-          </w:p>
-          <w:p>
-            <w:r>
               <w:t>{{N}}</w:t>
             </w:r>
           </w:p>

--- a/templates/protocol_template.docx
+++ b/templates/protocol_template.docx
@@ -1,10 +1,9 @@
 
 <file path=word/document.xml><?xml version="1.0" encoding="utf-8"?>
-<w:document xmlns:o="urn:schemas-microsoft-com:office:office" xmlns:r="http://schemas.openxmlformats.org/officeDocument/2006/relationships" xmlns:v="urn:schemas-microsoft-com:vml" xmlns:w="http://schemas.openxmlformats.org/wordprocessingml/2006/main" xmlns:w10="urn:schemas-microsoft-com:office:word" xmlns:wp="http://schemas.openxmlformats.org/drawingml/2006/wordprocessingDrawing" xmlns:pic="http://schemas.openxmlformats.org/drawingml/2006/picture" xmlns:wps="http://schemas.microsoft.com/office/word/2010/wordprocessingShape" xmlns:wpg="http://schemas.microsoft.com/office/word/2010/wordprocessingGroup" xmlns:mc="http://schemas.openxmlformats.org/markup-compatibility/2006" xmlns:wp14="http://schemas.microsoft.com/office/word/2010/wordprocessingDrawing" xmlns:w14="http://schemas.microsoft.com/office/word/2010/wordml" xmlns:w15="http://schemas.microsoft.com/office/word/2012/wordml" mc:Ignorable="w14 wp14 w15">
+<w:document xmlns:wpc="http://schemas.microsoft.com/office/word/2010/wordprocessingCanvas" xmlns:cx="http://schemas.microsoft.com/office/drawing/2014/chartex" xmlns:cx1="http://schemas.microsoft.com/office/drawing/2015/9/8/chartex" xmlns:cx2="http://schemas.microsoft.com/office/drawing/2015/10/21/chartex" xmlns:cx3="http://schemas.microsoft.com/office/drawing/2016/5/9/chartex" xmlns:cx4="http://schemas.microsoft.com/office/drawing/2016/5/10/chartex" xmlns:cx5="http://schemas.microsoft.com/office/drawing/2016/5/11/chartex" xmlns:cx6="http://schemas.microsoft.com/office/drawing/2016/5/12/chartex" xmlns:cx7="http://schemas.microsoft.com/office/drawing/2016/5/13/chartex" xmlns:cx8="http://schemas.microsoft.com/office/drawing/2016/5/14/chartex" xmlns:mc="http://schemas.openxmlformats.org/markup-compatibility/2006" xmlns:aink="http://schemas.microsoft.com/office/drawing/2016/ink" xmlns:am3d="http://schemas.microsoft.com/office/drawing/2017/model3d" xmlns:o="urn:schemas-microsoft-com:office:office" xmlns:oel="http://schemas.microsoft.com/office/2019/extlst" xmlns:r="http://schemas.openxmlformats.org/officeDocument/2006/relationships" xmlns:m="http://schemas.openxmlformats.org/officeDocument/2006/math" xmlns:v="urn:schemas-microsoft-com:vml" xmlns:wp14="http://schemas.microsoft.com/office/word/2010/wordprocessingDrawing" xmlns:wp="http://schemas.openxmlformats.org/drawingml/2006/wordprocessingDrawing" xmlns:w10="urn:schemas-microsoft-com:office:word" xmlns:w="http://schemas.openxmlformats.org/wordprocessingml/2006/main" xmlns:w14="http://schemas.microsoft.com/office/word/2010/wordml" xmlns:w15="http://schemas.microsoft.com/office/word/2012/wordml" xmlns:w16cex="http://schemas.microsoft.com/office/word/2018/wordml/cex" xmlns:w16cid="http://schemas.microsoft.com/office/word/2016/wordml/cid" xmlns:w16="http://schemas.microsoft.com/office/word/2018/wordml" xmlns:w16du="http://schemas.microsoft.com/office/word/2023/wordml/word16du" xmlns:w16sdtdh="http://schemas.microsoft.com/office/word/2020/wordml/sdtdatahash" xmlns:w16sdtfl="http://schemas.microsoft.com/office/word/2024/wordml/sdtformatlock" xmlns:w16se="http://schemas.microsoft.com/office/word/2015/wordml/symex" xmlns:wpg="http://schemas.microsoft.com/office/word/2010/wordprocessingGroup" xmlns:wpi="http://schemas.microsoft.com/office/word/2010/wordprocessingInk" xmlns:wne="http://schemas.microsoft.com/office/word/2006/wordml" xmlns:wps="http://schemas.microsoft.com/office/word/2010/wordprocessingShape" mc:Ignorable="w14 w15 w16se w16cid w16 w16cex w16sdtdh w16sdtfl w16du wp14">
   <w:body>
     <w:p>
       <w:pPr>
-        <w:pStyle w:val="Normal"/>
         <w:jc w:val="center"/>
         <w:rPr>
           <w:b/>
@@ -21,7 +20,6 @@
     </w:p>
     <w:p>
       <w:pPr>
-        <w:pStyle w:val="Normal"/>
         <w:jc w:val="center"/>
         <w:rPr>
           <w:b/>
@@ -38,11 +36,9 @@
     </w:p>
     <w:p>
       <w:pPr>
-        <w:pStyle w:val="Normal"/>
         <w:jc w:val="center"/>
         <w:rPr>
           <w:b/>
-          <w:lang w:val="ru-RU"/>
         </w:rPr>
       </w:pPr>
       <w:r>
@@ -54,314 +50,201 @@
     </w:p>
     <w:p>
       <w:pPr>
-        <w:pStyle w:val="Normal"/>
         <w:jc w:val="center"/>
         <w:rPr>
           <w:b/>
           <w:bCs/>
           <w:sz w:val="6"/>
           <w:szCs w:val="6"/>
-          <w:lang w:val="ru-RU"/>
         </w:rPr>
       </w:pPr>
-      <w:r>
+    </w:p>
+    <w:p>
+      <w:pPr>
+        <w:rPr>
+          <w:bCs/>
+          <w:sz w:val="6"/>
+          <w:szCs w:val="6"/>
+        </w:rPr>
+      </w:pPr>
+    </w:p>
+    <w:p>
+      <w:pPr>
+        <w:rPr>
+          <w:b/>
+        </w:rPr>
+      </w:pPr>
+      <w:r>
+        <w:rPr>
+          <w:bCs/>
+        </w:rPr>
+        <w:t>{{YEAR}}</w:t>
+      </w:r>
+      <w:r>
+        <w:rPr>
+          <w:bCs/>
+        </w:rPr>
+        <w:t xml:space="preserve"> </w:t>
+      </w:r>
+      <w:r>
+        <w:rPr>
+          <w:bCs/>
+          <w:lang w:val="ru-RU"/>
+        </w:rPr>
+        <w:t>жылғы</w:t>
+      </w:r>
+      <w:r>
+        <w:rPr>
+          <w:bCs/>
+        </w:rPr>
+        <w:t xml:space="preserve"> / </w:t>
+      </w:r>
+      <w:r>
+        <w:rPr>
+          <w:bCs/>
+          <w:lang w:val="ru-RU"/>
+        </w:rPr>
+        <w:t>года</w:t>
+      </w:r>
+      <w:r>
+        <w:rPr>
+          <w:bCs/>
+        </w:rPr>
+        <w:t xml:space="preserve"> / year « </w:t>
+      </w:r>
+      <w:r>
+        <w:rPr>
+          <w:bCs/>
+          <w:u w:val="single"/>
+        </w:rPr>
+        <w:t>{{DAY}}</w:t>
+      </w:r>
+      <w:r>
+        <w:rPr>
+          <w:bCs/>
+        </w:rPr>
+        <w:t xml:space="preserve"> »     </w:t>
+      </w:r>
+      <w:r>
+        <w:rPr>
+          <w:bCs/>
+          <w:u w:val="single"/>
+        </w:rPr>
+        <w:t>{{MONTH}}</w:t>
+      </w:r>
+      <w:r>
+        <w:rPr>
+          <w:bCs/>
+          <w:u w:val="single"/>
+        </w:rPr>
+        <w:t xml:space="preserve">     / </w:t>
+      </w:r>
+      <w:r>
+        <w:rPr>
+          <w:b/>
+        </w:rPr>
+        <w:t xml:space="preserve">№ </w:t>
+      </w:r>
+      <w:r>
+        <w:rPr>
+          <w:b/>
+        </w:rPr>
+        <w:t>{{NUMBER}}</w:t>
+      </w:r>
+    </w:p>
+    <w:p>
+      <w:pPr>
         <w:rPr>
           <w:b/>
           <w:bCs/>
           <w:sz w:val="6"/>
           <w:szCs w:val="6"/>
-          <w:lang w:val="ru-RU"/>
-        </w:rPr>
-      </w:r>
+        </w:rPr>
+      </w:pPr>
+    </w:p>
+    <w:p>
+      <w:r>
+        <w:rPr>
+          <w:lang w:val="kk-KZ"/>
+        </w:rPr>
+        <w:t xml:space="preserve">Мына құрамдағы комиссия / </w:t>
+      </w:r>
+      <w:r>
+        <w:rPr>
+          <w:lang w:val="ru-RU"/>
+        </w:rPr>
+        <w:t>Комиссия</w:t>
+      </w:r>
+      <w:r>
+        <w:t xml:space="preserve"> </w:t>
+      </w:r>
+      <w:r>
+        <w:rPr>
+          <w:lang w:val="ru-RU"/>
+        </w:rPr>
+        <w:t>в</w:t>
+      </w:r>
+      <w:r>
+        <w:t xml:space="preserve"> </w:t>
+      </w:r>
+      <w:r>
+        <w:rPr>
+          <w:lang w:val="ru-RU"/>
+        </w:rPr>
+        <w:t>составе</w:t>
+      </w:r>
+      <w:r>
+        <w:t xml:space="preserve"> / Examination Board represented by:</w:t>
+      </w:r>
+    </w:p>
+    <w:p/>
+    <w:p>
+      <w:pPr>
+        <w:rPr>
+          <w:sz w:val="6"/>
+          <w:szCs w:val="6"/>
+        </w:rPr>
+      </w:pPr>
     </w:p>
     <w:p>
       <w:pPr>
-        <w:pStyle w:val="Normal"/>
-        <w:rPr>
-          <w:bCs/>
-          <w:sz w:val="6"/>
-          <w:szCs w:val="6"/>
-          <w:lang w:val="ru-RU"/>
+        <w:rPr>
+          <w:sz w:val="24"/>
         </w:rPr>
       </w:pPr>
       <w:r>
         <w:rPr>
-          <w:bCs/>
-          <w:sz w:val="6"/>
-          <w:szCs w:val="6"/>
-          <w:lang w:val="ru-RU"/>
-        </w:rPr>
+          <w:lang w:val="ru-RU"/>
+        </w:rPr>
+        <w:t>Төраға</w:t>
+      </w:r>
+      <w:r>
+        <w:t xml:space="preserve"> / </w:t>
+      </w:r>
+      <w:r>
+        <w:rPr>
+          <w:lang w:val="ru-RU"/>
+        </w:rPr>
+        <w:t>Председателя</w:t>
+      </w:r>
+      <w:r>
+        <w:t xml:space="preserve"> / Chairman</w:t>
+      </w:r>
+      <w:r>
+        <w:rPr>
+          <w:sz w:val="22"/>
+        </w:rPr>
+        <w:t xml:space="preserve"> ________________________________________________________________</w:t>
       </w:r>
     </w:p>
     <w:p>
       <w:pPr>
-        <w:pStyle w:val="Normal"/>
-        <w:rPr>
-          <w:b/>
-        </w:rPr>
-      </w:pPr>
-      <w:r>
-        <w:rPr>
-          <w:bCs/>
-        </w:rPr>
-        <w:t>{{YEAR}}</w:t>
-      </w:r>
-      <w:r>
-        <w:rPr>
-          <w:bCs/>
-          <w:lang w:val="ru-RU"/>
-        </w:rPr>
-        <w:t/>
-      </w:r>
-      <w:r>
-        <w:rPr>
-          <w:bCs/>
-        </w:rPr>
-        <w:t xml:space="preserve"/>
-      </w:r>
-      <w:r>
-        <w:rPr>
-          <w:bCs/>
-          <w:lang w:val="ru-RU"/>
-        </w:rPr>
-        <w:t xml:space="preserve"> жылғы</w:t>
-      </w:r>
-      <w:r>
-        <w:rPr>
-          <w:bCs/>
-        </w:rPr>
-        <w:t xml:space="preserve"> / </w:t>
-      </w:r>
-      <w:r>
-        <w:rPr>
-          <w:bCs/>
-          <w:lang w:val="ru-RU"/>
-        </w:rPr>
-        <w:t>года</w:t>
-      </w:r>
-      <w:r>
-        <w:rPr>
-          <w:bCs/>
-        </w:rPr>
-        <w:t xml:space="preserve"> / year « </w:t>
-      </w:r>
-      <w:r>
-        <w:rPr>
-          <w:bCs/>
-          <w:u w:val="single"/>
-        </w:rPr>
-        <w:t xml:space="preserve">{{DAY}}</w:t>
-      </w:r>
-      <w:r>
-        <w:rPr>
-          <w:bCs/>
-          <w:u w:val="single"/>
-          <w:lang w:val="ru-RU"/>
-        </w:rPr>
-        <w:t xml:space="preserve"/>
-      </w:r>
-      <w:r>
-        <w:rPr>
-          <w:bCs/>
-        </w:rPr>
-        <w:t xml:space="preserve"> »     </w:t>
-      </w:r>
-      <w:r>
-        <w:rPr>
-          <w:bCs/>
-          <w:u w:val="single"/>
-        </w:rPr>
-        <w:t xml:space="preserve"/>
-      </w:r>
-      <w:r>
-        <w:rPr>
-          <w:bCs/>
-          <w:u w:val="single"/>
-          <w:lang w:val="ru-RU"/>
-        </w:rPr>
-        <w:t>{{MONTH}}</w:t>
-      </w:r>
-      <w:r>
-        <w:rPr>
-          <w:bCs/>
-          <w:u w:val="single"/>
-        </w:rPr>
-        <w:t xml:space="preserve">     / </w:t>
-      </w:r>
-      <w:r>
-        <w:rPr>
-          <w:bCs/>
-        </w:rPr>
-        <w:t xml:space="preserve"/>
-      </w:r>
-      <w:r>
-        <w:rPr/>
-        <w:t/>
-      </w:r>
-      <w:r>
-        <w:rPr>
-          <w:bCs/>
-        </w:rPr>
-        <w:t xml:space="preserve"/>
-      </w:r>
-      <w:r>
-        <w:rPr>
-          <w:b/>
-        </w:rPr>
-        <w:t xml:space="preserve">№ </w:t>
-      </w:r>
-      <w:r>
-        <w:rPr>
-          <w:b/>
-          <w:lang w:val="ru-RU"/>
-        </w:rPr>
-        <w:t>{{NUMBER}}</w:t>
-      </w:r>
-      <w:r>
-        <w:rPr>
-          <w:b/>
-        </w:rPr>
-        <w:t/>
-      </w:r>
-    </w:p>
-    <w:p>
-      <w:pPr>
-        <w:pStyle w:val="Normal"/>
-        <w:rPr>
-          <w:b/>
-          <w:bCs/>
-          <w:sz w:val="6"/>
-          <w:szCs w:val="6"/>
-        </w:rPr>
-      </w:pPr>
-      <w:r>
-        <w:rPr>
-          <w:b/>
-          <w:bCs/>
-          <w:sz w:val="6"/>
-          <w:szCs w:val="6"/>
-        </w:rPr>
-      </w:r>
-    </w:p>
-    <w:p>
-      <w:pPr>
-        <w:pStyle w:val="Normal"/>
-        <w:rPr>
-          <w:lang w:val="ru-RU"/>
-        </w:rPr>
-      </w:pPr>
-      <w:r>
-        <w:rPr>
-          <w:lang w:val="kk-KZ"/>
-        </w:rPr>
-        <w:t xml:space="preserve">Мына құрамдағы комиссия / </w:t>
-      </w:r>
-      <w:r>
-        <w:rPr>
-          <w:lang w:val="ru-RU"/>
-        </w:rPr>
-        <w:t>Комиссия</w:t>
-      </w:r>
-      <w:r>
-        <w:rPr/>
-        <w:t xml:space="preserve"> </w:t>
-      </w:r>
-      <w:r>
-        <w:rPr>
-          <w:lang w:val="ru-RU"/>
-        </w:rPr>
-        <w:t>в</w:t>
-      </w:r>
-      <w:r>
-        <w:rPr/>
-        <w:t xml:space="preserve"> </w:t>
-      </w:r>
-      <w:r>
-        <w:rPr>
-          <w:lang w:val="ru-RU"/>
-        </w:rPr>
-        <w:t>составе</w:t>
-      </w:r>
-      <w:r>
-        <w:rPr/>
-        <w:t xml:space="preserve"> / Examination Board represented by:</w:t>
-      </w:r>
-    </w:p>
-    <w:p>
-      <w:pPr>
-        <w:pStyle w:val="Normal"/>
-        <w:rPr>
-          <w:lang w:val="ru-RU"/>
-        </w:rPr>
-      </w:pPr>
-      <w:r>
-        <w:rPr>
-          <w:lang w:val="ru-RU"/>
-        </w:rPr>
-      </w:r>
-    </w:p>
-    <w:p>
-      <w:pPr>
-        <w:pStyle w:val="Normal"/>
-        <w:rPr>
-          <w:sz w:val="6"/>
-          <w:szCs w:val="6"/>
-          <w:lang w:val="ru-RU"/>
-        </w:rPr>
-      </w:pPr>
-      <w:r>
-        <w:rPr>
-          <w:sz w:val="6"/>
-          <w:szCs w:val="6"/>
-          <w:lang w:val="ru-RU"/>
-        </w:rPr>
-      </w:r>
-    </w:p>
-    <w:p>
-      <w:pPr>
-        <w:pStyle w:val="Normal"/>
-        <w:rPr>
-          <w:sz w:val="24"/>
-        </w:rPr>
-      </w:pPr>
-      <w:r>
-        <w:rPr>
-          <w:lang w:val="ru-RU"/>
-        </w:rPr>
-        <w:t>Төраға</w:t>
-      </w:r>
-      <w:r>
-        <w:rPr/>
-        <w:t xml:space="preserve"> / </w:t>
-      </w:r>
-      <w:r>
-        <w:rPr>
-          <w:lang w:val="ru-RU"/>
-        </w:rPr>
-        <w:t>Председателя</w:t>
-      </w:r>
-      <w:r>
-        <w:rPr/>
-        <w:t xml:space="preserve"> / Chairman</w:t>
-      </w:r>
-      <w:r>
-        <w:rPr>
-          <w:sz w:val="22"/>
-        </w:rPr>
-        <w:t xml:space="preserve"> ________________________________________________________________</w:t>
-      </w:r>
-    </w:p>
-    <w:p>
-      <w:pPr>
-        <w:pStyle w:val="Normal"/>
         <w:jc w:val="center"/>
         <w:rPr>
-          <w:i/>
           <w:i/>
           <w:iCs/>
           <w:sz w:val="14"/>
           <w:szCs w:val="14"/>
-          <w:lang w:val="ru-RU"/>
         </w:rPr>
       </w:pPr>
       <w:r>
@@ -504,178 +387,397 @@
     </w:p>
     <w:p>
       <w:pPr>
-        <w:pStyle w:val="Normal"/>
         <w:jc w:val="center"/>
         <w:rPr>
-          <w:i/>
           <w:i/>
           <w:iCs/>
           <w:sz w:val="14"/>
           <w:szCs w:val="14"/>
-          <w:lang w:val="ru-RU"/>
         </w:rPr>
       </w:pPr>
-      <w:r>
+    </w:p>
+    <w:p>
+      <w:pPr>
+        <w:rPr>
+          <w:lang w:val="ru-RU"/>
+        </w:rPr>
+      </w:pPr>
+      <w:r>
+        <w:rPr>
+          <w:lang w:val="kk-KZ"/>
+        </w:rPr>
+        <w:t xml:space="preserve">комиссия мүшелері / </w:t>
+      </w:r>
+      <w:r>
+        <w:rPr>
+          <w:lang w:val="ru-RU"/>
+        </w:rPr>
+        <w:t xml:space="preserve">и членов комиссии / </w:t>
+      </w:r>
+      <w:r>
+        <w:t>M</w:t>
+      </w:r>
+      <w:r>
+        <w:rPr>
+          <w:lang w:val="ru-RU"/>
+        </w:rPr>
+        <w:t>embers</w:t>
+      </w:r>
+    </w:p>
+    <w:p>
+      <w:pPr>
+        <w:rPr>
+          <w:lang w:val="ru-RU"/>
+        </w:rPr>
+      </w:pPr>
+    </w:p>
+    <w:p>
+      <w:r>
+        <w:rPr>
+          <w:sz w:val="16"/>
+          <w:lang w:val="ru-RU"/>
+        </w:rPr>
+        <w:t xml:space="preserve">                                                          </w:t>
+      </w:r>
+      <w:r>
+        <w:rPr>
+          <w:sz w:val="16"/>
+        </w:rPr>
+        <w:t>__________________________________________________________________________________________________</w:t>
+      </w:r>
+    </w:p>
+    <w:p>
+      <w:pPr>
+        <w:jc w:val="center"/>
         <w:rPr>
           <w:i/>
           <w:iCs/>
           <w:sz w:val="14"/>
           <w:szCs w:val="14"/>
-          <w:lang w:val="ru-RU"/>
-        </w:rPr>
+        </w:rPr>
+      </w:pPr>
+      <w:r>
+        <w:rPr>
+          <w:i/>
+          <w:iCs/>
+          <w:sz w:val="14"/>
+          <w:szCs w:val="14"/>
+        </w:rPr>
+        <w:t xml:space="preserve">                                                                         (қызметі, аты-жөні; должность, Ф.И.О; position, name; position, last name, name, patronymic)  </w:t>
       </w:r>
     </w:p>
     <w:p>
       <w:pPr>
-        <w:pStyle w:val="Normal"/>
-        <w:rPr>
-          <w:lang w:val="ru-RU"/>
+        <w:jc w:val="center"/>
+        <w:rPr>
+          <w:i/>
+          <w:iCs/>
+          <w:sz w:val="14"/>
+          <w:szCs w:val="14"/>
         </w:rPr>
       </w:pPr>
-      <w:r>
-        <w:rPr>
-          <w:lang w:val="kk-KZ"/>
-        </w:rPr>
-        <w:t xml:space="preserve">комиссия мүшелері / </w:t>
-      </w:r>
-      <w:r>
-        <w:rPr>
-          <w:lang w:val="ru-RU"/>
-        </w:rPr>
-        <w:t xml:space="preserve">и членов комиссии / </w:t>
-      </w:r>
-      <w:r>
-        <w:rPr/>
-        <w:t>M</w:t>
-      </w:r>
-      <w:r>
-        <w:rPr>
-          <w:lang w:val="ru-RU"/>
-        </w:rPr>
-        <w:t>embers</w:t>
-      </w:r>
     </w:p>
     <w:p>
       <w:pPr>
-        <w:pStyle w:val="Normal"/>
-        <w:rPr>
-          <w:lang w:val="ru-RU"/>
-        </w:rPr>
+        <w:jc w:val="center"/>
       </w:pPr>
       <w:r>
         <w:rPr>
-          <w:lang w:val="ru-RU"/>
-        </w:rPr>
+          <w:sz w:val="16"/>
+        </w:rPr>
+        <w:t xml:space="preserve">                                                   _________________________________________________________________________________________________</w:t>
+      </w:r>
+      <w:r>
+        <w:rPr>
+          <w:i/>
+          <w:iCs/>
+          <w:sz w:val="16"/>
+          <w:szCs w:val="16"/>
+        </w:rPr>
+        <w:t xml:space="preserve">    </w:t>
       </w:r>
     </w:p>
     <w:p>
       <w:pPr>
-        <w:pStyle w:val="Normal"/>
-        <w:rPr/>
+        <w:jc w:val="center"/>
+        <w:rPr>
+          <w:i/>
+          <w:iCs/>
+          <w:sz w:val="16"/>
+          <w:szCs w:val="16"/>
+        </w:rPr>
       </w:pPr>
       <w:r>
         <w:rPr>
+          <w:i/>
+          <w:iCs/>
           <w:sz w:val="16"/>
-          <w:lang w:val="ru-RU"/>
-        </w:rPr>
-        <w:t xml:space="preserve">                                                          </w:t>
-      </w:r>
-      <w:r>
-        <w:rPr>
+          <w:szCs w:val="16"/>
+        </w:rPr>
+        <w:t xml:space="preserve">                                                               </w:t>
+      </w:r>
+      <w:r>
+        <w:rPr>
+          <w:i/>
+          <w:iCs/>
+          <w:sz w:val="14"/>
+          <w:szCs w:val="14"/>
+        </w:rPr>
+        <w:t xml:space="preserve">(қызметі, аты-жөні; должность, Ф.И.О; position, name; position, last name, name, patronymic)  </w:t>
+      </w:r>
+      <w:r>
+        <w:rPr>
+          <w:i/>
+          <w:iCs/>
           <w:sz w:val="16"/>
-        </w:rPr>
-        <w:t>__________________________________________________________________________________________________</w:t>
+          <w:szCs w:val="16"/>
+        </w:rPr>
+        <w:t xml:space="preserve">     </w:t>
       </w:r>
     </w:p>
     <w:p>
       <w:pPr>
-        <w:pStyle w:val="Normal"/>
         <w:jc w:val="center"/>
         <w:rPr>
-          <w:i/>
           <w:i/>
           <w:iCs/>
           <w:sz w:val="14"/>
           <w:szCs w:val="14"/>
-          <w:lang w:val="ru-RU"/>
         </w:rPr>
       </w:pPr>
       <w:r>
         <w:rPr>
           <w:i/>
           <w:iCs/>
-          <w:sz w:val="14"/>
-          <w:szCs w:val="14"/>
-        </w:rPr>
-        <w:t xml:space="preserve">                                                                         </w:t>
-      </w:r>
-      <w:r>
-        <w:rPr>
-          <w:i/>
-          <w:iCs/>
-          <w:sz w:val="14"/>
-          <w:szCs w:val="14"/>
-        </w:rPr>
-        <w:t xml:space="preserve">(қызметі, аты-жөні; должность, Ф.И.О; position, name; position, last name, name, patronymic)  </w:t>
+          <w:sz w:val="16"/>
+          <w:szCs w:val="16"/>
+        </w:rPr>
+        <w:t xml:space="preserve">                                              </w:t>
+      </w:r>
+    </w:p>
+    <w:p>
+      <w:r>
+        <w:rPr>
+          <w:b/>
+          <w:bCs/>
+        </w:rPr>
+        <w:t xml:space="preserve">2026 </w:t>
+      </w:r>
+      <w:r>
+        <w:rPr>
+          <w:b/>
+          <w:bCs/>
+          <w:lang w:val="ru-RU"/>
+        </w:rPr>
+        <w:t>жылғы</w:t>
+      </w:r>
+      <w:r>
+        <w:rPr>
+          <w:b/>
+          <w:bCs/>
+        </w:rPr>
+        <w:t xml:space="preserve"> / </w:t>
+      </w:r>
+      <w:r>
+        <w:rPr>
+          <w:b/>
+          <w:bCs/>
+          <w:lang w:val="ru-RU"/>
+        </w:rPr>
+        <w:t>года</w:t>
+      </w:r>
+      <w:r>
+        <w:rPr>
+          <w:b/>
+          <w:bCs/>
+        </w:rPr>
+        <w:t xml:space="preserve"> «05» </w:t>
+      </w:r>
+      <w:r>
+        <w:rPr>
+          <w:b/>
+          <w:bCs/>
+          <w:lang w:val="ru-RU"/>
+        </w:rPr>
+        <w:t>марта</w:t>
+      </w:r>
+      <w:r>
+        <w:rPr>
+          <w:b/>
+          <w:bCs/>
+        </w:rPr>
+        <w:t xml:space="preserve"> № 0023</w:t>
+      </w:r>
+      <w:r>
+        <w:t xml:space="preserve">   </w:t>
+      </w:r>
+      <w:r>
+        <w:rPr>
+          <w:lang w:val="ru-RU"/>
+        </w:rPr>
+        <w:t>бұйрықтың</w:t>
+      </w:r>
+      <w:r>
+        <w:t xml:space="preserve"> </w:t>
+      </w:r>
+      <w:r>
+        <w:rPr>
+          <w:lang w:val="ru-RU"/>
+        </w:rPr>
+        <w:t>негізінде</w:t>
+      </w:r>
+      <w:r>
+        <w:t xml:space="preserve"> </w:t>
+      </w:r>
+      <w:r>
+        <w:rPr>
+          <w:lang w:val="ru-RU"/>
+        </w:rPr>
+        <w:t>емтихан</w:t>
+      </w:r>
+      <w:r>
+        <w:t xml:space="preserve"> </w:t>
+      </w:r>
+      <w:r>
+        <w:rPr>
+          <w:lang w:val="ru-RU"/>
+        </w:rPr>
+        <w:t>қабылдап</w:t>
+      </w:r>
+      <w:r>
+        <w:t xml:space="preserve">, </w:t>
+      </w:r>
+      <w:r>
+        <w:rPr>
+          <w:lang w:val="ru-RU"/>
+        </w:rPr>
+        <w:t>мынаны</w:t>
+      </w:r>
+      <w:r>
+        <w:t xml:space="preserve"> </w:t>
+      </w:r>
+      <w:r>
+        <w:rPr>
+          <w:lang w:val="ru-RU"/>
+        </w:rPr>
+        <w:t>анықтады</w:t>
+      </w:r>
+      <w:r>
+        <w:t xml:space="preserve"> / </w:t>
       </w:r>
     </w:p>
     <w:p>
       <w:pPr>
-        <w:pStyle w:val="Normal"/>
-        <w:jc w:val="center"/>
-        <w:rPr>
-          <w:i/>
-          <w:i/>
-          <w:iCs/>
-          <w:sz w:val="14"/>
-          <w:szCs w:val="14"/>
+        <w:rPr>
           <w:lang w:val="ru-RU"/>
         </w:rPr>
       </w:pPr>
       <w:r>
         <w:rPr>
-          <w:i/>
-          <w:iCs/>
-          <w:sz w:val="14"/>
-          <w:szCs w:val="14"/>
-          <w:lang w:val="ru-RU"/>
-        </w:rPr>
+          <w:lang w:val="ru-RU"/>
+        </w:rPr>
+        <w:t>на основании приказа приняла экзамен и установила / examin</w:t>
+      </w:r>
+      <w:r>
+        <w:t>ed</w:t>
+      </w:r>
+      <w:r>
+        <w:rPr>
+          <w:lang w:val="ru-RU"/>
+        </w:rPr>
+        <w:t xml:space="preserve"> </w:t>
+      </w:r>
+      <w:r>
+        <w:t>on</w:t>
+      </w:r>
+      <w:r>
+        <w:rPr>
+          <w:lang w:val="ru-RU"/>
+        </w:rPr>
+        <w:t xml:space="preserve"> </w:t>
+      </w:r>
+      <w:r>
+        <w:t>and</w:t>
+      </w:r>
+      <w:r>
+        <w:rPr>
+          <w:lang w:val="ru-RU"/>
+        </w:rPr>
+        <w:t xml:space="preserve"> </w:t>
+      </w:r>
+      <w:r>
+        <w:t>established</w:t>
+      </w:r>
+      <w:r>
+        <w:rPr>
+          <w:lang w:val="ru-RU"/>
+        </w:rPr>
+        <w:t xml:space="preserve">: </w:t>
       </w:r>
     </w:p>
     <w:p>
       <w:pPr>
-        <w:pStyle w:val="Normal"/>
-        <w:jc w:val="center"/>
-        <w:rPr/>
+        <w:rPr>
+          <w:lang w:val="ru-RU"/>
+        </w:rPr>
       </w:pPr>
       <w:r>
         <w:rPr>
-          <w:sz w:val="16"/>
-        </w:rPr>
-        <w:t xml:space="preserve">                                                   </w:t>
-      </w:r>
-      <w:r>
-        <w:rPr>
-          <w:sz w:val="16"/>
-        </w:rPr>
-        <w:t>_________________________________________________________________________________________________</w:t>
-      </w:r>
-      <w:r>
+          <w:lang w:val="ru-RU"/>
+        </w:rPr>
+        <w:t xml:space="preserve"> _________________________</w:t>
+      </w:r>
+      <w:r>
+        <w:rPr>
+          <w:lang w:val="ru-RU"/>
+        </w:rPr>
+        <w:softHyphen/>
+      </w:r>
+      <w:r>
+        <w:rPr>
+          <w:lang w:val="ru-RU"/>
+        </w:rPr>
+        <w:softHyphen/>
+        <w:t>_______________</w:t>
+      </w:r>
+      <w:r>
+        <w:rPr>
+          <w:lang w:val="ru-RU"/>
+        </w:rPr>
+        <w:softHyphen/>
+      </w:r>
+      <w:r>
+        <w:rPr>
+          <w:lang w:val="ru-RU"/>
+        </w:rPr>
+        <w:softHyphen/>
+        <w:t>____ білімін тексеру түрі / вид проверки знаний/ type of knowledge test</w:t>
+      </w:r>
+    </w:p>
+    <w:p>
+      <w:pPr>
         <w:rPr>
           <w:i/>
           <w:iCs/>
           <w:sz w:val="16"/>
           <w:szCs w:val="16"/>
-        </w:rPr>
-        <w:t xml:space="preserve">    </w:t>
+          <w:lang w:val="ru-RU"/>
+        </w:rPr>
+      </w:pPr>
+      <w:r>
+        <w:rPr>
+          <w:i/>
+          <w:iCs/>
+          <w:sz w:val="16"/>
+          <w:szCs w:val="16"/>
+          <w:lang w:val="ru-RU"/>
+        </w:rPr>
+        <w:t>(мерзімі, қайталама / периодический, повторный / periodic, refresher)</w:t>
       </w:r>
     </w:p>
     <w:p>
       <w:pPr>
-        <w:pStyle w:val="Normal"/>
-        <w:jc w:val="center"/>
-        <w:rPr>
-          <w:i/>
+        <w:rPr>
           <w:i/>
           <w:iCs/>
           <w:sz w:val="16"/>
@@ -683,313 +785,13 @@
           <w:lang w:val="ru-RU"/>
         </w:rPr>
       </w:pPr>
-      <w:r>
-        <w:rPr>
-          <w:i/>
-          <w:iCs/>
-          <w:sz w:val="16"/>
-          <w:szCs w:val="16"/>
-        </w:rPr>
-        <w:t xml:space="preserve">                                                               </w:t>
-      </w:r>
-      <w:r>
-        <w:rPr>
-          <w:i/>
-          <w:iCs/>
-          <w:sz w:val="14"/>
-          <w:szCs w:val="14"/>
-        </w:rPr>
-        <w:t xml:space="preserve">(қызметі, аты-жөні; должность, Ф.И.О; position, name; position, last name, name, patronymic)  </w:t>
-      </w:r>
-      <w:r>
-        <w:rPr>
-          <w:i/>
-          <w:iCs/>
-          <w:sz w:val="16"/>
-          <w:szCs w:val="16"/>
-        </w:rPr>
-        <w:t xml:space="preserve">     </w:t>
-      </w:r>
-    </w:p>
-    <w:p>
-      <w:pPr>
-        <w:pStyle w:val="Normal"/>
-        <w:jc w:val="center"/>
-        <w:rPr>
-          <w:i/>
-          <w:i/>
-          <w:iCs/>
-          <w:sz w:val="14"/>
-          <w:szCs w:val="14"/>
-        </w:rPr>
-      </w:pPr>
-      <w:r>
-        <w:rPr>
-          <w:i/>
-          <w:iCs/>
-          <w:sz w:val="16"/>
-          <w:szCs w:val="16"/>
-        </w:rPr>
-        <w:t xml:space="preserve">                                              </w:t>
-      </w:r>
-    </w:p>
-    <w:p>
-      <w:pPr>
-        <w:pStyle w:val="Normal"/>
-        <w:rPr/>
-      </w:pPr>
-      <w:r>
-        <w:rPr>
-          <w:b/>
-          <w:bCs/>
-        </w:rPr>
-        <w:t xml:space="preserve">2026 </w:t>
-      </w:r>
-      <w:r>
-        <w:rPr>
-          <w:b/>
-          <w:bCs/>
-          <w:lang w:val="ru-RU"/>
-        </w:rPr>
-        <w:t>жылғы</w:t>
-      </w:r>
-      <w:r>
-        <w:rPr>
-          <w:b/>
-          <w:bCs/>
-        </w:rPr>
-        <w:t xml:space="preserve"> / </w:t>
-      </w:r>
-      <w:r>
-        <w:rPr>
-          <w:b/>
-          <w:bCs/>
-          <w:lang w:val="ru-RU"/>
-        </w:rPr>
-        <w:t>года</w:t>
-      </w:r>
-      <w:r>
-        <w:rPr>
-          <w:b/>
-          <w:bCs/>
-        </w:rPr>
-        <w:t xml:space="preserve"> «05» </w:t>
-      </w:r>
-      <w:r>
-        <w:rPr>
-          <w:b/>
-          <w:bCs/>
-          <w:lang w:val="ru-RU"/>
-        </w:rPr>
-        <w:t>марта</w:t>
-      </w:r>
-      <w:r>
-        <w:rPr>
-          <w:b/>
-          <w:bCs/>
-        </w:rPr>
-        <w:t xml:space="preserve"> № 0023</w:t>
-      </w:r>
-      <w:r>
-        <w:rPr/>
-        <w:t xml:space="preserve">   </w:t>
-      </w:r>
-      <w:r>
-        <w:rPr>
-          <w:lang w:val="ru-RU"/>
-        </w:rPr>
-        <w:t>бұйрықтың</w:t>
-      </w:r>
-      <w:r>
-        <w:rPr/>
-        <w:t xml:space="preserve"> </w:t>
-      </w:r>
-      <w:r>
-        <w:rPr>
-          <w:lang w:val="ru-RU"/>
-        </w:rPr>
-        <w:t>негізінде</w:t>
-      </w:r>
-      <w:r>
-        <w:rPr/>
-        <w:t xml:space="preserve"> </w:t>
-      </w:r>
-      <w:r>
-        <w:rPr>
-          <w:lang w:val="ru-RU"/>
-        </w:rPr>
-        <w:t>емтихан</w:t>
-      </w:r>
-      <w:r>
-        <w:rPr/>
-        <w:t xml:space="preserve"> </w:t>
-      </w:r>
-      <w:r>
-        <w:rPr>
-          <w:lang w:val="ru-RU"/>
-        </w:rPr>
-        <w:t>қабылдап</w:t>
-      </w:r>
-      <w:r>
-        <w:rPr/>
-        <w:t xml:space="preserve">, </w:t>
-      </w:r>
-      <w:r>
-        <w:rPr>
-          <w:lang w:val="ru-RU"/>
-        </w:rPr>
-        <w:t>мынаны</w:t>
-      </w:r>
-      <w:r>
-        <w:rPr/>
-        <w:t xml:space="preserve"> </w:t>
-      </w:r>
-      <w:r>
-        <w:rPr>
-          <w:lang w:val="ru-RU"/>
-        </w:rPr>
-        <w:t>анықтады</w:t>
-      </w:r>
-      <w:r>
-        <w:rPr/>
-        <w:t xml:space="preserve"> / </w:t>
-      </w:r>
-    </w:p>
-    <w:p>
-      <w:pPr>
-        <w:pStyle w:val="Normal"/>
-        <w:rPr/>
-      </w:pPr>
-      <w:r>
-        <w:rPr>
-          <w:lang w:val="ru-RU"/>
-        </w:rPr>
-        <w:t>на основании приказа приняла экзамен и установила / examin</w:t>
-      </w:r>
-      <w:r>
-        <w:rPr/>
-        <w:t>ed</w:t>
-      </w:r>
-      <w:r>
-        <w:rPr>
-          <w:lang w:val="ru-RU"/>
-        </w:rPr>
-        <w:t xml:space="preserve"> </w:t>
-      </w:r>
-      <w:r>
-        <w:rPr/>
-        <w:t>on</w:t>
-      </w:r>
-      <w:r>
-        <w:rPr>
-          <w:lang w:val="ru-RU"/>
-        </w:rPr>
-        <w:t xml:space="preserve"> </w:t>
-      </w:r>
-      <w:r>
-        <w:rPr/>
-        <w:t>and</w:t>
-      </w:r>
-      <w:r>
-        <w:rPr>
-          <w:lang w:val="ru-RU"/>
-        </w:rPr>
-        <w:t xml:space="preserve"> </w:t>
-      </w:r>
-      <w:r>
-        <w:rPr/>
-        <w:t>established</w:t>
-      </w:r>
-      <w:r>
-        <w:rPr>
-          <w:lang w:val="ru-RU"/>
-        </w:rPr>
-        <w:t xml:space="preserve">: </w:t>
-      </w:r>
-    </w:p>
-    <w:p>
-      <w:pPr>
-        <w:pStyle w:val="Normal"/>
-        <w:rPr>
-          <w:lang w:val="ru-RU"/>
-        </w:rPr>
-      </w:pPr>
-      <w:r>
-        <w:rPr>
-          <w:lang w:val="ru-RU"/>
-        </w:rPr>
-        <w:t xml:space="preserve"> </w:t>
-      </w:r>
-      <w:r>
-        <w:rPr>
-          <w:lang w:val="ru-RU"/>
-        </w:rPr>
-        <w:t>_________________________</w:t>
-        <w:softHyphen/>
-        <w:softHyphen/>
-        <w:t>_______________</w:t>
-        <w:softHyphen/>
-        <w:softHyphen/>
-        <w:t>____ білімін тексеру түрі / вид проверки знаний/ type of knowledge test</w:t>
-      </w:r>
-    </w:p>
-    <w:p>
-      <w:pPr>
-        <w:pStyle w:val="Normal"/>
-        <w:rPr>
-          <w:i/>
-          <w:i/>
-          <w:iCs/>
-          <w:sz w:val="16"/>
-          <w:szCs w:val="16"/>
-          <w:lang w:val="ru-RU"/>
-        </w:rPr>
-      </w:pPr>
-      <w:r>
-        <w:rPr>
-          <w:i/>
-          <w:iCs/>
-          <w:sz w:val="16"/>
-          <w:szCs w:val="16"/>
-          <w:lang w:val="ru-RU"/>
-        </w:rPr>
-        <w:t>(мерзімі, қайталама / периодический, повторный / periodic, refresher)</w:t>
-      </w:r>
-    </w:p>
-    <w:p>
-      <w:pPr>
-        <w:pStyle w:val="Normal"/>
-        <w:rPr>
-          <w:i/>
-          <w:i/>
-          <w:iCs/>
-          <w:sz w:val="16"/>
-          <w:szCs w:val="16"/>
-          <w:lang w:val="ru-RU"/>
-        </w:rPr>
-      </w:pPr>
-      <w:r>
-        <w:rPr>
-          <w:i/>
-          <w:iCs/>
-          <w:sz w:val="16"/>
-          <w:szCs w:val="16"/>
-          <w:lang w:val="ru-RU"/>
-        </w:rPr>
-      </w:r>
     </w:p>
     <w:tbl>
       <w:tblPr>
         <w:tblW w:w="11058" w:type="dxa"/>
-        <w:jc w:val="left"/>
         <w:tblInd w:w="-318" w:type="dxa"/>
         <w:tblLayout w:type="fixed"/>
-        <w:tblCellMar>
-          <w:top w:w="0" w:type="dxa"/>
-          <w:left w:w="108" w:type="dxa"/>
-          <w:bottom w:w="0" w:type="dxa"/>
-          <w:right w:w="108" w:type="dxa"/>
-        </w:tblCellMar>
+        <w:tblLook w:val="04A0" w:firstRow="1" w:lastRow="0" w:firstColumn="1" w:lastColumn="0" w:noHBand="0" w:noVBand="1"/>
       </w:tblPr>
       <w:tblGrid>
         <w:gridCol w:w="360"/>
@@ -1003,7 +805,7 @@
       </w:tblGrid>
       <w:tr>
         <w:trPr>
-          <w:trHeight w:val="1359" w:hRule="atLeast"/>
+          <w:trHeight w:val="1359"/>
         </w:trPr>
         <w:tc>
           <w:tcPr>
@@ -1017,8 +819,7 @@
           </w:tcPr>
           <w:p>
             <w:pPr>
-              <w:pStyle w:val="Normal"/>
-              <w:snapToGrid w:val="false"/>
+              <w:snapToGrid w:val="0"/>
               <w:jc w:val="center"/>
               <w:rPr>
                 <w:b/>
@@ -1026,17 +827,9 @@
                 <w:lang w:val="ru-RU"/>
               </w:rPr>
             </w:pPr>
-            <w:r>
-              <w:rPr>
-                <w:b/>
-                <w:sz w:val="16"/>
-                <w:lang w:val="ru-RU"/>
-              </w:rPr>
-            </w:r>
           </w:p>
           <w:p>
             <w:pPr>
-              <w:pStyle w:val="Normal"/>
               <w:jc w:val="center"/>
               <w:rPr>
                 <w:b/>
@@ -1044,17 +837,9 @@
                 <w:lang w:val="ru-RU"/>
               </w:rPr>
             </w:pPr>
-            <w:r>
-              <w:rPr>
-                <w:b/>
-                <w:sz w:val="16"/>
-                <w:lang w:val="ru-RU"/>
-              </w:rPr>
-            </w:r>
           </w:p>
           <w:p>
             <w:pPr>
-              <w:pStyle w:val="Normal"/>
               <w:jc w:val="center"/>
               <w:rPr>
                 <w:b/>
@@ -1068,15 +853,7 @@
                 <w:sz w:val="16"/>
                 <w:lang w:val="ru-RU"/>
               </w:rPr>
-              <w:t>№</w:t>
-            </w:r>
-            <w:r>
-              <w:rPr>
-                <w:b/>
-                <w:sz w:val="16"/>
-                <w:lang w:val="ru-RU"/>
-              </w:rPr>
-              <w:t>п/п</w:t>
+              <w:t>№п/п</w:t>
             </w:r>
           </w:p>
         </w:tc>
@@ -1092,8 +869,7 @@
           </w:tcPr>
           <w:p>
             <w:pPr>
-              <w:pStyle w:val="Normal"/>
-              <w:snapToGrid w:val="false"/>
+              <w:snapToGrid w:val="0"/>
               <w:jc w:val="center"/>
               <w:rPr>
                 <w:b/>
@@ -1101,17 +877,9 @@
                 <w:lang w:val="ru-RU"/>
               </w:rPr>
             </w:pPr>
-            <w:r>
-              <w:rPr>
-                <w:b/>
-                <w:sz w:val="16"/>
-                <w:lang w:val="ru-RU"/>
-              </w:rPr>
-            </w:r>
           </w:p>
           <w:p>
             <w:pPr>
-              <w:pStyle w:val="Normal"/>
               <w:jc w:val="center"/>
               <w:rPr>
                 <w:b/>
@@ -1119,17 +887,9 @@
                 <w:lang w:val="ru-RU"/>
               </w:rPr>
             </w:pPr>
-            <w:r>
-              <w:rPr>
-                <w:b/>
-                <w:sz w:val="16"/>
-                <w:lang w:val="ru-RU"/>
-              </w:rPr>
-            </w:r>
           </w:p>
           <w:p>
             <w:pPr>
-              <w:pStyle w:val="Normal"/>
               <w:jc w:val="center"/>
               <w:rPr>
                 <w:b/>
@@ -1148,7 +908,6 @@
           </w:p>
           <w:p>
             <w:pPr>
-              <w:pStyle w:val="Normal"/>
               <w:ind w:left="-37" w:right="-107"/>
               <w:jc w:val="center"/>
               <w:rPr>
@@ -1168,7 +927,6 @@
           </w:p>
           <w:p>
             <w:pPr>
-              <w:pStyle w:val="Normal"/>
               <w:jc w:val="center"/>
               <w:rPr>
                 <w:b/>
@@ -1197,8 +955,7 @@
           </w:tcPr>
           <w:p>
             <w:pPr>
-              <w:pStyle w:val="Normal"/>
-              <w:snapToGrid w:val="false"/>
+              <w:snapToGrid w:val="0"/>
               <w:jc w:val="center"/>
               <w:rPr>
                 <w:b/>
@@ -1206,17 +963,9 @@
                 <w:lang w:val="kk-KZ"/>
               </w:rPr>
             </w:pPr>
-            <w:r>
-              <w:rPr>
-                <w:b/>
-                <w:sz w:val="16"/>
-                <w:lang w:val="kk-KZ"/>
-              </w:rPr>
-            </w:r>
           </w:p>
           <w:p>
             <w:pPr>
-              <w:pStyle w:val="Normal"/>
               <w:jc w:val="center"/>
               <w:rPr>
                 <w:b/>
@@ -1224,17 +973,9 @@
                 <w:lang w:val="kk-KZ"/>
               </w:rPr>
             </w:pPr>
-            <w:r>
-              <w:rPr>
-                <w:b/>
-                <w:sz w:val="16"/>
-                <w:lang w:val="kk-KZ"/>
-              </w:rPr>
-            </w:r>
           </w:p>
           <w:p>
             <w:pPr>
-              <w:pStyle w:val="Normal"/>
               <w:jc w:val="center"/>
               <w:rPr>
                 <w:b/>
@@ -1316,7 +1057,6 @@
           </w:p>
           <w:p>
             <w:pPr>
-              <w:pStyle w:val="Normal"/>
               <w:jc w:val="center"/>
               <w:rPr>
                 <w:b/>
@@ -1351,8 +1091,7 @@
           </w:tcPr>
           <w:p>
             <w:pPr>
-              <w:pStyle w:val="Normal"/>
-              <w:snapToGrid w:val="false"/>
+              <w:snapToGrid w:val="0"/>
               <w:jc w:val="center"/>
               <w:rPr>
                 <w:b/>
@@ -1360,17 +1099,9 @@
                 <w:szCs w:val="16"/>
               </w:rPr>
             </w:pPr>
-            <w:r>
-              <w:rPr>
-                <w:b/>
-                <w:sz w:val="16"/>
-                <w:szCs w:val="16"/>
-              </w:rPr>
-            </w:r>
           </w:p>
           <w:p>
             <w:pPr>
-              <w:pStyle w:val="Normal"/>
               <w:jc w:val="center"/>
               <w:rPr>
                 <w:b/>
@@ -1378,20 +1109,11 @@
                 <w:szCs w:val="16"/>
               </w:rPr>
             </w:pPr>
-            <w:r>
-              <w:rPr>
-                <w:b/>
-                <w:sz w:val="16"/>
-                <w:szCs w:val="16"/>
-              </w:rPr>
-            </w:r>
           </w:p>
           <w:p>
             <w:pPr>
-              <w:pStyle w:val="Normal"/>
               <w:ind w:left="-182" w:right="-170"/>
               <w:jc w:val="center"/>
-              <w:rPr/>
             </w:pPr>
             <w:r>
               <w:rPr>
@@ -1430,10 +1152,8 @@
           </w:p>
           <w:p>
             <w:pPr>
-              <w:pStyle w:val="Normal"/>
               <w:ind w:left="-112" w:right="-104"/>
               <w:jc w:val="center"/>
-              <w:rPr/>
             </w:pPr>
             <w:r>
               <w:rPr>
@@ -1480,7 +1200,6 @@
           </w:p>
           <w:p>
             <w:pPr>
-              <w:pStyle w:val="Normal"/>
               <w:jc w:val="center"/>
               <w:rPr>
                 <w:b/>
@@ -1510,8 +1229,7 @@
           </w:tcPr>
           <w:p>
             <w:pPr>
-              <w:pStyle w:val="Normal"/>
-              <w:snapToGrid w:val="false"/>
+              <w:snapToGrid w:val="0"/>
               <w:jc w:val="center"/>
               <w:rPr>
                 <w:b/>
@@ -1519,17 +1237,9 @@
                 <w:szCs w:val="16"/>
               </w:rPr>
             </w:pPr>
-            <w:r>
-              <w:rPr>
-                <w:b/>
-                <w:sz w:val="16"/>
-                <w:szCs w:val="16"/>
-              </w:rPr>
-            </w:r>
           </w:p>
           <w:p>
             <w:pPr>
-              <w:pStyle w:val="Normal"/>
               <w:jc w:val="center"/>
               <w:rPr>
                 <w:b/>
@@ -1537,19 +1247,10 @@
                 <w:szCs w:val="16"/>
               </w:rPr>
             </w:pPr>
-            <w:r>
-              <w:rPr>
-                <w:b/>
-                <w:sz w:val="16"/>
-                <w:szCs w:val="16"/>
-              </w:rPr>
-            </w:r>
           </w:p>
           <w:p>
             <w:pPr>
-              <w:pStyle w:val="Normal"/>
               <w:jc w:val="center"/>
-              <w:rPr/>
             </w:pPr>
             <w:r>
               <w:rPr>
@@ -1570,9 +1271,7 @@
           </w:p>
           <w:p>
             <w:pPr>
-              <w:pStyle w:val="Normal"/>
               <w:jc w:val="center"/>
-              <w:rPr/>
             </w:pPr>
             <w:r>
               <w:rPr>
@@ -1592,7 +1291,6 @@
           </w:p>
           <w:p>
             <w:pPr>
-              <w:pStyle w:val="Normal"/>
               <w:jc w:val="center"/>
               <w:rPr>
                 <w:b/>
@@ -1620,8 +1318,7 @@
           </w:tcPr>
           <w:p>
             <w:pPr>
-              <w:pStyle w:val="Normal"/>
-              <w:snapToGrid w:val="false"/>
+              <w:snapToGrid w:val="0"/>
               <w:ind w:right="-108"/>
               <w:jc w:val="center"/>
               <w:rPr>
@@ -1630,20 +1327,14 @@
                 <w:lang w:val="kk-KZ"/>
               </w:rPr>
             </w:pPr>
-            <w:r>
-              <w:rPr>
-                <w:b/>
-                <w:sz w:val="16"/>
-                <w:lang w:val="kk-KZ"/>
-              </w:rPr>
-            </w:r>
           </w:p>
           <w:p>
             <w:pPr>
-              <w:pStyle w:val="Normal"/>
               <w:ind w:right="-108"/>
               <w:jc w:val="center"/>
-              <w:rPr/>
+              <w:rPr>
+                <w:lang w:val="ru-RU"/>
+              </w:rPr>
             </w:pPr>
             <w:r>
               <w:rPr>
@@ -1672,7 +1363,6 @@
           </w:p>
           <w:p>
             <w:pPr>
-              <w:pStyle w:val="Normal"/>
               <w:ind w:right="-108"/>
               <w:jc w:val="center"/>
               <w:rPr>
@@ -1692,7 +1382,6 @@
           </w:p>
           <w:p>
             <w:pPr>
-              <w:pStyle w:val="Normal"/>
               <w:jc w:val="center"/>
               <w:rPr>
                 <w:b/>
@@ -1720,7 +1409,6 @@
           </w:tcPr>
           <w:p>
             <w:pPr>
-              <w:pStyle w:val="Normal"/>
               <w:ind w:left="-102" w:right="-168"/>
               <w:jc w:val="center"/>
               <w:rPr>
@@ -1762,7 +1450,6 @@
           </w:p>
           <w:p>
             <w:pPr>
-              <w:pStyle w:val="Normal"/>
               <w:ind w:left="-102" w:right="-168"/>
               <w:jc w:val="center"/>
               <w:rPr>
@@ -2153,24 +1840,16 @@
           </w:tcPr>
           <w:p>
             <w:pPr>
-              <w:pStyle w:val="Normal"/>
-              <w:snapToGrid w:val="false"/>
+              <w:snapToGrid w:val="0"/>
               <w:jc w:val="center"/>
               <w:rPr>
                 <w:b/>
                 <w:sz w:val="16"/>
               </w:rPr>
             </w:pPr>
-            <w:r>
-              <w:rPr>
-                <w:b/>
-                <w:sz w:val="16"/>
-              </w:rPr>
-            </w:r>
           </w:p>
           <w:p>
             <w:pPr>
-              <w:pStyle w:val="Normal"/>
               <w:jc w:val="center"/>
               <w:rPr>
                 <w:b/>
@@ -2189,7 +1868,6 @@
           </w:p>
           <w:p>
             <w:pPr>
-              <w:pStyle w:val="Normal"/>
               <w:jc w:val="center"/>
               <w:rPr>
                 <w:b/>
@@ -2208,7 +1886,6 @@
           </w:p>
           <w:p>
             <w:pPr>
-              <w:pStyle w:val="Normal"/>
               <w:jc w:val="center"/>
               <w:rPr>
                 <w:b/>
@@ -2228,7 +1905,7 @@
       </w:tr>
       <w:tr>
         <w:trPr>
-          <w:trHeight w:val="219" w:hRule="atLeast"/>
+          <w:trHeight w:val="219"/>
         </w:trPr>
         <w:tc>
           <w:tcPr>
@@ -2242,7 +1919,6 @@
           </w:tcPr>
           <w:p>
             <w:pPr>
-              <w:pStyle w:val="Normal"/>
               <w:jc w:val="center"/>
               <w:rPr>
                 <w:b/>
@@ -2272,7 +1948,6 @@
           </w:tcPr>
           <w:p>
             <w:pPr>
-              <w:pStyle w:val="Normal"/>
               <w:jc w:val="center"/>
               <w:rPr>
                 <w:b/>
@@ -2302,7 +1977,6 @@
           </w:tcPr>
           <w:p>
             <w:pPr>
-              <w:pStyle w:val="Normal"/>
               <w:jc w:val="center"/>
               <w:rPr>
                 <w:b/>
@@ -2332,7 +2006,6 @@
           </w:tcPr>
           <w:p>
             <w:pPr>
-              <w:pStyle w:val="Normal"/>
               <w:jc w:val="center"/>
               <w:rPr>
                 <w:b/>
@@ -2364,7 +2037,6 @@
           </w:tcPr>
           <w:p>
             <w:pPr>
-              <w:pStyle w:val="Normal"/>
               <w:jc w:val="center"/>
               <w:rPr>
                 <w:b/>
@@ -2396,7 +2068,6 @@
           </w:tcPr>
           <w:p>
             <w:pPr>
-              <w:pStyle w:val="Normal"/>
               <w:ind w:right="-108"/>
               <w:jc w:val="center"/>
               <w:rPr>
@@ -2427,7 +2098,6 @@
           </w:tcPr>
           <w:p>
             <w:pPr>
-              <w:pStyle w:val="Normal"/>
               <w:jc w:val="center"/>
               <w:rPr>
                 <w:b/>
@@ -2457,7 +2127,6 @@
           </w:tcPr>
           <w:p>
             <w:pPr>
-              <w:pStyle w:val="Normal"/>
               <w:jc w:val="center"/>
               <w:rPr>
                 <w:b/>
@@ -2478,7 +2147,7 @@
       </w:tr>
       <w:tr>
         <w:trPr>
-          <w:trHeight w:val="230" w:hRule="atLeast"/>
+          <w:trHeight w:val="230"/>
         </w:trPr>
         <w:tc>
           <w:tcPr>
@@ -2492,7 +2161,6 @@
           </w:tcPr>
           <w:p>
             <w:pPr>
-              <w:pStyle w:val="Normal"/>
               <w:jc w:val="center"/>
               <w:rPr>
                 <w:sz w:val="18"/>
@@ -2523,7 +2191,6 @@
           </w:tcPr>
           <w:p>
             <w:pPr>
-              <w:pStyle w:val="Normal"/>
               <w:jc w:val="center"/>
               <w:rPr>
                 <w:sz w:val="18"/>
@@ -2550,11 +2217,10 @@
               <w:bottom w:val="single" w:sz="4" w:space="0" w:color="000000"/>
               <w:right w:val="single" w:sz="4" w:space="0" w:color="000000"/>
             </w:tcBorders>
-            <w:shd w:fill="FFFFFF" w:val="clear"/>
+            <w:shd w:val="clear" w:color="auto" w:fill="FFFFFF"/>
           </w:tcPr>
           <w:p>
             <w:pPr>
-              <w:pStyle w:val="Normal"/>
               <w:jc w:val="center"/>
               <w:rPr>
                 <w:sz w:val="18"/>
@@ -2566,7 +2232,7 @@
                 <w:sz w:val="18"/>
                 <w:szCs w:val="18"/>
               </w:rPr>
-              <w:t xml:space="preserve">{{FIO}}</w:t>
+              <w:t>{{FIO}}</w:t>
             </w:r>
           </w:p>
         </w:tc>
@@ -2578,12 +2244,11 @@
               <w:bottom w:val="single" w:sz="4" w:space="0" w:color="000000"/>
               <w:right w:val="single" w:sz="4" w:space="0" w:color="000000"/>
             </w:tcBorders>
-            <w:shd w:fill="FFFFFF" w:val="clear"/>
+            <w:shd w:val="clear" w:color="auto" w:fill="FFFFFF"/>
             <w:vAlign w:val="center"/>
           </w:tcPr>
           <w:p>
             <w:pPr>
-              <w:pStyle w:val="Normal"/>
               <w:jc w:val="center"/>
               <w:rPr>
                 <w:sz w:val="18"/>
@@ -2611,7 +2276,6 @@
           </w:tcPr>
           <w:p>
             <w:pPr>
-              <w:pStyle w:val="Normal"/>
               <w:jc w:val="center"/>
               <w:rPr>
                 <w:sz w:val="18"/>
@@ -2639,7 +2303,6 @@
           </w:tcPr>
           <w:p>
             <w:pPr>
-              <w:pStyle w:val="Normal"/>
               <w:jc w:val="center"/>
               <w:rPr>
                 <w:sz w:val="18"/>
@@ -2669,7 +2332,6 @@
           </w:tcPr>
           <w:p>
             <w:pPr>
-              <w:pStyle w:val="Normal"/>
               <w:jc w:val="center"/>
               <w:rPr>
                 <w:sz w:val="18"/>
@@ -2698,8 +2360,7 @@
           </w:tcPr>
           <w:p>
             <w:pPr>
-              <w:pStyle w:val="Normal"/>
-              <w:snapToGrid w:val="false"/>
+              <w:snapToGrid w:val="0"/>
               <w:jc w:val="center"/>
               <w:rPr>
                 <w:rFonts w:ascii="Calibri" w:hAnsi="Calibri" w:cs="Calibri"/>
@@ -2708,14 +2369,6 @@
                 <w:lang w:val="ru-RU"/>
               </w:rPr>
             </w:pPr>
-            <w:r>
-              <w:rPr>
-                <w:rFonts w:cs="Calibri" w:ascii="Calibri" w:hAnsi="Calibri"/>
-                <w:sz w:val="18"/>
-                <w:szCs w:val="18"/>
-                <w:lang w:val="ru-RU"/>
-              </w:rPr>
-            </w:r>
           </w:p>
           <w:p>
             <w:r>
@@ -2727,22 +2380,14 @@
     </w:tbl>
     <w:p>
       <w:pPr>
-        <w:pStyle w:val="Normal"/>
         <w:rPr>
           <w:b/>
           <w:bCs/>
         </w:rPr>
       </w:pPr>
-      <w:r>
-        <w:rPr>
-          <w:b/>
-          <w:bCs/>
-        </w:rPr>
-      </w:r>
     </w:p>
     <w:p>
       <w:pPr>
-        <w:pStyle w:val="Normal"/>
         <w:rPr>
           <w:b/>
           <w:bCs/>
@@ -2777,28 +2422,18 @@
     </w:p>
     <w:p>
       <w:pPr>
-        <w:pStyle w:val="Normal"/>
         <w:rPr>
           <w:b/>
           <w:bCs/>
           <w:lang w:val="ru-RU"/>
         </w:rPr>
       </w:pPr>
-      <w:r>
-        <w:rPr>
-          <w:b/>
-          <w:bCs/>
-          <w:lang w:val="ru-RU"/>
-        </w:rPr>
-      </w:r>
     </w:p>
     <w:p>
       <w:pPr>
-        <w:pStyle w:val="Normal"/>
         <w:rPr>
           <w:b/>
           <w:bCs/>
-          <w:i/>
           <w:i/>
           <w:lang w:val="en-GB"/>
         </w:rPr>
@@ -2814,14 +2449,11 @@
     </w:p>
     <w:p>
       <w:pPr>
-        <w:pStyle w:val="Normal"/>
-        <w:rPr>
-          <w:i/>
+        <w:rPr>
           <w:i/>
           <w:iCs/>
           <w:sz w:val="14"/>
           <w:szCs w:val="14"/>
-          <w:lang w:val="ru-RU"/>
         </w:rPr>
       </w:pPr>
       <w:r>
@@ -2969,7 +2601,6 @@
     </w:p>
     <w:p>
       <w:pPr>
-        <w:pStyle w:val="Normal"/>
         <w:rPr>
           <w:b/>
           <w:bCs/>
@@ -3010,78 +2641,122 @@
     </w:p>
     <w:p>
       <w:pPr>
-        <w:pStyle w:val="Normal"/>
         <w:rPr>
           <w:b/>
           <w:bCs/>
           <w:lang w:val="ru-RU"/>
         </w:rPr>
       </w:pPr>
+    </w:p>
+    <w:p>
       <w:r>
         <w:rPr>
           <w:b/>
-          <w:bCs/>
-          <w:lang w:val="ru-RU"/>
-        </w:rPr>
+          <w:sz w:val="24"/>
+        </w:rPr>
+        <w:t>________________________________________________________                   _________________</w:t>
       </w:r>
     </w:p>
     <w:p>
       <w:pPr>
-        <w:pStyle w:val="Normal"/>
-        <w:rPr/>
+        <w:rPr>
+          <w:i/>
+          <w:iCs/>
+          <w:sz w:val="14"/>
+          <w:szCs w:val="14"/>
+        </w:rPr>
       </w:pPr>
       <w:r>
         <w:rPr>
-          <w:b/>
-          <w:sz w:val="24"/>
-        </w:rPr>
-        <w:t>________________________________________________________                   _________________</w:t>
+          <w:i/>
+          <w:iCs/>
+          <w:sz w:val="14"/>
+          <w:szCs w:val="14"/>
+        </w:rPr>
+        <w:t xml:space="preserve">                Аты-жөні; Ф.И.О.; position, last name, name, patronymic (if available)</w:t>
+      </w:r>
+      <w:r>
+        <w:t xml:space="preserve">                                                                       </w:t>
+      </w:r>
+      <w:r>
+        <w:rPr>
+          <w:i/>
+          <w:iCs/>
+          <w:sz w:val="14"/>
+          <w:szCs w:val="14"/>
+          <w:lang w:val="ru-RU"/>
+        </w:rPr>
+        <w:t>Қолы</w:t>
+      </w:r>
+      <w:r>
+        <w:rPr>
+          <w:i/>
+          <w:iCs/>
+          <w:sz w:val="14"/>
+          <w:szCs w:val="14"/>
+        </w:rPr>
+        <w:t>/</w:t>
+      </w:r>
+      <w:r>
+        <w:rPr>
+          <w:i/>
+          <w:iCs/>
+          <w:sz w:val="14"/>
+          <w:szCs w:val="14"/>
+          <w:lang w:val="ru-RU"/>
+        </w:rPr>
+        <w:t>Подпись</w:t>
+      </w:r>
+      <w:r>
+        <w:rPr>
+          <w:i/>
+          <w:iCs/>
+          <w:sz w:val="14"/>
+          <w:szCs w:val="14"/>
+        </w:rPr>
+        <w:t>/Signature</w:t>
       </w:r>
     </w:p>
     <w:p>
       <w:pPr>
-        <w:pStyle w:val="Normal"/>
-        <w:rPr>
-          <w:i/>
+        <w:rPr>
           <w:i/>
           <w:iCs/>
           <w:sz w:val="14"/>
           <w:szCs w:val="14"/>
-          <w:lang w:val="ru-RU"/>
         </w:rPr>
       </w:pPr>
-      <w:r>
+    </w:p>
+    <w:p>
+      <w:pPr>
         <w:rPr>
           <w:i/>
           <w:iCs/>
           <w:sz w:val="14"/>
           <w:szCs w:val="14"/>
         </w:rPr>
-        <w:t xml:space="preserve">                </w:t>
-      </w:r>
-      <w:r>
+      </w:pPr>
+    </w:p>
+    <w:p>
+      <w:pPr>
         <w:rPr>
           <w:i/>
           <w:iCs/>
           <w:sz w:val="14"/>
           <w:szCs w:val="14"/>
         </w:rPr>
-        <w:t>Аты-жөні; Ф.И.О.; position, last name, name, patronymic (if available)</w:t>
-      </w:r>
-      <w:r>
-        <w:rPr/>
-        <w:t xml:space="preserve">                                                                       </w:t>
-      </w:r>
+      </w:pPr>
       <w:r>
         <w:rPr>
           <w:i/>
           <w:iCs/>
           <w:sz w:val="14"/>
           <w:szCs w:val="14"/>
-          <w:lang w:val="ru-RU"/>
-        </w:rPr>
-        <w:t>Қолы</w:t>
-      </w:r>
+        </w:rPr>
+        <w:t>_______________________________________________________________________________________________                                     ____________________________</w:t>
+      </w:r>
+    </w:p>
+    <w:p>
       <w:r>
         <w:rPr>
           <w:i/>
@@ -3089,7 +2764,7 @@
           <w:sz w:val="14"/>
           <w:szCs w:val="14"/>
         </w:rPr>
-        <w:t>/</w:t>
+        <w:t xml:space="preserve">              Аты-жөні; Ф.И.О.; position, last name, name, patronymic (if available)                                                                                                       </w:t>
       </w:r>
       <w:r>
         <w:rPr>
@@ -3099,7 +2774,7 @@
           <w:szCs w:val="14"/>
           <w:lang w:val="ru-RU"/>
         </w:rPr>
-        <w:t>Подпись</w:t>
+        <w:t>Қолы</w:t>
       </w:r>
       <w:r>
         <w:rPr>
@@ -3108,171 +2783,78 @@
           <w:sz w:val="14"/>
           <w:szCs w:val="14"/>
         </w:rPr>
-        <w:t>/Signature</w:t>
-      </w:r>
-    </w:p>
-    <w:p>
-      <w:pPr>
-        <w:pStyle w:val="Normal"/>
-        <w:rPr>
-          <w:i/>
+        <w:t>/</w:t>
+      </w:r>
+      <w:r>
+        <w:rPr>
           <w:i/>
           <w:iCs/>
           <w:sz w:val="14"/>
           <w:szCs w:val="14"/>
           <w:lang w:val="ru-RU"/>
         </w:rPr>
-      </w:pPr>
+        <w:t>Подпись</w:t>
+      </w:r>
       <w:r>
         <w:rPr>
           <w:i/>
           <w:iCs/>
           <w:sz w:val="14"/>
           <w:szCs w:val="14"/>
-          <w:lang w:val="ru-RU"/>
-        </w:rPr>
-      </w:r>
-    </w:p>
-    <w:p>
-      <w:pPr>
-        <w:pStyle w:val="Normal"/>
-        <w:rPr>
-          <w:i/>
-          <w:i/>
-          <w:iCs/>
-          <w:sz w:val="14"/>
-          <w:szCs w:val="14"/>
-          <w:lang w:val="ru-RU"/>
-        </w:rPr>
-      </w:pPr>
-      <w:r>
-        <w:rPr>
-          <w:i/>
-          <w:iCs/>
-          <w:sz w:val="14"/>
-          <w:szCs w:val="14"/>
-          <w:lang w:val="ru-RU"/>
-        </w:rPr>
-      </w:r>
-    </w:p>
-    <w:p>
-      <w:pPr>
-        <w:pStyle w:val="Normal"/>
-        <w:rPr>
-          <w:i/>
-          <w:i/>
-          <w:iCs/>
-          <w:sz w:val="14"/>
-          <w:szCs w:val="14"/>
-        </w:rPr>
-      </w:pPr>
-      <w:r>
-        <w:rPr>
-          <w:i/>
-          <w:iCs/>
-          <w:sz w:val="14"/>
-          <w:szCs w:val="14"/>
-        </w:rPr>
-        <w:t>_______________________________________________________________________________________________                                     ____________________________</w:t>
-      </w:r>
-    </w:p>
-    <w:p>
-      <w:pPr>
-        <w:pStyle w:val="Normal"/>
-        <w:rPr/>
-      </w:pPr>
-      <w:r>
-        <w:rPr>
-          <w:i/>
-          <w:iCs/>
-          <w:sz w:val="14"/>
-          <w:szCs w:val="14"/>
-        </w:rPr>
-        <w:t xml:space="preserve">              </w:t>
-      </w:r>
-      <w:r>
-        <w:rPr>
-          <w:i/>
-          <w:iCs/>
-          <w:sz w:val="14"/>
-          <w:szCs w:val="14"/>
-        </w:rPr>
-        <w:t xml:space="preserve">Аты-жөні; Ф.И.О.; position, last name, name, patronymic (if available)                                                                                                       </w:t>
-      </w:r>
-      <w:r>
-        <w:rPr>
-          <w:i/>
-          <w:iCs/>
-          <w:sz w:val="14"/>
-          <w:szCs w:val="14"/>
-          <w:lang w:val="ru-RU"/>
-        </w:rPr>
-        <w:t>Қолы</w:t>
-      </w:r>
-      <w:r>
-        <w:rPr>
-          <w:i/>
-          <w:iCs/>
-          <w:sz w:val="14"/>
-          <w:szCs w:val="14"/>
-        </w:rPr>
-        <w:t>/</w:t>
-      </w:r>
-      <w:r>
-        <w:rPr>
-          <w:i/>
-          <w:iCs/>
-          <w:sz w:val="14"/>
-          <w:szCs w:val="14"/>
-          <w:lang w:val="ru-RU"/>
-        </w:rPr>
-        <w:t>Подпись</w:t>
-      </w:r>
-      <w:r>
-        <w:rPr>
-          <w:i/>
-          <w:iCs/>
-          <w:sz w:val="14"/>
-          <w:szCs w:val="14"/>
         </w:rPr>
         <w:t>/Signature</w:t>
       </w:r>
     </w:p>
     <w:sectPr>
-      <w:headerReference w:type="default" r:id="rId2"/>
-      <w:footerReference w:type="default" r:id="rId3"/>
-      <w:type w:val="nextPage"/>
+      <w:headerReference w:type="default" r:id="rId7"/>
+      <w:footerReference w:type="default" r:id="rId8"/>
       <w:pgSz w:w="11906" w:h="16838"/>
-      <w:pgMar w:left="992" w:right="709" w:gutter="0" w:header="450" w:top="1620" w:footer="567" w:bottom="851"/>
-      <w:pgNumType w:fmt="decimal"/>
-      <w:formProt w:val="false"/>
-      <w:textDirection w:val="lrTb"/>
-      <w:docGrid w:type="default" w:linePitch="360" w:charSpace="0"/>
+      <w:pgMar w:top="1620" w:right="709" w:bottom="851" w:left="992" w:header="450" w:footer="567" w:gutter="0"/>
+      <w:cols w:space="720"/>
+      <w:formProt w:val="0"/>
+      <w:docGrid w:linePitch="360"/>
     </w:sectPr>
   </w:body>
 </w:document>
 </file>
 
+<file path=word/endnotes.xml><?xml version="1.0" encoding="utf-8"?>
+<w:endnotes xmlns:wpc="http://schemas.microsoft.com/office/word/2010/wordprocessingCanvas" xmlns:cx="http://schemas.microsoft.com/office/drawing/2014/chartex" xmlns:cx1="http://schemas.microsoft.com/office/drawing/2015/9/8/chartex" xmlns:cx2="http://schemas.microsoft.com/office/drawing/2015/10/21/chartex" xmlns:cx3="http://schemas.microsoft.com/office/drawing/2016/5/9/chartex" xmlns:cx4="http://schemas.microsoft.com/office/drawing/2016/5/10/chartex" xmlns:cx5="http://schemas.microsoft.com/office/drawing/2016/5/11/chartex" xmlns:cx6="http://schemas.microsoft.com/office/drawing/2016/5/12/chartex" xmlns:cx7="http://schemas.microsoft.com/office/drawing/2016/5/13/chartex" xmlns:cx8="http://schemas.microsoft.com/office/drawing/2016/5/14/chartex" xmlns:mc="http://schemas.openxmlformats.org/markup-compatibility/2006" xmlns:aink="http://schemas.microsoft.com/office/drawing/2016/ink" xmlns:am3d="http://schemas.microsoft.com/office/drawing/2017/model3d" xmlns:o="urn:schemas-microsoft-com:office:office" xmlns:oel="http://schemas.microsoft.com/office/2019/extlst" xmlns:r="http://schemas.openxmlformats.org/officeDocument/2006/relationships" xmlns:m="http://schemas.openxmlformats.org/officeDocument/2006/math" xmlns:v="urn:schemas-microsoft-com:vml" xmlns:wp14="http://schemas.microsoft.com/office/word/2010/wordprocessingDrawing" xmlns:wp="http://schemas.openxmlformats.org/drawingml/2006/wordprocessingDrawing" xmlns:w10="urn:schemas-microsoft-com:office:word" xmlns:w="http://schemas.openxmlformats.org/wordprocessingml/2006/main" xmlns:w14="http://schemas.microsoft.com/office/word/2010/wordml" xmlns:w15="http://schemas.microsoft.com/office/word/2012/wordml" xmlns:w16cex="http://schemas.microsoft.com/office/word/2018/wordml/cex" xmlns:w16cid="http://schemas.microsoft.com/office/word/2016/wordml/cid" xmlns:w16="http://schemas.microsoft.com/office/word/2018/wordml" xmlns:w16du="http://schemas.microsoft.com/office/word/2023/wordml/word16du" xmlns:w16sdtdh="http://schemas.microsoft.com/office/word/2020/wordml/sdtdatahash" xmlns:w16sdtfl="http://schemas.microsoft.com/office/word/2024/wordml/sdtformatlock" xmlns:w16se="http://schemas.microsoft.com/office/word/2015/wordml/symex" xmlns:wpg="http://schemas.microsoft.com/office/word/2010/wordprocessingGroup" xmlns:wpi="http://schemas.microsoft.com/office/word/2010/wordprocessingInk" xmlns:wne="http://schemas.microsoft.com/office/word/2006/wordml" xmlns:wps="http://schemas.microsoft.com/office/word/2010/wordprocessingShape" mc:Ignorable="w14 w15 w16se w16cid w16 w16cex w16sdtdh w16sdtfl w16du wp14">
+  <w:endnote w:type="separator" w:id="-1">
+    <w:p>
+      <w:r>
+        <w:separator/>
+      </w:r>
+    </w:p>
+  </w:endnote>
+  <w:endnote w:type="continuationSeparator" w:id="0">
+    <w:p>
+      <w:r>
+        <w:continuationSeparator/>
+      </w:r>
+    </w:p>
+  </w:endnote>
+</w:endnotes>
+</file>
+
 <file path=word/footer1.xml><?xml version="1.0" encoding="utf-8"?>
-<w:ftr xmlns:o="urn:schemas-microsoft-com:office:office" xmlns:r="http://schemas.openxmlformats.org/officeDocument/2006/relationships" xmlns:v="urn:schemas-microsoft-com:vml" xmlns:w="http://schemas.openxmlformats.org/wordprocessingml/2006/main" xmlns:w10="urn:schemas-microsoft-com:office:word" xmlns:wp="http://schemas.openxmlformats.org/drawingml/2006/wordprocessingDrawing" xmlns:pic="http://schemas.openxmlformats.org/drawingml/2006/picture" xmlns:wps="http://schemas.microsoft.com/office/word/2010/wordprocessingShape" xmlns:wpg="http://schemas.microsoft.com/office/word/2010/wordprocessingGroup" xmlns:mc="http://schemas.openxmlformats.org/markup-compatibility/2006" xmlns:wp14="http://schemas.microsoft.com/office/word/2010/wordprocessingDrawing" xmlns:w14="http://schemas.microsoft.com/office/word/2010/wordml" xmlns:w15="http://schemas.microsoft.com/office/word/2012/wordml" mc:Ignorable="w14 wp14 w15">
+<w:ftr xmlns:wpc="http://schemas.microsoft.com/office/word/2010/wordprocessingCanvas" xmlns:cx="http://schemas.microsoft.com/office/drawing/2014/chartex" xmlns:cx1="http://schemas.microsoft.com/office/drawing/2015/9/8/chartex" xmlns:cx2="http://schemas.microsoft.com/office/drawing/2015/10/21/chartex" xmlns:cx3="http://schemas.microsoft.com/office/drawing/2016/5/9/chartex" xmlns:cx4="http://schemas.microsoft.com/office/drawing/2016/5/10/chartex" xmlns:cx5="http://schemas.microsoft.com/office/drawing/2016/5/11/chartex" xmlns:cx6="http://schemas.microsoft.com/office/drawing/2016/5/12/chartex" xmlns:cx7="http://schemas.microsoft.com/office/drawing/2016/5/13/chartex" xmlns:cx8="http://schemas.microsoft.com/office/drawing/2016/5/14/chartex" xmlns:mc="http://schemas.openxmlformats.org/markup-compatibility/2006" xmlns:aink="http://schemas.microsoft.com/office/drawing/2016/ink" xmlns:am3d="http://schemas.microsoft.com/office/drawing/2017/model3d" xmlns:o="urn:schemas-microsoft-com:office:office" xmlns:oel="http://schemas.microsoft.com/office/2019/extlst" xmlns:r="http://schemas.openxmlformats.org/officeDocument/2006/relationships" xmlns:m="http://schemas.openxmlformats.org/officeDocument/2006/math" xmlns:v="urn:schemas-microsoft-com:vml" xmlns:wp14="http://schemas.microsoft.com/office/word/2010/wordprocessingDrawing" xmlns:wp="http://schemas.openxmlformats.org/drawingml/2006/wordprocessingDrawing" xmlns:w10="urn:schemas-microsoft-com:office:word" xmlns:w="http://schemas.openxmlformats.org/wordprocessingml/2006/main" xmlns:w14="http://schemas.microsoft.com/office/word/2010/wordml" xmlns:w15="http://schemas.microsoft.com/office/word/2012/wordml" xmlns:w16cex="http://schemas.microsoft.com/office/word/2018/wordml/cex" xmlns:w16cid="http://schemas.microsoft.com/office/word/2016/wordml/cid" xmlns:w16="http://schemas.microsoft.com/office/word/2018/wordml" xmlns:w16du="http://schemas.microsoft.com/office/word/2023/wordml/word16du" xmlns:w16sdtdh="http://schemas.microsoft.com/office/word/2020/wordml/sdtdatahash" xmlns:w16sdtfl="http://schemas.microsoft.com/office/word/2024/wordml/sdtformatlock" xmlns:w16se="http://schemas.microsoft.com/office/word/2015/wordml/symex" xmlns:wpg="http://schemas.microsoft.com/office/word/2010/wordprocessingGroup" xmlns:wpi="http://schemas.microsoft.com/office/word/2010/wordprocessingInk" xmlns:wne="http://schemas.microsoft.com/office/word/2006/wordml" xmlns:wps="http://schemas.microsoft.com/office/word/2010/wordprocessingShape" mc:Ignorable="w14 w15 w16se w16cid w16 w16cex w16sdtdh w16sdtfl w16du wp14">
   <w:p>
     <w:pPr>
-      <w:pStyle w:val="Footer"/>
+      <w:pStyle w:val="ab"/>
       <w:pBdr>
         <w:top w:val="single" w:sz="6" w:space="1" w:color="000000"/>
       </w:pBdr>
       <w:tabs>
-        <w:tab w:val="clear" w:pos="720"/>
-        <w:tab w:val="left" w:pos="284" w:leader="none"/>
-        <w:tab w:val="left" w:pos="4536" w:leader="none"/>
-        <w:tab w:val="right" w:pos="10065" w:leader="none"/>
+        <w:tab w:val="left" w:pos="284"/>
+        <w:tab w:val="left" w:pos="4536"/>
+        <w:tab w:val="right" w:pos="10065"/>
       </w:tabs>
       <w:jc w:val="center"/>
       <w:rPr>
-        <w:rStyle w:val="PageNumber"/>
+        <w:rStyle w:val="a4"/>
         <w:rFonts w:ascii="Arial" w:hAnsi="Arial" w:cs="Arial"/>
         <w:b/>
-        <w:i/>
         <w:i/>
         <w:sz w:val="18"/>
         <w:szCs w:val="18"/>
@@ -3280,8 +2862,8 @@
     </w:pPr>
     <w:r>
       <w:rPr>
-        <w:rStyle w:val="PageNumber"/>
-        <w:rFonts w:cs="Arial" w:ascii="Arial" w:hAnsi="Arial"/>
+        <w:rStyle w:val="a4"/>
+        <w:rFonts w:ascii="Arial" w:hAnsi="Arial" w:cs="Arial"/>
         <w:b/>
         <w:i/>
         <w:sz w:val="16"/>
@@ -3292,8 +2874,8 @@
     </w:r>
     <w:r>
       <w:rPr>
-        <w:rStyle w:val="PageNumber"/>
-        <w:rFonts w:cs="Arial" w:ascii="Arial" w:hAnsi="Arial"/>
+        <w:rStyle w:val="a4"/>
+        <w:rFonts w:ascii="Arial" w:hAnsi="Arial" w:cs="Arial"/>
         <w:b/>
         <w:i/>
         <w:sz w:val="16"/>
@@ -3303,8 +2885,8 @@
     </w:r>
     <w:r>
       <w:rPr>
-        <w:rStyle w:val="PageNumber"/>
-        <w:rFonts w:cs="Arial" w:ascii="Arial" w:hAnsi="Arial"/>
+        <w:rStyle w:val="a4"/>
+        <w:rFonts w:ascii="Arial" w:hAnsi="Arial" w:cs="Arial"/>
         <w:b/>
         <w:i/>
         <w:sz w:val="16"/>
@@ -3315,8 +2897,8 @@
     </w:r>
     <w:r>
       <w:rPr>
-        <w:rStyle w:val="PageNumber"/>
-        <w:rFonts w:cs="Arial" w:ascii="Arial" w:hAnsi="Arial"/>
+        <w:rStyle w:val="a4"/>
+        <w:rFonts w:ascii="Arial" w:hAnsi="Arial" w:cs="Arial"/>
         <w:b/>
         <w:i/>
         <w:sz w:val="16"/>
@@ -3326,8 +2908,8 @@
     </w:r>
     <w:r>
       <w:rPr>
-        <w:rStyle w:val="PageNumber"/>
-        <w:rFonts w:cs="Arial" w:ascii="Arial" w:hAnsi="Arial"/>
+        <w:rStyle w:val="a4"/>
+        <w:rFonts w:ascii="Arial" w:hAnsi="Arial" w:cs="Arial"/>
         <w:b/>
         <w:i/>
         <w:sz w:val="16"/>
@@ -3338,8 +2920,8 @@
     </w:r>
     <w:r>
       <w:rPr>
-        <w:rStyle w:val="PageNumber"/>
-        <w:rFonts w:cs="Arial" w:ascii="Arial" w:hAnsi="Arial"/>
+        <w:rStyle w:val="a4"/>
+        <w:rFonts w:ascii="Arial" w:hAnsi="Arial" w:cs="Arial"/>
         <w:b/>
         <w:i/>
         <w:sz w:val="16"/>
@@ -3349,8 +2931,8 @@
     </w:r>
     <w:r>
       <w:rPr>
-        <w:rStyle w:val="PageNumber"/>
-        <w:rFonts w:cs="Arial" w:ascii="Arial" w:hAnsi="Arial"/>
+        <w:rStyle w:val="a4"/>
+        <w:rFonts w:ascii="Arial" w:hAnsi="Arial" w:cs="Arial"/>
         <w:b/>
         <w:i/>
         <w:sz w:val="16"/>
@@ -3361,8 +2943,8 @@
     </w:r>
     <w:r>
       <w:rPr>
-        <w:rStyle w:val="PageNumber"/>
-        <w:rFonts w:cs="Arial" w:ascii="Arial" w:hAnsi="Arial"/>
+        <w:rStyle w:val="a4"/>
+        <w:rFonts w:ascii="Arial" w:hAnsi="Arial" w:cs="Arial"/>
         <w:b/>
         <w:i/>
         <w:sz w:val="16"/>
@@ -3372,8 +2954,8 @@
     </w:r>
     <w:r>
       <w:rPr>
-        <w:rStyle w:val="PageNumber"/>
-        <w:rFonts w:cs="Arial" w:ascii="Arial" w:hAnsi="Arial"/>
+        <w:rStyle w:val="a4"/>
+        <w:rFonts w:ascii="Arial" w:hAnsi="Arial" w:cs="Arial"/>
         <w:b/>
         <w:i/>
         <w:sz w:val="16"/>
@@ -3384,8 +2966,8 @@
     </w:r>
     <w:r>
       <w:rPr>
-        <w:rStyle w:val="PageNumber"/>
-        <w:rFonts w:cs="Arial" w:ascii="Arial" w:hAnsi="Arial"/>
+        <w:rStyle w:val="a4"/>
+        <w:rFonts w:ascii="Arial" w:hAnsi="Arial" w:cs="Arial"/>
         <w:b/>
         <w:i/>
         <w:sz w:val="16"/>
@@ -3395,8 +2977,8 @@
     </w:r>
     <w:r>
       <w:rPr>
-        <w:rStyle w:val="PageNumber"/>
-        <w:rFonts w:cs="Arial" w:ascii="Arial" w:hAnsi="Arial"/>
+        <w:rStyle w:val="a4"/>
+        <w:rFonts w:ascii="Arial" w:hAnsi="Arial" w:cs="Arial"/>
         <w:b/>
         <w:i/>
         <w:sz w:val="16"/>
@@ -3408,40 +2990,54 @@
   </w:p>
   <w:p>
     <w:pPr>
-      <w:pStyle w:val="Footer"/>
+      <w:pStyle w:val="ab"/>
       <w:pBdr>
         <w:top w:val="single" w:sz="6" w:space="1" w:color="000000"/>
       </w:pBdr>
       <w:tabs>
-        <w:tab w:val="clear" w:pos="720"/>
-        <w:tab w:val="left" w:pos="284" w:leader="none"/>
-        <w:tab w:val="left" w:pos="4536" w:leader="none"/>
-        <w:tab w:val="right" w:pos="10065" w:leader="none"/>
+        <w:tab w:val="left" w:pos="284"/>
+        <w:tab w:val="left" w:pos="4536"/>
+        <w:tab w:val="right" w:pos="10065"/>
       </w:tabs>
       <w:jc w:val="center"/>
       <w:rPr>
-        <w:rStyle w:val="PageNumber"/>
+        <w:rStyle w:val="a4"/>
         <w:rFonts w:ascii="Arial" w:hAnsi="Arial" w:cs="Arial"/>
         <w:b/>
-        <w:i/>
         <w:i/>
         <w:color w:val="FF0000"/>
         <w:sz w:val="18"/>
         <w:szCs w:val="18"/>
       </w:rPr>
     </w:pPr>
-    <w:r>
-      <w:rPr/>
-    </w:r>
   </w:p>
 </w:ftr>
 </file>
 
+<file path=word/footnotes.xml><?xml version="1.0" encoding="utf-8"?>
+<w:footnotes xmlns:wpc="http://schemas.microsoft.com/office/word/2010/wordprocessingCanvas" xmlns:cx="http://schemas.microsoft.com/office/drawing/2014/chartex" xmlns:cx1="http://schemas.microsoft.com/office/drawing/2015/9/8/chartex" xmlns:cx2="http://schemas.microsoft.com/office/drawing/2015/10/21/chartex" xmlns:cx3="http://schemas.microsoft.com/office/drawing/2016/5/9/chartex" xmlns:cx4="http://schemas.microsoft.com/office/drawing/2016/5/10/chartex" xmlns:cx5="http://schemas.microsoft.com/office/drawing/2016/5/11/chartex" xmlns:cx6="http://schemas.microsoft.com/office/drawing/2016/5/12/chartex" xmlns:cx7="http://schemas.microsoft.com/office/drawing/2016/5/13/chartex" xmlns:cx8="http://schemas.microsoft.com/office/drawing/2016/5/14/chartex" xmlns:mc="http://schemas.openxmlformats.org/markup-compatibility/2006" xmlns:aink="http://schemas.microsoft.com/office/drawing/2016/ink" xmlns:am3d="http://schemas.microsoft.com/office/drawing/2017/model3d" xmlns:o="urn:schemas-microsoft-com:office:office" xmlns:oel="http://schemas.microsoft.com/office/2019/extlst" xmlns:r="http://schemas.openxmlformats.org/officeDocument/2006/relationships" xmlns:m="http://schemas.openxmlformats.org/officeDocument/2006/math" xmlns:v="urn:schemas-microsoft-com:vml" xmlns:wp14="http://schemas.microsoft.com/office/word/2010/wordprocessingDrawing" xmlns:wp="http://schemas.openxmlformats.org/drawingml/2006/wordprocessingDrawing" xmlns:w10="urn:schemas-microsoft-com:office:word" xmlns:w="http://schemas.openxmlformats.org/wordprocessingml/2006/main" xmlns:w14="http://schemas.microsoft.com/office/word/2010/wordml" xmlns:w15="http://schemas.microsoft.com/office/word/2012/wordml" xmlns:w16cex="http://schemas.microsoft.com/office/word/2018/wordml/cex" xmlns:w16cid="http://schemas.microsoft.com/office/word/2016/wordml/cid" xmlns:w16="http://schemas.microsoft.com/office/word/2018/wordml" xmlns:w16du="http://schemas.microsoft.com/office/word/2023/wordml/word16du" xmlns:w16sdtdh="http://schemas.microsoft.com/office/word/2020/wordml/sdtdatahash" xmlns:w16sdtfl="http://schemas.microsoft.com/office/word/2024/wordml/sdtformatlock" xmlns:w16se="http://schemas.microsoft.com/office/word/2015/wordml/symex" xmlns:wpg="http://schemas.microsoft.com/office/word/2010/wordprocessingGroup" xmlns:wpi="http://schemas.microsoft.com/office/word/2010/wordprocessingInk" xmlns:wne="http://schemas.microsoft.com/office/word/2006/wordml" xmlns:wps="http://schemas.microsoft.com/office/word/2010/wordprocessingShape" mc:Ignorable="w14 w15 w16se w16cid w16 w16cex w16sdtdh w16sdtfl w16du wp14">
+  <w:footnote w:type="separator" w:id="-1">
+    <w:p>
+      <w:r>
+        <w:separator/>
+      </w:r>
+    </w:p>
+  </w:footnote>
+  <w:footnote w:type="continuationSeparator" w:id="0">
+    <w:p>
+      <w:r>
+        <w:continuationSeparator/>
+      </w:r>
+    </w:p>
+  </w:footnote>
+</w:footnotes>
+</file>
+
 <file path=word/header1.xml><?xml version="1.0" encoding="utf-8"?>
-<w:hdr xmlns:o="urn:schemas-microsoft-com:office:office" xmlns:r="http://schemas.openxmlformats.org/officeDocument/2006/relationships" xmlns:v="urn:schemas-microsoft-com:vml" xmlns:w="http://schemas.openxmlformats.org/wordprocessingml/2006/main" xmlns:w10="urn:schemas-microsoft-com:office:word" xmlns:wp="http://schemas.openxmlformats.org/drawingml/2006/wordprocessingDrawing" xmlns:pic="http://schemas.openxmlformats.org/drawingml/2006/picture" xmlns:wps="http://schemas.microsoft.com/office/word/2010/wordprocessingShape" xmlns:wpg="http://schemas.microsoft.com/office/word/2010/wordprocessingGroup" xmlns:mc="http://schemas.openxmlformats.org/markup-compatibility/2006" xmlns:wp14="http://schemas.microsoft.com/office/word/2010/wordprocessingDrawing" xmlns:w14="http://schemas.microsoft.com/office/word/2010/wordml" xmlns:w15="http://schemas.microsoft.com/office/word/2012/wordml" mc:Ignorable="w14 wp14 w15">
+<w:hdr xmlns:wpc="http://schemas.microsoft.com/office/word/2010/wordprocessingCanvas" xmlns:cx="http://schemas.microsoft.com/office/drawing/2014/chartex" xmlns:cx1="http://schemas.microsoft.com/office/drawing/2015/9/8/chartex" xmlns:cx2="http://schemas.microsoft.com/office/drawing/2015/10/21/chartex" xmlns:cx3="http://schemas.microsoft.com/office/drawing/2016/5/9/chartex" xmlns:cx4="http://schemas.microsoft.com/office/drawing/2016/5/10/chartex" xmlns:cx5="http://schemas.microsoft.com/office/drawing/2016/5/11/chartex" xmlns:cx6="http://schemas.microsoft.com/office/drawing/2016/5/12/chartex" xmlns:cx7="http://schemas.microsoft.com/office/drawing/2016/5/13/chartex" xmlns:cx8="http://schemas.microsoft.com/office/drawing/2016/5/14/chartex" xmlns:mc="http://schemas.openxmlformats.org/markup-compatibility/2006" xmlns:aink="http://schemas.microsoft.com/office/drawing/2016/ink" xmlns:am3d="http://schemas.microsoft.com/office/drawing/2017/model3d" xmlns:o="urn:schemas-microsoft-com:office:office" xmlns:oel="http://schemas.microsoft.com/office/2019/extlst" xmlns:r="http://schemas.openxmlformats.org/officeDocument/2006/relationships" xmlns:m="http://schemas.openxmlformats.org/officeDocument/2006/math" xmlns:v="urn:schemas-microsoft-com:vml" xmlns:wp14="http://schemas.microsoft.com/office/word/2010/wordprocessingDrawing" xmlns:wp="http://schemas.openxmlformats.org/drawingml/2006/wordprocessingDrawing" xmlns:w10="urn:schemas-microsoft-com:office:word" xmlns:w="http://schemas.openxmlformats.org/wordprocessingml/2006/main" xmlns:w14="http://schemas.microsoft.com/office/word/2010/wordml" xmlns:w15="http://schemas.microsoft.com/office/word/2012/wordml" xmlns:w16cex="http://schemas.microsoft.com/office/word/2018/wordml/cex" xmlns:w16cid="http://schemas.microsoft.com/office/word/2016/wordml/cid" xmlns:w16="http://schemas.microsoft.com/office/word/2018/wordml" xmlns:w16du="http://schemas.microsoft.com/office/word/2023/wordml/word16du" xmlns:w16sdtdh="http://schemas.microsoft.com/office/word/2020/wordml/sdtdatahash" xmlns:w16sdtfl="http://schemas.microsoft.com/office/word/2024/wordml/sdtformatlock" xmlns:w16se="http://schemas.microsoft.com/office/word/2015/wordml/symex" xmlns:wpg="http://schemas.microsoft.com/office/word/2010/wordprocessingGroup" xmlns:wpi="http://schemas.microsoft.com/office/word/2010/wordprocessingInk" xmlns:wne="http://schemas.microsoft.com/office/word/2006/wordml" xmlns:wps="http://schemas.microsoft.com/office/word/2010/wordprocessingShape" mc:Ignorable="w14 w15 w16se w16cid w16 w16cex w16sdtdh w16sdtfl w16du wp14">
   <w:p>
     <w:pPr>
-      <w:pStyle w:val="Header"/>
+      <w:pStyle w:val="aa"/>
       <w:ind w:right="-234"/>
       <w:jc w:val="center"/>
       <w:rPr>
@@ -3452,7 +3048,7 @@
     </w:pPr>
     <w:r>
       <w:rPr>
-        <w:rFonts w:cs="Arial" w:ascii="Arial" w:hAnsi="Arial"/>
+        <w:rFonts w:ascii="Arial" w:hAnsi="Arial" w:cs="Arial"/>
         <w:sz w:val="16"/>
         <w:szCs w:val="16"/>
       </w:rPr>
@@ -3460,7 +3056,7 @@
     </w:r>
     <w:r>
       <w:rPr>
-        <w:rFonts w:cs="Arial" w:ascii="Arial" w:hAnsi="Arial"/>
+        <w:rFonts w:ascii="Arial" w:hAnsi="Arial" w:cs="Arial"/>
         <w:sz w:val="16"/>
         <w:szCs w:val="16"/>
       </w:rPr>
@@ -3468,39 +3064,39 @@
     </w:r>
     <w:r>
       <w:rPr>
+        <w:rFonts w:ascii="Arial" w:hAnsi="Arial" w:cs="Arial"/>
         <w:sz w:val="16"/>
         <w:szCs w:val="16"/>
-        <w:rFonts w:cs="Arial" w:ascii="Arial" w:hAnsi="Arial"/>
       </w:rPr>
       <w:instrText xml:space="preserve"> PAGE </w:instrText>
     </w:r>
     <w:r>
       <w:rPr>
+        <w:rFonts w:ascii="Arial" w:hAnsi="Arial" w:cs="Arial"/>
         <w:sz w:val="16"/>
         <w:szCs w:val="16"/>
-        <w:rFonts w:cs="Arial" w:ascii="Arial" w:hAnsi="Arial"/>
       </w:rPr>
       <w:fldChar w:fldCharType="separate"/>
     </w:r>
     <w:r>
       <w:rPr>
+        <w:rFonts w:ascii="Arial" w:hAnsi="Arial" w:cs="Arial"/>
         <w:sz w:val="16"/>
         <w:szCs w:val="16"/>
-        <w:rFonts w:cs="Arial" w:ascii="Arial" w:hAnsi="Arial"/>
       </w:rPr>
       <w:t>1</w:t>
     </w:r>
     <w:r>
       <w:rPr>
+        <w:rFonts w:ascii="Arial" w:hAnsi="Arial" w:cs="Arial"/>
         <w:sz w:val="16"/>
         <w:szCs w:val="16"/>
-        <w:rFonts w:cs="Arial" w:ascii="Arial" w:hAnsi="Arial"/>
       </w:rPr>
       <w:fldChar w:fldCharType="end"/>
     </w:r>
     <w:r>
       <w:rPr>
-        <w:rFonts w:cs="Arial" w:ascii="Arial" w:hAnsi="Arial"/>
+        <w:rFonts w:ascii="Arial" w:hAnsi="Arial" w:cs="Arial"/>
         <w:sz w:val="16"/>
         <w:szCs w:val="16"/>
       </w:rPr>
@@ -3508,7 +3104,7 @@
     </w:r>
     <w:r>
       <w:rPr>
-        <w:rFonts w:cs="Arial" w:ascii="Arial" w:hAnsi="Arial"/>
+        <w:rFonts w:ascii="Arial" w:hAnsi="Arial" w:cs="Arial"/>
         <w:sz w:val="16"/>
         <w:szCs w:val="16"/>
       </w:rPr>
@@ -3516,33 +3112,33 @@
     </w:r>
     <w:r>
       <w:rPr>
+        <w:rFonts w:ascii="Arial" w:hAnsi="Arial" w:cs="Arial"/>
         <w:sz w:val="16"/>
         <w:szCs w:val="16"/>
-        <w:rFonts w:cs="Arial" w:ascii="Arial" w:hAnsi="Arial"/>
       </w:rPr>
       <w:instrText xml:space="preserve"> NUMPAGES \* ARABIC </w:instrText>
     </w:r>
     <w:r>
       <w:rPr>
+        <w:rFonts w:ascii="Arial" w:hAnsi="Arial" w:cs="Arial"/>
         <w:sz w:val="16"/>
         <w:szCs w:val="16"/>
-        <w:rFonts w:cs="Arial" w:ascii="Arial" w:hAnsi="Arial"/>
       </w:rPr>
       <w:fldChar w:fldCharType="separate"/>
     </w:r>
     <w:r>
       <w:rPr>
+        <w:rFonts w:ascii="Arial" w:hAnsi="Arial" w:cs="Arial"/>
         <w:sz w:val="16"/>
         <w:szCs w:val="16"/>
-        <w:rFonts w:cs="Arial" w:ascii="Arial" w:hAnsi="Arial"/>
       </w:rPr>
       <w:t>1</w:t>
     </w:r>
     <w:r>
       <w:rPr>
+        <w:rFonts w:ascii="Arial" w:hAnsi="Arial" w:cs="Arial"/>
         <w:sz w:val="16"/>
         <w:szCs w:val="16"/>
-        <w:rFonts w:cs="Arial" w:ascii="Arial" w:hAnsi="Arial"/>
       </w:rPr>
       <w:fldChar w:fldCharType="end"/>
     </w:r>
@@ -3550,15 +3146,13 @@
   <w:tbl>
     <w:tblPr>
       <w:tblW w:w="10490" w:type="dxa"/>
-      <w:jc w:val="left"/>
       <w:tblInd w:w="-35" w:type="dxa"/>
       <w:tblLayout w:type="fixed"/>
       <w:tblCellMar>
-        <w:top w:w="0" w:type="dxa"/>
         <w:left w:w="107" w:type="dxa"/>
-        <w:bottom w:w="0" w:type="dxa"/>
         <w:right w:w="107" w:type="dxa"/>
       </w:tblCellMar>
+      <w:tblLook w:val="04A0" w:firstRow="1" w:lastRow="0" w:firstColumn="1" w:lastColumn="0" w:noHBand="0" w:noVBand="1"/>
     </w:tblPr>
     <w:tblGrid>
       <w:gridCol w:w="7088"/>
@@ -3567,7 +3161,7 @@
     </w:tblGrid>
     <w:tr>
       <w:trPr>
-        <w:trHeight w:val="210" w:hRule="atLeast"/>
+        <w:trHeight w:val="210"/>
       </w:trPr>
       <w:tc>
         <w:tcPr>
@@ -3582,71 +3176,45 @@
         </w:tcPr>
         <w:p>
           <w:pPr>
-            <w:pStyle w:val="Normal"/>
-            <w:snapToGrid w:val="false"/>
+            <w:snapToGrid w:val="0"/>
             <w:rPr>
               <w:b/>
-              <w:lang w:val="en-US" w:eastAsia="en-US"/>
+              <w:lang w:eastAsia="en-US"/>
             </w:rPr>
           </w:pPr>
           <w:r>
             <w:rPr>
-              <w:b/>
-              <w:lang w:val="en-US" w:eastAsia="en-US"/>
+              <w:noProof/>
             </w:rPr>
-            <w:drawing>
-              <wp:anchor behindDoc="1" distT="0" distB="0" distL="114935" distR="114935" simplePos="0" locked="0" layoutInCell="1" allowOverlap="1" relativeHeight="2">
-                <wp:simplePos x="0" y="0"/>
-                <wp:positionH relativeFrom="column">
-                  <wp:posOffset>23495</wp:posOffset>
-                </wp:positionH>
-                <wp:positionV relativeFrom="paragraph">
-                  <wp:posOffset>55880</wp:posOffset>
-                </wp:positionV>
-                <wp:extent cx="895985" cy="493395"/>
-                <wp:effectExtent l="0" t="0" r="0" b="0"/>
-                <wp:wrapNone/>
-                <wp:docPr id="1" name="Picture 1" descr=""/>
-                <wp:cNvGraphicFramePr>
-                  <a:graphicFrameLocks xmlns:a="http://schemas.openxmlformats.org/drawingml/2006/main" noChangeAspect="1"/>
-                </wp:cNvGraphicFramePr>
-                <a:graphic xmlns:a="http://schemas.openxmlformats.org/drawingml/2006/main">
-                  <a:graphicData uri="http://schemas.openxmlformats.org/drawingml/2006/picture">
-                    <pic:pic xmlns:pic="http://schemas.openxmlformats.org/drawingml/2006/picture">
-                      <pic:nvPicPr>
-                        <pic:cNvPr id="1" name="Picture 1" descr=""/>
-                        <pic:cNvPicPr>
-                          <a:picLocks noChangeAspect="1" noChangeArrowheads="1"/>
-                        </pic:cNvPicPr>
-                      </pic:nvPicPr>
-                      <pic:blipFill>
-                        <a:blip r:embed="rId1"/>
-                        <a:srcRect l="-40" t="-73" r="-40" b="-73"/>
-                        <a:stretch>
-                          <a:fillRect/>
-                        </a:stretch>
-                      </pic:blipFill>
-                      <pic:spPr bwMode="auto">
-                        <a:xfrm>
-                          <a:off x="0" y="0"/>
-                          <a:ext cx="895985" cy="493395"/>
-                        </a:xfrm>
-                        <a:prstGeom prst="rect">
-                          <a:avLst/>
-                        </a:prstGeom>
-                        <a:noFill/>
-                      </pic:spPr>
-                    </pic:pic>
-                  </a:graphicData>
-                </a:graphic>
-              </wp:anchor>
-            </w:drawing>
+            <w:pict w14:anchorId="3550F296">
+              <v:shapetype id="_x0000_t75" coordsize="21600,21600" o:spt="75" o:preferrelative="t" path="m@4@5l@4@11@9@11@9@5xe" filled="f" stroked="f">
+                <v:stroke joinstyle="miter"/>
+                <v:formulas>
+                  <v:f eqn="if lineDrawn pixelLineWidth 0"/>
+                  <v:f eqn="sum @0 1 0"/>
+                  <v:f eqn="sum 0 0 @1"/>
+                  <v:f eqn="prod @2 1 2"/>
+                  <v:f eqn="prod @3 21600 pixelWidth"/>
+                  <v:f eqn="prod @3 21600 pixelHeight"/>
+                  <v:f eqn="sum @0 0 1"/>
+                  <v:f eqn="prod @6 1 2"/>
+                  <v:f eqn="prod @7 21600 pixelWidth"/>
+                  <v:f eqn="sum @8 21600 0"/>
+                  <v:f eqn="prod @7 21600 pixelHeight"/>
+                  <v:f eqn="sum @10 21600 0"/>
+                </v:formulas>
+                <v:path o:extrusionok="f" gradientshapeok="t" o:connecttype="rect"/>
+                <o:lock v:ext="edit" aspectratio="t"/>
+              </v:shapetype>
+              <v:shape id="Picture 1" o:spid="_x0000_s2049" type="#_x0000_t75" style="position:absolute;margin-left:1.85pt;margin-top:4.4pt;width:70.55pt;height:38.85pt;z-index:-1;visibility:visible;mso-wrap-style:square;mso-wrap-distance-left:9.05pt;mso-wrap-distance-top:0;mso-wrap-distance-right:9.05pt;mso-wrap-distance-bottom:0;mso-position-horizontal:absolute;mso-position-horizontal-relative:text;mso-position-vertical:absolute;mso-position-vertical-relative:text">
+                <v:imagedata r:id="rId1" o:title="" croptop="-48f" cropbottom="-48f" cropleft="-26f" cropright="-26f"/>
+              </v:shape>
+            </w:pict>
           </w:r>
         </w:p>
         <w:p>
           <w:pPr>
-            <w:pStyle w:val="Normal"/>
-            <w:ind w:left="720" w:right="0"/>
+            <w:ind w:left="720"/>
             <w:jc w:val="center"/>
             <w:rPr>
               <w:rFonts w:ascii="Arial" w:hAnsi="Arial" w:cs="Arial"/>
@@ -3658,7 +3226,7 @@
           </w:pPr>
           <w:r>
             <w:rPr>
-              <w:rFonts w:eastAsia="Arial" w:cs="Arial" w:ascii="Arial" w:hAnsi="Arial"/>
+              <w:rFonts w:ascii="Arial" w:eastAsia="Arial" w:hAnsi="Arial" w:cs="Arial"/>
               <w:b/>
               <w:sz w:val="24"/>
               <w:szCs w:val="24"/>
@@ -3667,7 +3235,7 @@
           </w:r>
           <w:r>
             <w:rPr>
-              <w:rFonts w:cs="Arial" w:ascii="Arial" w:hAnsi="Arial"/>
+              <w:rFonts w:ascii="Arial" w:hAnsi="Arial" w:cs="Arial"/>
               <w:b/>
               <w:sz w:val="24"/>
               <w:szCs w:val="24"/>
@@ -3677,7 +3245,7 @@
           </w:r>
           <w:r>
             <w:rPr>
-              <w:rFonts w:cs="Arial" w:ascii="Arial" w:hAnsi="Arial"/>
+              <w:rFonts w:ascii="Arial" w:hAnsi="Arial" w:cs="Arial"/>
               <w:b/>
               <w:sz w:val="24"/>
               <w:szCs w:val="24"/>
@@ -3687,7 +3255,6 @@
         </w:p>
         <w:p>
           <w:pPr>
-            <w:pStyle w:val="Normal"/>
             <w:jc w:val="center"/>
             <w:rPr>
               <w:rFonts w:ascii="Arial" w:hAnsi="Arial" w:cs="Arial"/>
@@ -3697,15 +3264,6 @@
               <w:lang w:val="ru-RU"/>
             </w:rPr>
           </w:pPr>
-          <w:r>
-            <w:rPr>
-              <w:rFonts w:cs="Arial" w:ascii="Arial" w:hAnsi="Arial"/>
-              <w:b/>
-              <w:sz w:val="22"/>
-              <w:szCs w:val="22"/>
-              <w:lang w:val="ru-RU"/>
-            </w:rPr>
-          </w:r>
         </w:p>
       </w:tc>
       <w:tc>
@@ -3721,22 +3279,16 @@
         </w:tcPr>
         <w:p>
           <w:pPr>
-            <w:pStyle w:val="Normal"/>
-            <w:keepNext w:val="true"/>
-            <w:numPr>
-              <w:ilvl w:val="0"/>
-              <w:numId w:val="0"/>
-            </w:numPr>
-            <w:overflowPunct w:val="true"/>
-            <w:autoSpaceDE w:val="true"/>
-            <w:ind w:left="-386" w:right="0"/>
+            <w:keepNext/>
+            <w:overflowPunct/>
+            <w:autoSpaceDE/>
+            <w:ind w:left="-386"/>
             <w:jc w:val="center"/>
             <w:textAlignment w:val="auto"/>
             <w:outlineLvl w:val="4"/>
             <w:rPr>
               <w:b/>
               <w:bCs/>
-              <w:i/>
               <w:i/>
               <w:iCs/>
               <w:sz w:val="16"/>
@@ -3771,9 +3323,8 @@
         </w:tcPr>
         <w:p>
           <w:pPr>
-            <w:pStyle w:val="Normal"/>
-            <w:overflowPunct w:val="true"/>
-            <w:autoSpaceDE w:val="true"/>
+            <w:overflowPunct/>
+            <w:autoSpaceDE/>
             <w:jc w:val="center"/>
             <w:textAlignment w:val="auto"/>
             <w:rPr>
@@ -3785,7 +3336,7 @@
           </w:pPr>
           <w:r>
             <w:rPr>
-              <w:rFonts w:cs="Arial" w:ascii="Arial" w:hAnsi="Arial"/>
+              <w:rFonts w:ascii="Arial" w:hAnsi="Arial" w:cs="Arial"/>
               <w:bCs/>
               <w:sz w:val="16"/>
               <w:szCs w:val="16"/>
@@ -3797,12 +3348,12 @@
     </w:tr>
     <w:tr>
       <w:trPr>
-        <w:trHeight w:val="127" w:hRule="atLeast"/>
+        <w:trHeight w:val="127"/>
       </w:trPr>
       <w:tc>
         <w:tcPr>
           <w:tcW w:w="7088" w:type="dxa"/>
-          <w:vMerge w:val="continue"/>
+          <w:vMerge/>
           <w:tcBorders>
             <w:top w:val="single" w:sz="6" w:space="0" w:color="000000"/>
             <w:left w:val="single" w:sz="4" w:space="0" w:color="000000"/>
@@ -3812,10 +3363,9 @@
         </w:tcPr>
         <w:p>
           <w:pPr>
-            <w:pStyle w:val="Normal"/>
-            <w:overflowPunct w:val="true"/>
-            <w:autoSpaceDE w:val="true"/>
-            <w:snapToGrid w:val="false"/>
+            <w:overflowPunct/>
+            <w:autoSpaceDE/>
+            <w:snapToGrid w:val="0"/>
             <w:jc w:val="center"/>
             <w:textAlignment w:val="auto"/>
             <w:rPr>
@@ -3826,15 +3376,6 @@
               <w:szCs w:val="22"/>
             </w:rPr>
           </w:pPr>
-          <w:r>
-            <w:rPr>
-              <w:rFonts w:cs="Arial" w:ascii="Arial" w:hAnsi="Arial"/>
-              <w:b/>
-              <w:bCs/>
-              <w:sz w:val="22"/>
-              <w:szCs w:val="22"/>
-            </w:rPr>
-          </w:r>
         </w:p>
       </w:tc>
       <w:tc>
@@ -3850,9 +3391,8 @@
         </w:tcPr>
         <w:p>
           <w:pPr>
-            <w:pStyle w:val="Normal"/>
-            <w:overflowPunct w:val="true"/>
-            <w:autoSpaceDE w:val="true"/>
+            <w:overflowPunct/>
+            <w:autoSpaceDE/>
             <w:textAlignment w:val="auto"/>
             <w:rPr>
               <w:rFonts w:ascii="Arial" w:hAnsi="Arial" w:cs="Arial"/>
@@ -3862,7 +3402,7 @@
           </w:pPr>
           <w:r>
             <w:rPr>
-              <w:rFonts w:cs="Arial" w:ascii="Arial" w:hAnsi="Arial"/>
+              <w:rFonts w:ascii="Arial" w:hAnsi="Arial" w:cs="Arial"/>
               <w:sz w:val="16"/>
               <w:szCs w:val="16"/>
             </w:rPr>
@@ -3883,9 +3423,8 @@
         </w:tcPr>
         <w:p>
           <w:pPr>
-            <w:pStyle w:val="Normal"/>
-            <w:overflowPunct w:val="true"/>
-            <w:autoSpaceDE w:val="true"/>
+            <w:overflowPunct/>
+            <w:autoSpaceDE/>
             <w:jc w:val="center"/>
             <w:textAlignment w:val="auto"/>
             <w:rPr>
@@ -3897,7 +3436,7 @@
           </w:pPr>
           <w:r>
             <w:rPr>
-              <w:rFonts w:cs="Arial" w:ascii="Arial" w:hAnsi="Arial"/>
+              <w:rFonts w:ascii="Arial" w:hAnsi="Arial" w:cs="Arial"/>
               <w:bCs/>
               <w:sz w:val="16"/>
               <w:szCs w:val="16"/>
@@ -3909,12 +3448,12 @@
     </w:tr>
     <w:tr>
       <w:trPr>
-        <w:trHeight w:val="145" w:hRule="atLeast"/>
+        <w:trHeight w:val="145"/>
       </w:trPr>
       <w:tc>
         <w:tcPr>
           <w:tcW w:w="7088" w:type="dxa"/>
-          <w:vMerge w:val="continue"/>
+          <w:vMerge/>
           <w:tcBorders>
             <w:top w:val="single" w:sz="6" w:space="0" w:color="000000"/>
             <w:left w:val="single" w:sz="4" w:space="0" w:color="000000"/>
@@ -3924,10 +3463,9 @@
         </w:tcPr>
         <w:p>
           <w:pPr>
-            <w:pStyle w:val="Normal"/>
-            <w:overflowPunct w:val="true"/>
-            <w:autoSpaceDE w:val="true"/>
-            <w:snapToGrid w:val="false"/>
+            <w:overflowPunct/>
+            <w:autoSpaceDE/>
+            <w:snapToGrid w:val="0"/>
             <w:jc w:val="center"/>
             <w:textAlignment w:val="auto"/>
             <w:rPr>
@@ -3938,15 +3476,6 @@
               <w:szCs w:val="22"/>
             </w:rPr>
           </w:pPr>
-          <w:r>
-            <w:rPr>
-              <w:rFonts w:cs="Arial" w:ascii="Arial" w:hAnsi="Arial"/>
-              <w:b/>
-              <w:bCs/>
-              <w:sz w:val="22"/>
-              <w:szCs w:val="22"/>
-            </w:rPr>
-          </w:r>
         </w:p>
       </w:tc>
       <w:tc>
@@ -3962,9 +3491,8 @@
         </w:tcPr>
         <w:p>
           <w:pPr>
-            <w:pStyle w:val="Normal"/>
-            <w:overflowPunct w:val="true"/>
-            <w:autoSpaceDE w:val="true"/>
+            <w:overflowPunct/>
+            <w:autoSpaceDE/>
             <w:textAlignment w:val="auto"/>
             <w:rPr>
               <w:rFonts w:ascii="Arial" w:hAnsi="Arial" w:cs="Arial"/>
@@ -3975,7 +3503,7 @@
           </w:pPr>
           <w:r>
             <w:rPr>
-              <w:rFonts w:cs="Arial" w:ascii="Arial" w:hAnsi="Arial"/>
+              <w:rFonts w:ascii="Arial" w:hAnsi="Arial" w:cs="Arial"/>
               <w:sz w:val="16"/>
               <w:szCs w:val="16"/>
             </w:rPr>
@@ -3996,9 +3524,8 @@
         </w:tcPr>
         <w:p>
           <w:pPr>
-            <w:pStyle w:val="Normal"/>
-            <w:overflowPunct w:val="true"/>
-            <w:autoSpaceDE w:val="true"/>
+            <w:overflowPunct/>
+            <w:autoSpaceDE/>
             <w:jc w:val="center"/>
             <w:textAlignment w:val="auto"/>
             <w:rPr>
@@ -4010,7 +3537,7 @@
           </w:pPr>
           <w:r>
             <w:rPr>
-              <w:rFonts w:cs="Arial" w:ascii="Arial" w:hAnsi="Arial"/>
+              <w:rFonts w:ascii="Arial" w:hAnsi="Arial" w:cs="Arial"/>
               <w:bCs/>
               <w:sz w:val="16"/>
               <w:szCs w:val="16"/>
@@ -4022,12 +3549,12 @@
     </w:tr>
     <w:tr>
       <w:trPr>
-        <w:trHeight w:val="65" w:hRule="atLeast"/>
+        <w:trHeight w:val="65"/>
       </w:trPr>
       <w:tc>
         <w:tcPr>
           <w:tcW w:w="7088" w:type="dxa"/>
-          <w:vMerge w:val="continue"/>
+          <w:vMerge/>
           <w:tcBorders>
             <w:top w:val="single" w:sz="6" w:space="0" w:color="000000"/>
             <w:left w:val="single" w:sz="4" w:space="0" w:color="000000"/>
@@ -4037,10 +3564,9 @@
         </w:tcPr>
         <w:p>
           <w:pPr>
-            <w:pStyle w:val="Normal"/>
-            <w:overflowPunct w:val="true"/>
-            <w:autoSpaceDE w:val="true"/>
-            <w:snapToGrid w:val="false"/>
+            <w:overflowPunct/>
+            <w:autoSpaceDE/>
+            <w:snapToGrid w:val="0"/>
             <w:jc w:val="center"/>
             <w:textAlignment w:val="auto"/>
             <w:rPr>
@@ -4051,15 +3577,6 @@
               <w:szCs w:val="22"/>
             </w:rPr>
           </w:pPr>
-          <w:r>
-            <w:rPr>
-              <w:rFonts w:cs="Arial" w:ascii="Arial" w:hAnsi="Arial"/>
-              <w:b/>
-              <w:bCs/>
-              <w:sz w:val="22"/>
-              <w:szCs w:val="22"/>
-            </w:rPr>
-          </w:r>
         </w:p>
       </w:tc>
       <w:tc>
@@ -4075,9 +3592,8 @@
         </w:tcPr>
         <w:p>
           <w:pPr>
-            <w:pStyle w:val="Normal"/>
-            <w:overflowPunct w:val="true"/>
-            <w:autoSpaceDE w:val="true"/>
+            <w:overflowPunct/>
+            <w:autoSpaceDE/>
             <w:textAlignment w:val="auto"/>
             <w:rPr>
               <w:rFonts w:ascii="Arial" w:hAnsi="Arial" w:cs="Arial"/>
@@ -4088,7 +3604,7 @@
           </w:pPr>
           <w:r>
             <w:rPr>
-              <w:rFonts w:cs="Arial" w:ascii="Arial" w:hAnsi="Arial"/>
+              <w:rFonts w:ascii="Arial" w:hAnsi="Arial" w:cs="Arial"/>
               <w:iCs/>
               <w:sz w:val="16"/>
               <w:szCs w:val="16"/>
@@ -4097,7 +3613,7 @@
           </w:r>
           <w:r>
             <w:rPr>
-              <w:rFonts w:cs="Arial" w:ascii="Arial" w:hAnsi="Arial"/>
+              <w:rFonts w:ascii="Arial" w:hAnsi="Arial" w:cs="Arial"/>
               <w:iCs/>
               <w:sz w:val="16"/>
               <w:szCs w:val="16"/>
@@ -4120,9 +3636,8 @@
         </w:tcPr>
         <w:p>
           <w:pPr>
-            <w:pStyle w:val="Normal"/>
-            <w:overflowPunct w:val="true"/>
-            <w:autoSpaceDE w:val="true"/>
+            <w:overflowPunct/>
+            <w:autoSpaceDE/>
             <w:jc w:val="center"/>
             <w:textAlignment w:val="auto"/>
             <w:rPr>
@@ -4134,7 +3649,7 @@
           </w:pPr>
           <w:r>
             <w:rPr>
-              <w:rFonts w:cs="Arial" w:ascii="Arial" w:hAnsi="Arial"/>
+              <w:rFonts w:ascii="Arial" w:hAnsi="Arial" w:cs="Arial"/>
               <w:bCs/>
               <w:sz w:val="16"/>
               <w:szCs w:val="16"/>
@@ -4146,25 +3661,25 @@
     </w:tr>
     <w:tr>
       <w:trPr>
-        <w:trHeight w:val="120" w:hRule="atLeast"/>
+        <w:trHeight w:val="120"/>
       </w:trPr>
       <w:tc>
         <w:tcPr>
           <w:tcW w:w="7088" w:type="dxa"/>
-          <w:vMerge w:val="continue"/>
+          <w:vMerge/>
           <w:tcBorders>
             <w:top w:val="single" w:sz="6" w:space="0" w:color="000000"/>
             <w:left w:val="single" w:sz="4" w:space="0" w:color="000000"/>
+            <w:bottom w:val="single" w:sz="4" w:space="0" w:color="auto"/>
             <w:right w:val="single" w:sz="6" w:space="0" w:color="000000"/>
           </w:tcBorders>
           <w:vAlign w:val="center"/>
         </w:tcPr>
         <w:p>
           <w:pPr>
-            <w:pStyle w:val="Normal"/>
-            <w:overflowPunct w:val="true"/>
-            <w:autoSpaceDE w:val="true"/>
-            <w:snapToGrid w:val="false"/>
+            <w:overflowPunct/>
+            <w:autoSpaceDE/>
+            <w:snapToGrid w:val="0"/>
             <w:jc w:val="center"/>
             <w:textAlignment w:val="auto"/>
             <w:rPr>
@@ -4175,15 +3690,6 @@
               <w:szCs w:val="22"/>
             </w:rPr>
           </w:pPr>
-          <w:r>
-            <w:rPr>
-              <w:rFonts w:cs="Arial" w:ascii="Arial" w:hAnsi="Arial"/>
-              <w:b/>
-              <w:bCs/>
-              <w:sz w:val="22"/>
-              <w:szCs w:val="22"/>
-            </w:rPr>
-          </w:r>
         </w:p>
       </w:tc>
       <w:tc>
@@ -4192,16 +3698,15 @@
           <w:tcBorders>
             <w:top w:val="single" w:sz="6" w:space="0" w:color="000000"/>
             <w:left w:val="single" w:sz="6" w:space="0" w:color="000000"/>
-            <w:bottom w:val="single" w:sz="6" w:space="0" w:color="000000"/>
+            <w:bottom w:val="single" w:sz="4" w:space="0" w:color="auto"/>
             <w:right w:val="single" w:sz="6" w:space="0" w:color="000000"/>
           </w:tcBorders>
           <w:vAlign w:val="center"/>
         </w:tcPr>
         <w:p>
           <w:pPr>
-            <w:pStyle w:val="Normal"/>
-            <w:overflowPunct w:val="true"/>
-            <w:autoSpaceDE w:val="true"/>
+            <w:overflowPunct/>
+            <w:autoSpaceDE/>
             <w:textAlignment w:val="auto"/>
             <w:rPr>
               <w:rFonts w:ascii="Arial" w:hAnsi="Arial" w:cs="Arial"/>
@@ -4212,7 +3717,7 @@
           </w:pPr>
           <w:r>
             <w:rPr>
-              <w:rFonts w:cs="Arial" w:ascii="Arial" w:hAnsi="Arial"/>
+              <w:rFonts w:ascii="Arial" w:hAnsi="Arial" w:cs="Arial"/>
               <w:sz w:val="16"/>
               <w:szCs w:val="16"/>
             </w:rPr>
@@ -4226,16 +3731,15 @@
           <w:tcBorders>
             <w:top w:val="single" w:sz="6" w:space="0" w:color="000000"/>
             <w:left w:val="single" w:sz="6" w:space="0" w:color="000000"/>
-            <w:bottom w:val="single" w:sz="6" w:space="0" w:color="000000"/>
+            <w:bottom w:val="single" w:sz="4" w:space="0" w:color="auto"/>
             <w:right w:val="single" w:sz="6" w:space="0" w:color="000000"/>
           </w:tcBorders>
           <w:vAlign w:val="center"/>
         </w:tcPr>
         <w:p>
           <w:pPr>
-            <w:pStyle w:val="Normal"/>
-            <w:overflowPunct w:val="true"/>
-            <w:autoSpaceDE w:val="true"/>
+            <w:overflowPunct/>
+            <w:autoSpaceDE/>
             <w:jc w:val="center"/>
             <w:textAlignment w:val="auto"/>
             <w:rPr>
@@ -4247,7 +3751,7 @@
           </w:pPr>
           <w:r>
             <w:rPr>
-              <w:rFonts w:cs="Arial" w:ascii="Arial" w:hAnsi="Arial"/>
+              <w:rFonts w:ascii="Arial" w:hAnsi="Arial" w:cs="Arial"/>
               <w:bCs/>
               <w:sz w:val="16"/>
               <w:szCs w:val="16"/>
@@ -4260,158 +3764,27 @@
   </w:tbl>
   <w:p>
     <w:pPr>
-      <w:pStyle w:val="Header"/>
+      <w:pStyle w:val="aa"/>
       <w:rPr>
         <w:rFonts w:ascii="Arial" w:hAnsi="Arial" w:cs="Arial"/>
         <w:sz w:val="16"/>
         <w:szCs w:val="16"/>
       </w:rPr>
     </w:pPr>
-    <w:r>
-      <w:rPr>
-        <w:rFonts w:cs="Arial" w:ascii="Arial" w:hAnsi="Arial"/>
-        <w:sz w:val="16"/>
-        <w:szCs w:val="16"/>
-      </w:rPr>
-    </w:r>
   </w:p>
 </w:hdr>
 </file>
 
 <file path=word/numbering.xml><?xml version="1.0" encoding="utf-8"?>
-<w:numbering xmlns:w="http://schemas.openxmlformats.org/wordprocessingml/2006/main" xmlns:o="urn:schemas-microsoft-com:office:office" xmlns:r="http://schemas.openxmlformats.org/officeDocument/2006/relationships" xmlns:v="urn:schemas-microsoft-com:vml" xmlns:mc="http://schemas.openxmlformats.org/markup-compatibility/2006" xmlns:w14="http://schemas.microsoft.com/office/word/2010/wordml" mc:Ignorable="w14">
-  <w:abstractNum w:abstractNumId="1">
-    <w:lvl w:ilvl="0">
-      <w:start w:val="1"/>
-      <w:pStyle w:val="Heading1"/>
-      <w:numFmt w:val="none"/>
-      <w:suff w:val="nothing"/>
-      <w:lvlText w:val=""/>
-      <w:lvlJc w:val="left"/>
-      <w:pPr>
-        <w:tabs>
-          <w:tab w:val="num" w:pos="0"/>
-        </w:tabs>
-        <w:ind w:left="0" w:hanging="0"/>
-      </w:pPr>
-    </w:lvl>
-    <w:lvl w:ilvl="1">
-      <w:start w:val="1"/>
-      <w:pStyle w:val="Heading2"/>
-      <w:numFmt w:val="none"/>
-      <w:suff w:val="nothing"/>
-      <w:lvlText w:val=""/>
-      <w:lvlJc w:val="left"/>
-      <w:pPr>
-        <w:tabs>
-          <w:tab w:val="num" w:pos="0"/>
-        </w:tabs>
-        <w:ind w:left="0" w:hanging="0"/>
-      </w:pPr>
-    </w:lvl>
-    <w:lvl w:ilvl="2">
-      <w:start w:val="1"/>
-      <w:pStyle w:val="Heading3"/>
-      <w:numFmt w:val="none"/>
-      <w:suff w:val="nothing"/>
-      <w:lvlText w:val=""/>
-      <w:lvlJc w:val="left"/>
-      <w:pPr>
-        <w:tabs>
-          <w:tab w:val="num" w:pos="0"/>
-        </w:tabs>
-        <w:ind w:left="0" w:hanging="0"/>
-      </w:pPr>
-    </w:lvl>
-    <w:lvl w:ilvl="3">
-      <w:start w:val="1"/>
-      <w:pStyle w:val="Heading4"/>
-      <w:numFmt w:val="none"/>
-      <w:suff w:val="nothing"/>
-      <w:lvlText w:val=""/>
-      <w:lvlJc w:val="left"/>
-      <w:pPr>
-        <w:tabs>
-          <w:tab w:val="num" w:pos="0"/>
-        </w:tabs>
-        <w:ind w:left="0" w:hanging="0"/>
-      </w:pPr>
-    </w:lvl>
-    <w:lvl w:ilvl="4">
-      <w:start w:val="1"/>
-      <w:pStyle w:val="Heading5"/>
-      <w:numFmt w:val="none"/>
-      <w:suff w:val="nothing"/>
-      <w:lvlText w:val=""/>
-      <w:lvlJc w:val="left"/>
-      <w:pPr>
-        <w:tabs>
-          <w:tab w:val="num" w:pos="0"/>
-        </w:tabs>
-        <w:ind w:left="0" w:hanging="0"/>
-      </w:pPr>
-    </w:lvl>
-    <w:lvl w:ilvl="5">
-      <w:start w:val="1"/>
-      <w:pStyle w:val="Heading6"/>
-      <w:numFmt w:val="none"/>
-      <w:suff w:val="nothing"/>
-      <w:lvlText w:val=""/>
-      <w:lvlJc w:val="left"/>
-      <w:pPr>
-        <w:tabs>
-          <w:tab w:val="num" w:pos="0"/>
-        </w:tabs>
-        <w:ind w:left="0" w:hanging="0"/>
-      </w:pPr>
-    </w:lvl>
-    <w:lvl w:ilvl="6">
-      <w:start w:val="1"/>
-      <w:pStyle w:val="Heading7"/>
-      <w:numFmt w:val="none"/>
-      <w:suff w:val="nothing"/>
-      <w:lvlText w:val=""/>
-      <w:lvlJc w:val="left"/>
-      <w:pPr>
-        <w:tabs>
-          <w:tab w:val="num" w:pos="0"/>
-        </w:tabs>
-        <w:ind w:left="0" w:hanging="0"/>
-      </w:pPr>
-    </w:lvl>
-    <w:lvl w:ilvl="7">
-      <w:start w:val="1"/>
-      <w:pStyle w:val="Heading8"/>
-      <w:numFmt w:val="none"/>
-      <w:suff w:val="nothing"/>
-      <w:lvlText w:val=""/>
-      <w:lvlJc w:val="left"/>
-      <w:pPr>
-        <w:tabs>
-          <w:tab w:val="num" w:pos="0"/>
-        </w:tabs>
-        <w:ind w:left="0" w:hanging="0"/>
-      </w:pPr>
-    </w:lvl>
-    <w:lvl w:ilvl="8">
-      <w:start w:val="1"/>
-      <w:pStyle w:val="Heading9"/>
-      <w:numFmt w:val="none"/>
-      <w:suff w:val="nothing"/>
-      <w:lvlText w:val=""/>
-      <w:lvlJc w:val="left"/>
-      <w:pPr>
-        <w:tabs>
-          <w:tab w:val="num" w:pos="0"/>
-        </w:tabs>
-        <w:ind w:left="0" w:hanging="0"/>
-      </w:pPr>
-    </w:lvl>
-  </w:abstractNum>
-  <w:abstractNum w:abstractNumId="2">
+<w:numbering xmlns:wpc="http://schemas.microsoft.com/office/word/2010/wordprocessingCanvas" xmlns:cx="http://schemas.microsoft.com/office/drawing/2014/chartex" xmlns:cx1="http://schemas.microsoft.com/office/drawing/2015/9/8/chartex" xmlns:cx2="http://schemas.microsoft.com/office/drawing/2015/10/21/chartex" xmlns:cx3="http://schemas.microsoft.com/office/drawing/2016/5/9/chartex" xmlns:cx4="http://schemas.microsoft.com/office/drawing/2016/5/10/chartex" xmlns:cx5="http://schemas.microsoft.com/office/drawing/2016/5/11/chartex" xmlns:cx6="http://schemas.microsoft.com/office/drawing/2016/5/12/chartex" xmlns:cx7="http://schemas.microsoft.com/office/drawing/2016/5/13/chartex" xmlns:cx8="http://schemas.microsoft.com/office/drawing/2016/5/14/chartex" xmlns:mc="http://schemas.openxmlformats.org/markup-compatibility/2006" xmlns:aink="http://schemas.microsoft.com/office/drawing/2016/ink" xmlns:am3d="http://schemas.microsoft.com/office/drawing/2017/model3d" xmlns:o="urn:schemas-microsoft-com:office:office" xmlns:oel="http://schemas.microsoft.com/office/2019/extlst" xmlns:r="http://schemas.openxmlformats.org/officeDocument/2006/relationships" xmlns:m="http://schemas.openxmlformats.org/officeDocument/2006/math" xmlns:v="urn:schemas-microsoft-com:vml" xmlns:wp14="http://schemas.microsoft.com/office/word/2010/wordprocessingDrawing" xmlns:wp="http://schemas.openxmlformats.org/drawingml/2006/wordprocessingDrawing" xmlns:w10="urn:schemas-microsoft-com:office:word" xmlns:w="http://schemas.openxmlformats.org/wordprocessingml/2006/main" xmlns:w14="http://schemas.microsoft.com/office/word/2010/wordml" xmlns:w15="http://schemas.microsoft.com/office/word/2012/wordml" xmlns:w16cex="http://schemas.microsoft.com/office/word/2018/wordml/cex" xmlns:w16cid="http://schemas.microsoft.com/office/word/2016/wordml/cid" xmlns:w16="http://schemas.microsoft.com/office/word/2018/wordml" xmlns:w16du="http://schemas.microsoft.com/office/word/2023/wordml/word16du" xmlns:w16sdtdh="http://schemas.microsoft.com/office/word/2020/wordml/sdtdatahash" xmlns:w16sdtfl="http://schemas.microsoft.com/office/word/2024/wordml/sdtformatlock" xmlns:w16se="http://schemas.microsoft.com/office/word/2015/wordml/symex" xmlns:wpg="http://schemas.microsoft.com/office/word/2010/wordprocessingGroup" xmlns:wpi="http://schemas.microsoft.com/office/word/2010/wordprocessingInk" xmlns:wne="http://schemas.microsoft.com/office/word/2006/wordml" xmlns:wps="http://schemas.microsoft.com/office/word/2010/wordprocessingShape" mc:Ignorable="w14 w15 w16se w16cid w16 w16cex w16sdtdh w16sdtfl w16du wp14">
+  <w:abstractNum w:abstractNumId="0" w15:restartNumberingAfterBreak="0">
+    <w:nsid w:val="3E6F58A0"/>
+    <w:multiLevelType w:val="multilevel"/>
+    <w:tmpl w:val="7FD8075E"/>
     <w:lvl w:ilvl="0">
       <w:start w:val="1"/>
       <w:numFmt w:val="bullet"/>
+      <w:pStyle w:val="a"/>
       <w:lvlText w:val=""/>
       <w:lvlJc w:val="left"/>
       <w:pPr>
@@ -4424,8 +3797,182 @@
         <w:rFonts w:ascii="Symbol" w:hAnsi="Symbol" w:cs="Symbol" w:hint="default"/>
       </w:rPr>
     </w:lvl>
+    <w:lvl w:ilvl="1">
+      <w:numFmt w:val="decimal"/>
+      <w:lvlText w:val=""/>
+      <w:lvlJc w:val="left"/>
+    </w:lvl>
+    <w:lvl w:ilvl="2">
+      <w:numFmt w:val="decimal"/>
+      <w:lvlText w:val=""/>
+      <w:lvlJc w:val="left"/>
+    </w:lvl>
+    <w:lvl w:ilvl="3">
+      <w:numFmt w:val="decimal"/>
+      <w:lvlText w:val=""/>
+      <w:lvlJc w:val="left"/>
+    </w:lvl>
+    <w:lvl w:ilvl="4">
+      <w:numFmt w:val="decimal"/>
+      <w:lvlText w:val=""/>
+      <w:lvlJc w:val="left"/>
+    </w:lvl>
+    <w:lvl w:ilvl="5">
+      <w:numFmt w:val="decimal"/>
+      <w:lvlText w:val=""/>
+      <w:lvlJc w:val="left"/>
+    </w:lvl>
+    <w:lvl w:ilvl="6">
+      <w:numFmt w:val="decimal"/>
+      <w:lvlText w:val=""/>
+      <w:lvlJc w:val="left"/>
+    </w:lvl>
+    <w:lvl w:ilvl="7">
+      <w:numFmt w:val="decimal"/>
+      <w:lvlText w:val=""/>
+      <w:lvlJc w:val="left"/>
+    </w:lvl>
+    <w:lvl w:ilvl="8">
+      <w:numFmt w:val="decimal"/>
+      <w:lvlText w:val=""/>
+      <w:lvlJc w:val="left"/>
+    </w:lvl>
   </w:abstractNum>
-  <w:abstractNum w:abstractNumId="3">
+  <w:abstractNum w:abstractNumId="1" w15:restartNumberingAfterBreak="0">
+    <w:nsid w:val="5C6A2A70"/>
+    <w:multiLevelType w:val="multilevel"/>
+    <w:tmpl w:val="A85C6E7C"/>
+    <w:lvl w:ilvl="0">
+      <w:start w:val="1"/>
+      <w:numFmt w:val="none"/>
+      <w:pStyle w:val="1"/>
+      <w:suff w:val="nothing"/>
+      <w:lvlText w:val=""/>
+      <w:lvlJc w:val="left"/>
+      <w:pPr>
+        <w:tabs>
+          <w:tab w:val="num" w:pos="0"/>
+        </w:tabs>
+        <w:ind w:left="0" w:firstLine="0"/>
+      </w:pPr>
+    </w:lvl>
+    <w:lvl w:ilvl="1">
+      <w:start w:val="1"/>
+      <w:numFmt w:val="none"/>
+      <w:pStyle w:val="2"/>
+      <w:suff w:val="nothing"/>
+      <w:lvlText w:val=""/>
+      <w:lvlJc w:val="left"/>
+      <w:pPr>
+        <w:tabs>
+          <w:tab w:val="num" w:pos="0"/>
+        </w:tabs>
+        <w:ind w:left="0" w:firstLine="0"/>
+      </w:pPr>
+    </w:lvl>
+    <w:lvl w:ilvl="2">
+      <w:start w:val="1"/>
+      <w:numFmt w:val="none"/>
+      <w:pStyle w:val="3"/>
+      <w:suff w:val="nothing"/>
+      <w:lvlText w:val=""/>
+      <w:lvlJc w:val="left"/>
+      <w:pPr>
+        <w:tabs>
+          <w:tab w:val="num" w:pos="0"/>
+        </w:tabs>
+        <w:ind w:left="0" w:firstLine="0"/>
+      </w:pPr>
+    </w:lvl>
+    <w:lvl w:ilvl="3">
+      <w:start w:val="1"/>
+      <w:numFmt w:val="none"/>
+      <w:pStyle w:val="4"/>
+      <w:suff w:val="nothing"/>
+      <w:lvlText w:val=""/>
+      <w:lvlJc w:val="left"/>
+      <w:pPr>
+        <w:tabs>
+          <w:tab w:val="num" w:pos="0"/>
+        </w:tabs>
+        <w:ind w:left="0" w:firstLine="0"/>
+      </w:pPr>
+    </w:lvl>
+    <w:lvl w:ilvl="4">
+      <w:start w:val="1"/>
+      <w:numFmt w:val="none"/>
+      <w:pStyle w:val="5"/>
+      <w:suff w:val="nothing"/>
+      <w:lvlText w:val=""/>
+      <w:lvlJc w:val="left"/>
+      <w:pPr>
+        <w:tabs>
+          <w:tab w:val="num" w:pos="0"/>
+        </w:tabs>
+        <w:ind w:left="0" w:firstLine="0"/>
+      </w:pPr>
+    </w:lvl>
+    <w:lvl w:ilvl="5">
+      <w:start w:val="1"/>
+      <w:numFmt w:val="none"/>
+      <w:pStyle w:val="6"/>
+      <w:suff w:val="nothing"/>
+      <w:lvlText w:val=""/>
+      <w:lvlJc w:val="left"/>
+      <w:pPr>
+        <w:tabs>
+          <w:tab w:val="num" w:pos="0"/>
+        </w:tabs>
+        <w:ind w:left="0" w:firstLine="0"/>
+      </w:pPr>
+    </w:lvl>
+    <w:lvl w:ilvl="6">
+      <w:start w:val="1"/>
+      <w:numFmt w:val="none"/>
+      <w:pStyle w:val="7"/>
+      <w:suff w:val="nothing"/>
+      <w:lvlText w:val=""/>
+      <w:lvlJc w:val="left"/>
+      <w:pPr>
+        <w:tabs>
+          <w:tab w:val="num" w:pos="0"/>
+        </w:tabs>
+        <w:ind w:left="0" w:firstLine="0"/>
+      </w:pPr>
+    </w:lvl>
+    <w:lvl w:ilvl="7">
+      <w:start w:val="1"/>
+      <w:numFmt w:val="none"/>
+      <w:pStyle w:val="8"/>
+      <w:suff w:val="nothing"/>
+      <w:lvlText w:val=""/>
+      <w:lvlJc w:val="left"/>
+      <w:pPr>
+        <w:tabs>
+          <w:tab w:val="num" w:pos="0"/>
+        </w:tabs>
+        <w:ind w:left="0" w:firstLine="0"/>
+      </w:pPr>
+    </w:lvl>
+    <w:lvl w:ilvl="8">
+      <w:start w:val="1"/>
+      <w:numFmt w:val="none"/>
+      <w:pStyle w:val="9"/>
+      <w:suff w:val="nothing"/>
+      <w:lvlText w:val=""/>
+      <w:lvlJc w:val="left"/>
+      <w:pPr>
+        <w:tabs>
+          <w:tab w:val="num" w:pos="0"/>
+        </w:tabs>
+        <w:ind w:left="0" w:firstLine="0"/>
+      </w:pPr>
+    </w:lvl>
+  </w:abstractNum>
+  <w:abstractNum w:abstractNumId="2" w15:restartNumberingAfterBreak="0">
+    <w:nsid w:val="61582D8A"/>
+    <w:multiLevelType w:val="multilevel"/>
+    <w:tmpl w:val="A732D870"/>
     <w:lvl w:ilvl="0">
       <w:start w:val="1"/>
       <w:numFmt w:val="decimal"/>
@@ -4438,87 +3985,498 @@
         <w:ind w:left="360" w:hanging="360"/>
       </w:pPr>
       <w:rPr>
+        <w:b w:val="0"/>
+        <w:bCs w:val="0"/>
         <w:sz w:val="18"/>
-        <w:b w:val="false"/>
         <w:szCs w:val="18"/>
-        <w:bCs w:val="false"/>
       </w:rPr>
     </w:lvl>
+    <w:lvl w:ilvl="1">
+      <w:numFmt w:val="decimal"/>
+      <w:lvlText w:val=""/>
+      <w:lvlJc w:val="left"/>
+    </w:lvl>
+    <w:lvl w:ilvl="2">
+      <w:numFmt w:val="decimal"/>
+      <w:lvlText w:val=""/>
+      <w:lvlJc w:val="left"/>
+    </w:lvl>
+    <w:lvl w:ilvl="3">
+      <w:numFmt w:val="decimal"/>
+      <w:lvlText w:val=""/>
+      <w:lvlJc w:val="left"/>
+    </w:lvl>
+    <w:lvl w:ilvl="4">
+      <w:numFmt w:val="decimal"/>
+      <w:lvlText w:val=""/>
+      <w:lvlJc w:val="left"/>
+    </w:lvl>
+    <w:lvl w:ilvl="5">
+      <w:numFmt w:val="decimal"/>
+      <w:lvlText w:val=""/>
+      <w:lvlJc w:val="left"/>
+    </w:lvl>
+    <w:lvl w:ilvl="6">
+      <w:numFmt w:val="decimal"/>
+      <w:lvlText w:val=""/>
+      <w:lvlJc w:val="left"/>
+    </w:lvl>
+    <w:lvl w:ilvl="7">
+      <w:numFmt w:val="decimal"/>
+      <w:lvlText w:val=""/>
+      <w:lvlJc w:val="left"/>
+    </w:lvl>
+    <w:lvl w:ilvl="8">
+      <w:numFmt w:val="decimal"/>
+      <w:lvlText w:val=""/>
+      <w:lvlJc w:val="left"/>
+    </w:lvl>
   </w:abstractNum>
-  <w:num w:numId="1">
+  <w:num w:numId="1" w16cid:durableId="404186486">
     <w:abstractNumId w:val="1"/>
   </w:num>
-  <w:num w:numId="2">
+  <w:num w:numId="2" w16cid:durableId="499469770">
+    <w:abstractNumId w:val="0"/>
+  </w:num>
+  <w:num w:numId="3" w16cid:durableId="182746830">
     <w:abstractNumId w:val="2"/>
-  </w:num>
-  <w:num w:numId="3">
-    <w:abstractNumId w:val="3"/>
   </w:num>
 </w:numbering>
 </file>
 
 <file path=word/styles.xml><?xml version="1.0" encoding="utf-8"?>
-<w:styles xmlns:w="http://schemas.openxmlformats.org/wordprocessingml/2006/main" xmlns:w14="http://schemas.microsoft.com/office/word/2010/wordml" xmlns:mc="http://schemas.openxmlformats.org/markup-compatibility/2006" mc:Ignorable="w14">
+<w:styles xmlns:mc="http://schemas.openxmlformats.org/markup-compatibility/2006" xmlns:r="http://schemas.openxmlformats.org/officeDocument/2006/relationships" xmlns:w="http://schemas.openxmlformats.org/wordprocessingml/2006/main" xmlns:w14="http://schemas.microsoft.com/office/word/2010/wordml" xmlns:w15="http://schemas.microsoft.com/office/word/2012/wordml" xmlns:w16cex="http://schemas.microsoft.com/office/word/2018/wordml/cex" xmlns:w16cid="http://schemas.microsoft.com/office/word/2016/wordml/cid" xmlns:w16="http://schemas.microsoft.com/office/word/2018/wordml" xmlns:w16du="http://schemas.microsoft.com/office/word/2023/wordml/word16du" xmlns:w16sdtdh="http://schemas.microsoft.com/office/word/2020/wordml/sdtdatahash" xmlns:w16sdtfl="http://schemas.microsoft.com/office/word/2024/wordml/sdtformatlock" xmlns:w16se="http://schemas.microsoft.com/office/word/2015/wordml/symex" mc:Ignorable="w14 w15 w16se w16cid w16 w16cex w16sdtdh w16sdtfl w16du">
   <w:docDefaults>
     <w:rPrDefault>
       <w:rPr>
-        <w:rFonts w:ascii="Liberation Serif" w:hAnsi="Liberation Serif" w:eastAsia="Noto Sans CJK HK" w:cs="Noto Sans Devanagari"/>
-        <w:sz w:val="24"/>
-        <w:szCs w:val="24"/>
-        <w:lang w:val="en-US" w:eastAsia="zh-CN" w:bidi="hi-IN"/>
+        <w:rFonts w:ascii="Liberation Serif" w:eastAsia="Noto Sans CJK HK" w:hAnsi="Liberation Serif" w:cs="Noto Sans Devanagari"/>
+        <w:lang w:val="ru-RU" w:eastAsia="ru-RU" w:bidi="ar-SA"/>
       </w:rPr>
     </w:rPrDefault>
-    <w:pPrDefault>
-      <w:pPr>
-        <w:suppressAutoHyphens w:val="true"/>
-      </w:pPr>
-    </w:pPrDefault>
+    <w:pPrDefault/>
   </w:docDefaults>
-  <w:style w:type="paragraph" w:styleId="Normal">
+  <w:latentStyles w:defLockedState="0" w:defUIPriority="99" w:defSemiHidden="0" w:defUnhideWhenUsed="0" w:defQFormat="0" w:count="376">
+    <w:lsdException w:name="Normal" w:uiPriority="0" w:qFormat="1"/>
+    <w:lsdException w:name="heading 1" w:uiPriority="9" w:qFormat="1"/>
+    <w:lsdException w:name="heading 2" w:semiHidden="1" w:uiPriority="9" w:unhideWhenUsed="1" w:qFormat="1"/>
+    <w:lsdException w:name="heading 3" w:semiHidden="1" w:uiPriority="9" w:unhideWhenUsed="1" w:qFormat="1"/>
+    <w:lsdException w:name="heading 4" w:semiHidden="1" w:uiPriority="9" w:unhideWhenUsed="1" w:qFormat="1"/>
+    <w:lsdException w:name="heading 5" w:semiHidden="1" w:uiPriority="9" w:unhideWhenUsed="1" w:qFormat="1"/>
+    <w:lsdException w:name="heading 6" w:semiHidden="1" w:uiPriority="9" w:unhideWhenUsed="1" w:qFormat="1"/>
+    <w:lsdException w:name="heading 7" w:semiHidden="1" w:uiPriority="9" w:unhideWhenUsed="1" w:qFormat="1"/>
+    <w:lsdException w:name="heading 8" w:semiHidden="1" w:uiPriority="9" w:unhideWhenUsed="1" w:qFormat="1"/>
+    <w:lsdException w:name="heading 9" w:semiHidden="1" w:uiPriority="9" w:unhideWhenUsed="1" w:qFormat="1"/>
+    <w:lsdException w:name="index 1" w:semiHidden="1" w:unhideWhenUsed="1"/>
+    <w:lsdException w:name="index 2" w:semiHidden="1" w:unhideWhenUsed="1"/>
+    <w:lsdException w:name="index 3" w:semiHidden="1" w:unhideWhenUsed="1"/>
+    <w:lsdException w:name="index 4" w:semiHidden="1" w:unhideWhenUsed="1"/>
+    <w:lsdException w:name="index 5" w:semiHidden="1" w:unhideWhenUsed="1"/>
+    <w:lsdException w:name="index 6" w:semiHidden="1" w:unhideWhenUsed="1"/>
+    <w:lsdException w:name="index 7" w:semiHidden="1" w:unhideWhenUsed="1"/>
+    <w:lsdException w:name="index 8" w:semiHidden="1" w:unhideWhenUsed="1"/>
+    <w:lsdException w:name="index 9" w:semiHidden="1" w:unhideWhenUsed="1"/>
+    <w:lsdException w:name="toc 1" w:semiHidden="1" w:uiPriority="39" w:unhideWhenUsed="1"/>
+    <w:lsdException w:name="toc 2" w:semiHidden="1" w:uiPriority="39" w:unhideWhenUsed="1"/>
+    <w:lsdException w:name="toc 3" w:semiHidden="1" w:uiPriority="39" w:unhideWhenUsed="1"/>
+    <w:lsdException w:name="toc 4" w:semiHidden="1" w:uiPriority="39" w:unhideWhenUsed="1"/>
+    <w:lsdException w:name="toc 5" w:semiHidden="1" w:uiPriority="39" w:unhideWhenUsed="1"/>
+    <w:lsdException w:name="toc 6" w:semiHidden="1" w:uiPriority="39" w:unhideWhenUsed="1"/>
+    <w:lsdException w:name="toc 7" w:semiHidden="1" w:uiPriority="39" w:unhideWhenUsed="1"/>
+    <w:lsdException w:name="toc 8" w:semiHidden="1" w:uiPriority="39" w:unhideWhenUsed="1"/>
+    <w:lsdException w:name="toc 9" w:semiHidden="1" w:uiPriority="39" w:unhideWhenUsed="1"/>
+    <w:lsdException w:name="Normal Indent" w:semiHidden="1" w:unhideWhenUsed="1"/>
+    <w:lsdException w:name="footnote text" w:semiHidden="1" w:unhideWhenUsed="1"/>
+    <w:lsdException w:name="annotation text" w:semiHidden="1" w:unhideWhenUsed="1"/>
+    <w:lsdException w:name="header" w:semiHidden="1" w:unhideWhenUsed="1"/>
+    <w:lsdException w:name="footer" w:semiHidden="1" w:unhideWhenUsed="1"/>
+    <w:lsdException w:name="index heading" w:semiHidden="1" w:unhideWhenUsed="1"/>
+    <w:lsdException w:name="caption" w:semiHidden="1" w:uiPriority="35" w:unhideWhenUsed="1" w:qFormat="1"/>
+    <w:lsdException w:name="table of figures" w:semiHidden="1" w:unhideWhenUsed="1"/>
+    <w:lsdException w:name="envelope address" w:semiHidden="1" w:unhideWhenUsed="1"/>
+    <w:lsdException w:name="envelope return" w:semiHidden="1" w:unhideWhenUsed="1"/>
+    <w:lsdException w:name="footnote reference" w:semiHidden="1" w:unhideWhenUsed="1"/>
+    <w:lsdException w:name="annotation reference" w:semiHidden="1" w:unhideWhenUsed="1"/>
+    <w:lsdException w:name="line number" w:semiHidden="1" w:unhideWhenUsed="1"/>
+    <w:lsdException w:name="page number" w:semiHidden="1" w:unhideWhenUsed="1"/>
+    <w:lsdException w:name="endnote reference" w:semiHidden="1" w:unhideWhenUsed="1"/>
+    <w:lsdException w:name="endnote text" w:semiHidden="1" w:unhideWhenUsed="1"/>
+    <w:lsdException w:name="table of authorities" w:semiHidden="1" w:unhideWhenUsed="1"/>
+    <w:lsdException w:name="macro" w:semiHidden="1" w:unhideWhenUsed="1"/>
+    <w:lsdException w:name="toa heading" w:semiHidden="1" w:unhideWhenUsed="1"/>
+    <w:lsdException w:name="List" w:semiHidden="1" w:unhideWhenUsed="1"/>
+    <w:lsdException w:name="List Bullet" w:semiHidden="1" w:unhideWhenUsed="1"/>
+    <w:lsdException w:name="List Number" w:semiHidden="1" w:unhideWhenUsed="1"/>
+    <w:lsdException w:name="List 2" w:semiHidden="1" w:unhideWhenUsed="1"/>
+    <w:lsdException w:name="List 3" w:semiHidden="1" w:unhideWhenUsed="1"/>
+    <w:lsdException w:name="List 4" w:semiHidden="1" w:unhideWhenUsed="1"/>
+    <w:lsdException w:name="List 5" w:semiHidden="1" w:unhideWhenUsed="1"/>
+    <w:lsdException w:name="List Bullet 2" w:semiHidden="1" w:unhideWhenUsed="1"/>
+    <w:lsdException w:name="List Bullet 3" w:semiHidden="1" w:unhideWhenUsed="1"/>
+    <w:lsdException w:name="List Bullet 4" w:semiHidden="1" w:unhideWhenUsed="1"/>
+    <w:lsdException w:name="List Bullet 5" w:semiHidden="1" w:unhideWhenUsed="1"/>
+    <w:lsdException w:name="List Number 2" w:semiHidden="1" w:unhideWhenUsed="1"/>
+    <w:lsdException w:name="List Number 3" w:semiHidden="1" w:unhideWhenUsed="1"/>
+    <w:lsdException w:name="List Number 4" w:semiHidden="1" w:unhideWhenUsed="1"/>
+    <w:lsdException w:name="List Number 5" w:semiHidden="1" w:unhideWhenUsed="1"/>
+    <w:lsdException w:name="Title" w:uiPriority="10" w:qFormat="1"/>
+    <w:lsdException w:name="Closing" w:semiHidden="1" w:unhideWhenUsed="1"/>
+    <w:lsdException w:name="Signature" w:semiHidden="1" w:unhideWhenUsed="1"/>
+    <w:lsdException w:name="Default Paragraph Font" w:semiHidden="1" w:uiPriority="1" w:unhideWhenUsed="1"/>
+    <w:lsdException w:name="Body Text" w:semiHidden="1" w:unhideWhenUsed="1"/>
+    <w:lsdException w:name="Body Text Indent" w:semiHidden="1" w:unhideWhenUsed="1"/>
+    <w:lsdException w:name="List Continue" w:semiHidden="1" w:unhideWhenUsed="1"/>
+    <w:lsdException w:name="List Continue 2" w:semiHidden="1" w:unhideWhenUsed="1"/>
+    <w:lsdException w:name="List Continue 3" w:semiHidden="1" w:unhideWhenUsed="1"/>
+    <w:lsdException w:name="List Continue 4" w:semiHidden="1" w:unhideWhenUsed="1"/>
+    <w:lsdException w:name="List Continue 5" w:semiHidden="1" w:unhideWhenUsed="1"/>
+    <w:lsdException w:name="Message Header" w:semiHidden="1" w:unhideWhenUsed="1"/>
+    <w:lsdException w:name="Subtitle" w:uiPriority="11" w:qFormat="1"/>
+    <w:lsdException w:name="Salutation" w:semiHidden="1" w:unhideWhenUsed="1"/>
+    <w:lsdException w:name="Date" w:semiHidden="1" w:unhideWhenUsed="1"/>
+    <w:lsdException w:name="Body Text First Indent" w:semiHidden="1" w:unhideWhenUsed="1"/>
+    <w:lsdException w:name="Body Text First Indent 2" w:semiHidden="1" w:unhideWhenUsed="1"/>
+    <w:lsdException w:name="Note Heading" w:semiHidden="1" w:unhideWhenUsed="1"/>
+    <w:lsdException w:name="Body Text 2" w:semiHidden="1" w:unhideWhenUsed="1"/>
+    <w:lsdException w:name="Body Text 3" w:semiHidden="1" w:unhideWhenUsed="1"/>
+    <w:lsdException w:name="Body Text Indent 2" w:semiHidden="1" w:unhideWhenUsed="1"/>
+    <w:lsdException w:name="Body Text Indent 3" w:semiHidden="1" w:unhideWhenUsed="1"/>
+    <w:lsdException w:name="Block Text" w:semiHidden="1" w:unhideWhenUsed="1"/>
+    <w:lsdException w:name="Hyperlink" w:semiHidden="1" w:unhideWhenUsed="1"/>
+    <w:lsdException w:name="FollowedHyperlink" w:semiHidden="1" w:unhideWhenUsed="1"/>
+    <w:lsdException w:name="Strong" w:uiPriority="22" w:qFormat="1"/>
+    <w:lsdException w:name="Emphasis" w:uiPriority="20" w:qFormat="1"/>
+    <w:lsdException w:name="Document Map" w:semiHidden="1" w:unhideWhenUsed="1"/>
+    <w:lsdException w:name="Plain Text" w:semiHidden="1" w:unhideWhenUsed="1"/>
+    <w:lsdException w:name="E-mail Signature" w:semiHidden="1" w:unhideWhenUsed="1"/>
+    <w:lsdException w:name="HTML Top of Form" w:semiHidden="1" w:unhideWhenUsed="1"/>
+    <w:lsdException w:name="HTML Bottom of Form" w:semiHidden="1" w:unhideWhenUsed="1"/>
+    <w:lsdException w:name="Normal (Web)" w:semiHidden="1" w:unhideWhenUsed="1"/>
+    <w:lsdException w:name="HTML Acronym" w:semiHidden="1" w:unhideWhenUsed="1"/>
+    <w:lsdException w:name="HTML Address" w:semiHidden="1" w:unhideWhenUsed="1"/>
+    <w:lsdException w:name="HTML Cite" w:semiHidden="1" w:unhideWhenUsed="1"/>
+    <w:lsdException w:name="HTML Code" w:semiHidden="1" w:unhideWhenUsed="1"/>
+    <w:lsdException w:name="HTML Definition" w:semiHidden="1" w:unhideWhenUsed="1"/>
+    <w:lsdException w:name="HTML Keyboard" w:semiHidden="1" w:unhideWhenUsed="1"/>
+    <w:lsdException w:name="HTML Preformatted" w:semiHidden="1" w:unhideWhenUsed="1"/>
+    <w:lsdException w:name="HTML Sample" w:semiHidden="1" w:unhideWhenUsed="1"/>
+    <w:lsdException w:name="HTML Typewriter" w:semiHidden="1" w:unhideWhenUsed="1"/>
+    <w:lsdException w:name="HTML Variable" w:semiHidden="1" w:unhideWhenUsed="1"/>
+    <w:lsdException w:name="Normal Table" w:semiHidden="1" w:unhideWhenUsed="1"/>
+    <w:lsdException w:name="annotation subject" w:semiHidden="1" w:unhideWhenUsed="1"/>
+    <w:lsdException w:name="No List" w:semiHidden="1" w:unhideWhenUsed="1"/>
+    <w:lsdException w:name="Outline List 1" w:semiHidden="1" w:unhideWhenUsed="1"/>
+    <w:lsdException w:name="Outline List 2" w:semiHidden="1" w:unhideWhenUsed="1"/>
+    <w:lsdException w:name="Outline List 3" w:semiHidden="1" w:unhideWhenUsed="1"/>
+    <w:lsdException w:name="Table Simple 1" w:semiHidden="1" w:unhideWhenUsed="1"/>
+    <w:lsdException w:name="Table Simple 2" w:semiHidden="1" w:unhideWhenUsed="1"/>
+    <w:lsdException w:name="Table Simple 3" w:semiHidden="1" w:unhideWhenUsed="1"/>
+    <w:lsdException w:name="Table Classic 1" w:semiHidden="1" w:unhideWhenUsed="1"/>
+    <w:lsdException w:name="Table Classic 2" w:semiHidden="1" w:unhideWhenUsed="1"/>
+    <w:lsdException w:name="Table Classic 3" w:semiHidden="1" w:unhideWhenUsed="1"/>
+    <w:lsdException w:name="Table Classic 4" w:semiHidden="1" w:unhideWhenUsed="1"/>
+    <w:lsdException w:name="Table Colorful 1" w:semiHidden="1" w:unhideWhenUsed="1"/>
+    <w:lsdException w:name="Table Colorful 2" w:semiHidden="1" w:unhideWhenUsed="1"/>
+    <w:lsdException w:name="Table Colorful 3" w:semiHidden="1" w:unhideWhenUsed="1"/>
+    <w:lsdException w:name="Table Columns 1" w:semiHidden="1" w:unhideWhenUsed="1"/>
+    <w:lsdException w:name="Table Columns 2" w:semiHidden="1" w:unhideWhenUsed="1"/>
+    <w:lsdException w:name="Table Columns 3" w:semiHidden="1" w:unhideWhenUsed="1"/>
+    <w:lsdException w:name="Table Columns 4" w:semiHidden="1" w:unhideWhenUsed="1"/>
+    <w:lsdException w:name="Table Columns 5" w:semiHidden="1" w:unhideWhenUsed="1"/>
+    <w:lsdException w:name="Table Grid 1" w:semiHidden="1" w:unhideWhenUsed="1"/>
+    <w:lsdException w:name="Table Grid 2" w:semiHidden="1" w:unhideWhenUsed="1"/>
+    <w:lsdException w:name="Table Grid 3" w:semiHidden="1" w:unhideWhenUsed="1"/>
+    <w:lsdException w:name="Table Grid 4" w:semiHidden="1" w:unhideWhenUsed="1"/>
+    <w:lsdException w:name="Table Grid 5" w:semiHidden="1" w:unhideWhenUsed="1"/>
+    <w:lsdException w:name="Table Grid 6" w:semiHidden="1" w:unhideWhenUsed="1"/>
+    <w:lsdException w:name="Table Grid 7" w:semiHidden="1" w:unhideWhenUsed="1"/>
+    <w:lsdException w:name="Table Grid 8" w:semiHidden="1" w:unhideWhenUsed="1"/>
+    <w:lsdException w:name="Table List 1" w:semiHidden="1" w:unhideWhenUsed="1"/>
+    <w:lsdException w:name="Table List 2" w:semiHidden="1" w:unhideWhenUsed="1"/>
+    <w:lsdException w:name="Table List 3" w:semiHidden="1" w:unhideWhenUsed="1"/>
+    <w:lsdException w:name="Table List 4" w:semiHidden="1" w:unhideWhenUsed="1"/>
+    <w:lsdException w:name="Table List 5" w:semiHidden="1" w:unhideWhenUsed="1"/>
+    <w:lsdException w:name="Table List 6" w:semiHidden="1" w:unhideWhenUsed="1"/>
+    <w:lsdException w:name="Table List 7" w:semiHidden="1" w:unhideWhenUsed="1"/>
+    <w:lsdException w:name="Table List 8" w:semiHidden="1" w:unhideWhenUsed="1"/>
+    <w:lsdException w:name="Table 3D effects 1" w:semiHidden="1" w:unhideWhenUsed="1"/>
+    <w:lsdException w:name="Table 3D effects 2" w:semiHidden="1" w:unhideWhenUsed="1"/>
+    <w:lsdException w:name="Table 3D effects 3" w:semiHidden="1" w:unhideWhenUsed="1"/>
+    <w:lsdException w:name="Table Contemporary" w:semiHidden="1" w:unhideWhenUsed="1"/>
+    <w:lsdException w:name="Table Elegant" w:semiHidden="1" w:unhideWhenUsed="1"/>
+    <w:lsdException w:name="Table Professional" w:semiHidden="1" w:unhideWhenUsed="1"/>
+    <w:lsdException w:name="Table Subtle 1" w:semiHidden="1" w:unhideWhenUsed="1"/>
+    <w:lsdException w:name="Table Subtle 2" w:semiHidden="1" w:unhideWhenUsed="1"/>
+    <w:lsdException w:name="Table Web 1" w:semiHidden="1" w:unhideWhenUsed="1"/>
+    <w:lsdException w:name="Table Web 2" w:semiHidden="1" w:unhideWhenUsed="1"/>
+    <w:lsdException w:name="Table Web 3" w:semiHidden="1" w:unhideWhenUsed="1"/>
+    <w:lsdException w:name="Balloon Text" w:semiHidden="1" w:unhideWhenUsed="1"/>
+    <w:lsdException w:name="Table Grid" w:uiPriority="39"/>
+    <w:lsdException w:name="Table Theme" w:semiHidden="1" w:unhideWhenUsed="1"/>
+    <w:lsdException w:name="Placeholder Text" w:semiHidden="1"/>
+    <w:lsdException w:name="No Spacing" w:uiPriority="1" w:qFormat="1"/>
+    <w:lsdException w:name="Light Shading" w:uiPriority="60"/>
+    <w:lsdException w:name="Light List" w:uiPriority="61"/>
+    <w:lsdException w:name="Light Grid" w:uiPriority="62"/>
+    <w:lsdException w:name="Medium Shading 1" w:uiPriority="63"/>
+    <w:lsdException w:name="Medium Shading 2" w:uiPriority="64"/>
+    <w:lsdException w:name="Medium List 1" w:uiPriority="65"/>
+    <w:lsdException w:name="Medium List 2" w:uiPriority="66"/>
+    <w:lsdException w:name="Medium Grid 1" w:uiPriority="67"/>
+    <w:lsdException w:name="Medium Grid 2" w:uiPriority="68"/>
+    <w:lsdException w:name="Medium Grid 3" w:uiPriority="69"/>
+    <w:lsdException w:name="Dark List" w:uiPriority="70"/>
+    <w:lsdException w:name="Colorful Shading" w:uiPriority="71"/>
+    <w:lsdException w:name="Colorful List" w:uiPriority="72"/>
+    <w:lsdException w:name="Colorful Grid" w:uiPriority="73"/>
+    <w:lsdException w:name="Light Shading Accent 1" w:uiPriority="60"/>
+    <w:lsdException w:name="Light List Accent 1" w:uiPriority="61"/>
+    <w:lsdException w:name="Light Grid Accent 1" w:uiPriority="62"/>
+    <w:lsdException w:name="Medium Shading 1 Accent 1" w:uiPriority="63"/>
+    <w:lsdException w:name="Medium Shading 2 Accent 1" w:uiPriority="64"/>
+    <w:lsdException w:name="Medium List 1 Accent 1" w:uiPriority="65"/>
+    <w:lsdException w:name="Revision" w:semiHidden="1"/>
+    <w:lsdException w:name="List Paragraph" w:uiPriority="34" w:qFormat="1"/>
+    <w:lsdException w:name="Quote" w:uiPriority="29" w:qFormat="1"/>
+    <w:lsdException w:name="Intense Quote" w:uiPriority="30" w:qFormat="1"/>
+    <w:lsdException w:name="Medium List 2 Accent 1" w:uiPriority="66"/>
+    <w:lsdException w:name="Medium Grid 1 Accent 1" w:uiPriority="67"/>
+    <w:lsdException w:name="Medium Grid 2 Accent 1" w:uiPriority="68"/>
+    <w:lsdException w:name="Medium Grid 3 Accent 1" w:uiPriority="69"/>
+    <w:lsdException w:name="Dark List Accent 1" w:uiPriority="70"/>
+    <w:lsdException w:name="Colorful Shading Accent 1" w:uiPriority="71"/>
+    <w:lsdException w:name="Colorful List Accent 1" w:uiPriority="72"/>
+    <w:lsdException w:name="Colorful Grid Accent 1" w:uiPriority="73"/>
+    <w:lsdException w:name="Light Shading Accent 2" w:uiPriority="60"/>
+    <w:lsdException w:name="Light List Accent 2" w:uiPriority="61"/>
+    <w:lsdException w:name="Light Grid Accent 2" w:uiPriority="62"/>
+    <w:lsdException w:name="Medium Shading 1 Accent 2" w:uiPriority="63"/>
+    <w:lsdException w:name="Medium Shading 2 Accent 2" w:uiPriority="64"/>
+    <w:lsdException w:name="Medium List 1 Accent 2" w:uiPriority="65"/>
+    <w:lsdException w:name="Medium List 2 Accent 2" w:uiPriority="66"/>
+    <w:lsdException w:name="Medium Grid 1 Accent 2" w:uiPriority="67"/>
+    <w:lsdException w:name="Medium Grid 2 Accent 2" w:uiPriority="68"/>
+    <w:lsdException w:name="Medium Grid 3 Accent 2" w:uiPriority="69"/>
+    <w:lsdException w:name="Dark List Accent 2" w:uiPriority="70"/>
+    <w:lsdException w:name="Colorful Shading Accent 2" w:uiPriority="71"/>
+    <w:lsdException w:name="Colorful List Accent 2" w:uiPriority="72"/>
+    <w:lsdException w:name="Colorful Grid Accent 2" w:uiPriority="73"/>
+    <w:lsdException w:name="Light Shading Accent 3" w:uiPriority="60"/>
+    <w:lsdException w:name="Light List Accent 3" w:uiPriority="61"/>
+    <w:lsdException w:name="Light Grid Accent 3" w:uiPriority="62"/>
+    <w:lsdException w:name="Medium Shading 1 Accent 3" w:uiPriority="63"/>
+    <w:lsdException w:name="Medium Shading 2 Accent 3" w:uiPriority="64"/>
+    <w:lsdException w:name="Medium List 1 Accent 3" w:uiPriority="65"/>
+    <w:lsdException w:name="Medium List 2 Accent 3" w:uiPriority="66"/>
+    <w:lsdException w:name="Medium Grid 1 Accent 3" w:uiPriority="67"/>
+    <w:lsdException w:name="Medium Grid 2 Accent 3" w:uiPriority="68"/>
+    <w:lsdException w:name="Medium Grid 3 Accent 3" w:uiPriority="69"/>
+    <w:lsdException w:name="Dark List Accent 3" w:uiPriority="70"/>
+    <w:lsdException w:name="Colorful Shading Accent 3" w:uiPriority="71"/>
+    <w:lsdException w:name="Colorful List Accent 3" w:uiPriority="72"/>
+    <w:lsdException w:name="Colorful Grid Accent 3" w:uiPriority="73"/>
+    <w:lsdException w:name="Light Shading Accent 4" w:uiPriority="60"/>
+    <w:lsdException w:name="Light List Accent 4" w:uiPriority="61"/>
+    <w:lsdException w:name="Light Grid Accent 4" w:uiPriority="62"/>
+    <w:lsdException w:name="Medium Shading 1 Accent 4" w:uiPriority="63"/>
+    <w:lsdException w:name="Medium Shading 2 Accent 4" w:uiPriority="64"/>
+    <w:lsdException w:name="Medium List 1 Accent 4" w:uiPriority="65"/>
+    <w:lsdException w:name="Medium List 2 Accent 4" w:uiPriority="66"/>
+    <w:lsdException w:name="Medium Grid 1 Accent 4" w:uiPriority="67"/>
+    <w:lsdException w:name="Medium Grid 2 Accent 4" w:uiPriority="68"/>
+    <w:lsdException w:name="Medium Grid 3 Accent 4" w:uiPriority="69"/>
+    <w:lsdException w:name="Dark List Accent 4" w:uiPriority="70"/>
+    <w:lsdException w:name="Colorful Shading Accent 4" w:uiPriority="71"/>
+    <w:lsdException w:name="Colorful List Accent 4" w:uiPriority="72"/>
+    <w:lsdException w:name="Colorful Grid Accent 4" w:uiPriority="73"/>
+    <w:lsdException w:name="Light Shading Accent 5" w:uiPriority="60"/>
+    <w:lsdException w:name="Light List Accent 5" w:uiPriority="61"/>
+    <w:lsdException w:name="Light Grid Accent 5" w:uiPriority="62"/>
+    <w:lsdException w:name="Medium Shading 1 Accent 5" w:uiPriority="63"/>
+    <w:lsdException w:name="Medium Shading 2 Accent 5" w:uiPriority="64"/>
+    <w:lsdException w:name="Medium List 1 Accent 5" w:uiPriority="65"/>
+    <w:lsdException w:name="Medium List 2 Accent 5" w:uiPriority="66"/>
+    <w:lsdException w:name="Medium Grid 1 Accent 5" w:uiPriority="67"/>
+    <w:lsdException w:name="Medium Grid 2 Accent 5" w:uiPriority="68"/>
+    <w:lsdException w:name="Medium Grid 3 Accent 5" w:uiPriority="69"/>
+    <w:lsdException w:name="Dark List Accent 5" w:uiPriority="70"/>
+    <w:lsdException w:name="Colorful Shading Accent 5" w:uiPriority="71"/>
+    <w:lsdException w:name="Colorful List Accent 5" w:uiPriority="72"/>
+    <w:lsdException w:name="Colorful Grid Accent 5" w:uiPriority="73"/>
+    <w:lsdException w:name="Light Shading Accent 6" w:uiPriority="60"/>
+    <w:lsdException w:name="Light List Accent 6" w:uiPriority="61"/>
+    <w:lsdException w:name="Light Grid Accent 6" w:uiPriority="62"/>
+    <w:lsdException w:name="Medium Shading 1 Accent 6" w:uiPriority="63"/>
+    <w:lsdException w:name="Medium Shading 2 Accent 6" w:uiPriority="64"/>
+    <w:lsdException w:name="Medium List 1 Accent 6" w:uiPriority="65"/>
+    <w:lsdException w:name="Medium List 2 Accent 6" w:uiPriority="66"/>
+    <w:lsdException w:name="Medium Grid 1 Accent 6" w:uiPriority="67"/>
+    <w:lsdException w:name="Medium Grid 2 Accent 6" w:uiPriority="68"/>
+    <w:lsdException w:name="Medium Grid 3 Accent 6" w:uiPriority="69"/>
+    <w:lsdException w:name="Dark List Accent 6" w:uiPriority="70"/>
+    <w:lsdException w:name="Colorful Shading Accent 6" w:uiPriority="71"/>
+    <w:lsdException w:name="Colorful List Accent 6" w:uiPriority="72"/>
+    <w:lsdException w:name="Colorful Grid Accent 6" w:uiPriority="73"/>
+    <w:lsdException w:name="Subtle Emphasis" w:uiPriority="19" w:qFormat="1"/>
+    <w:lsdException w:name="Intense Emphasis" w:uiPriority="21" w:qFormat="1"/>
+    <w:lsdException w:name="Subtle Reference" w:uiPriority="31" w:qFormat="1"/>
+    <w:lsdException w:name="Intense Reference" w:uiPriority="32" w:qFormat="1"/>
+    <w:lsdException w:name="Book Title" w:uiPriority="33" w:qFormat="1"/>
+    <w:lsdException w:name="Bibliography" w:semiHidden="1" w:uiPriority="37" w:unhideWhenUsed="1"/>
+    <w:lsdException w:name="TOC Heading" w:semiHidden="1" w:uiPriority="39" w:unhideWhenUsed="1" w:qFormat="1"/>
+    <w:lsdException w:name="Plain Table 1" w:uiPriority="41"/>
+    <w:lsdException w:name="Plain Table 2" w:uiPriority="42"/>
+    <w:lsdException w:name="Plain Table 3" w:uiPriority="43"/>
+    <w:lsdException w:name="Plain Table 4" w:uiPriority="44"/>
+    <w:lsdException w:name="Plain Table 5" w:uiPriority="45"/>
+    <w:lsdException w:name="Grid Table Light" w:uiPriority="40"/>
+    <w:lsdException w:name="Grid Table 1 Light" w:uiPriority="46"/>
+    <w:lsdException w:name="Grid Table 2" w:uiPriority="47"/>
+    <w:lsdException w:name="Grid Table 3" w:uiPriority="48"/>
+    <w:lsdException w:name="Grid Table 4" w:uiPriority="49"/>
+    <w:lsdException w:name="Grid Table 5 Dark" w:uiPriority="50"/>
+    <w:lsdException w:name="Grid Table 6 Colorful" w:uiPriority="51"/>
+    <w:lsdException w:name="Grid Table 7 Colorful" w:uiPriority="52"/>
+    <w:lsdException w:name="Grid Table 1 Light Accent 1" w:uiPriority="46"/>
+    <w:lsdException w:name="Grid Table 2 Accent 1" w:uiPriority="47"/>
+    <w:lsdException w:name="Grid Table 3 Accent 1" w:uiPriority="48"/>
+    <w:lsdException w:name="Grid Table 4 Accent 1" w:uiPriority="49"/>
+    <w:lsdException w:name="Grid Table 5 Dark Accent 1" w:uiPriority="50"/>
+    <w:lsdException w:name="Grid Table 6 Colorful Accent 1" w:uiPriority="51"/>
+    <w:lsdException w:name="Grid Table 7 Colorful Accent 1" w:uiPriority="52"/>
+    <w:lsdException w:name="Grid Table 1 Light Accent 2" w:uiPriority="46"/>
+    <w:lsdException w:name="Grid Table 2 Accent 2" w:uiPriority="47"/>
+    <w:lsdException w:name="Grid Table 3 Accent 2" w:uiPriority="48"/>
+    <w:lsdException w:name="Grid Table 4 Accent 2" w:uiPriority="49"/>
+    <w:lsdException w:name="Grid Table 5 Dark Accent 2" w:uiPriority="50"/>
+    <w:lsdException w:name="Grid Table 6 Colorful Accent 2" w:uiPriority="51"/>
+    <w:lsdException w:name="Grid Table 7 Colorful Accent 2" w:uiPriority="52"/>
+    <w:lsdException w:name="Grid Table 1 Light Accent 3" w:uiPriority="46"/>
+    <w:lsdException w:name="Grid Table 2 Accent 3" w:uiPriority="47"/>
+    <w:lsdException w:name="Grid Table 3 Accent 3" w:uiPriority="48"/>
+    <w:lsdException w:name="Grid Table 4 Accent 3" w:uiPriority="49"/>
+    <w:lsdException w:name="Grid Table 5 Dark Accent 3" w:uiPriority="50"/>
+    <w:lsdException w:name="Grid Table 6 Colorful Accent 3" w:uiPriority="51"/>
+    <w:lsdException w:name="Grid Table 7 Colorful Accent 3" w:uiPriority="52"/>
+    <w:lsdException w:name="Grid Table 1 Light Accent 4" w:uiPriority="46"/>
+    <w:lsdException w:name="Grid Table 2 Accent 4" w:uiPriority="47"/>
+    <w:lsdException w:name="Grid Table 3 Accent 4" w:uiPriority="48"/>
+    <w:lsdException w:name="Grid Table 4 Accent 4" w:uiPriority="49"/>
+    <w:lsdException w:name="Grid Table 5 Dark Accent 4" w:uiPriority="50"/>
+    <w:lsdException w:name="Grid Table 6 Colorful Accent 4" w:uiPriority="51"/>
+    <w:lsdException w:name="Grid Table 7 Colorful Accent 4" w:uiPriority="52"/>
+    <w:lsdException w:name="Grid Table 1 Light Accent 5" w:uiPriority="46"/>
+    <w:lsdException w:name="Grid Table 2 Accent 5" w:uiPriority="47"/>
+    <w:lsdException w:name="Grid Table 3 Accent 5" w:uiPriority="48"/>
+    <w:lsdException w:name="Grid Table 4 Accent 5" w:uiPriority="49"/>
+    <w:lsdException w:name="Grid Table 5 Dark Accent 5" w:uiPriority="50"/>
+    <w:lsdException w:name="Grid Table 6 Colorful Accent 5" w:uiPriority="51"/>
+    <w:lsdException w:name="Grid Table 7 Colorful Accent 5" w:uiPriority="52"/>
+    <w:lsdException w:name="Grid Table 1 Light Accent 6" w:uiPriority="46"/>
+    <w:lsdException w:name="Grid Table 2 Accent 6" w:uiPriority="47"/>
+    <w:lsdException w:name="Grid Table 3 Accent 6" w:uiPriority="48"/>
+    <w:lsdException w:name="Grid Table 4 Accent 6" w:uiPriority="49"/>
+    <w:lsdException w:name="Grid Table 5 Dark Accent 6" w:uiPriority="50"/>
+    <w:lsdException w:name="Grid Table 6 Colorful Accent 6" w:uiPriority="51"/>
+    <w:lsdException w:name="Grid Table 7 Colorful Accent 6" w:uiPriority="52"/>
+    <w:lsdException w:name="List Table 1 Light" w:uiPriority="46"/>
+    <w:lsdException w:name="List Table 2" w:uiPriority="47"/>
+    <w:lsdException w:name="List Table 3" w:uiPriority="48"/>
+    <w:lsdException w:name="List Table 4" w:uiPriority="49"/>
+    <w:lsdException w:name="List Table 5 Dark" w:uiPriority="50"/>
+    <w:lsdException w:name="List Table 6 Colorful" w:uiPriority="51"/>
+    <w:lsdException w:name="List Table 7 Colorful" w:uiPriority="52"/>
+    <w:lsdException w:name="List Table 1 Light Accent 1" w:uiPriority="46"/>
+    <w:lsdException w:name="List Table 2 Accent 1" w:uiPriority="47"/>
+    <w:lsdException w:name="List Table 3 Accent 1" w:uiPriority="48"/>
+    <w:lsdException w:name="List Table 4 Accent 1" w:uiPriority="49"/>
+    <w:lsdException w:name="List Table 5 Dark Accent 1" w:uiPriority="50"/>
+    <w:lsdException w:name="List Table 6 Colorful Accent 1" w:uiPriority="51"/>
+    <w:lsdException w:name="List Table 7 Colorful Accent 1" w:uiPriority="52"/>
+    <w:lsdException w:name="List Table 1 Light Accent 2" w:uiPriority="46"/>
+    <w:lsdException w:name="List Table 2 Accent 2" w:uiPriority="47"/>
+    <w:lsdException w:name="List Table 3 Accent 2" w:uiPriority="48"/>
+    <w:lsdException w:name="List Table 4 Accent 2" w:uiPriority="49"/>
+    <w:lsdException w:name="List Table 5 Dark Accent 2" w:uiPriority="50"/>
+    <w:lsdException w:name="List Table 6 Colorful Accent 2" w:uiPriority="51"/>
+    <w:lsdException w:name="List Table 7 Colorful Accent 2" w:uiPriority="52"/>
+    <w:lsdException w:name="List Table 1 Light Accent 3" w:uiPriority="46"/>
+    <w:lsdException w:name="List Table 2 Accent 3" w:uiPriority="47"/>
+    <w:lsdException w:name="List Table 3 Accent 3" w:uiPriority="48"/>
+    <w:lsdException w:name="List Table 4 Accent 3" w:uiPriority="49"/>
+    <w:lsdException w:name="List Table 5 Dark Accent 3" w:uiPriority="50"/>
+    <w:lsdException w:name="List Table 6 Colorful Accent 3" w:uiPriority="51"/>
+    <w:lsdException w:name="List Table 7 Colorful Accent 3" w:uiPriority="52"/>
+    <w:lsdException w:name="List Table 1 Light Accent 4" w:uiPriority="46"/>
+    <w:lsdException w:name="List Table 2 Accent 4" w:uiPriority="47"/>
+    <w:lsdException w:name="List Table 3 Accent 4" w:uiPriority="48"/>
+    <w:lsdException w:name="List Table 4 Accent 4" w:uiPriority="49"/>
+    <w:lsdException w:name="List Table 5 Dark Accent 4" w:uiPriority="50"/>
+    <w:lsdException w:name="List Table 6 Colorful Accent 4" w:uiPriority="51"/>
+    <w:lsdException w:name="List Table 7 Colorful Accent 4" w:uiPriority="52"/>
+    <w:lsdException w:name="List Table 1 Light Accent 5" w:uiPriority="46"/>
+    <w:lsdException w:name="List Table 2 Accent 5" w:uiPriority="47"/>
+    <w:lsdException w:name="List Table 3 Accent 5" w:uiPriority="48"/>
+    <w:lsdException w:name="List Table 4 Accent 5" w:uiPriority="49"/>
+    <w:lsdException w:name="List Table 5 Dark Accent 5" w:uiPriority="50"/>
+    <w:lsdException w:name="List Table 6 Colorful Accent 5" w:uiPriority="51"/>
+    <w:lsdException w:name="List Table 7 Colorful Accent 5" w:uiPriority="52"/>
+    <w:lsdException w:name="List Table 1 Light Accent 6" w:uiPriority="46"/>
+    <w:lsdException w:name="List Table 2 Accent 6" w:uiPriority="47"/>
+    <w:lsdException w:name="List Table 3 Accent 6" w:uiPriority="48"/>
+    <w:lsdException w:name="List Table 4 Accent 6" w:uiPriority="49"/>
+    <w:lsdException w:name="List Table 5 Dark Accent 6" w:uiPriority="50"/>
+    <w:lsdException w:name="List Table 6 Colorful Accent 6" w:uiPriority="51"/>
+    <w:lsdException w:name="List Table 7 Colorful Accent 6" w:uiPriority="52"/>
+    <w:lsdException w:name="Mention" w:semiHidden="1" w:unhideWhenUsed="1"/>
+    <w:lsdException w:name="Smart Hyperlink" w:semiHidden="1" w:unhideWhenUsed="1"/>
+    <w:lsdException w:name="Hashtag" w:semiHidden="1" w:unhideWhenUsed="1"/>
+    <w:lsdException w:name="Unresolved Mention" w:semiHidden="1" w:unhideWhenUsed="1"/>
+    <w:lsdException w:name="Smart Link" w:semiHidden="1" w:unhideWhenUsed="1"/>
+  </w:latentStyles>
+  <w:style w:type="paragraph" w:default="1" w:styleId="a0">
     <w:name w:val="Normal"/>
     <w:qFormat/>
     <w:pPr>
-      <w:widowControl/>
-      <w:overflowPunct w:val="false"/>
-      <w:autoSpaceDE w:val="false"/>
-      <w:bidi w:val="0"/>
+      <w:suppressAutoHyphens/>
+      <w:overflowPunct w:val="0"/>
+      <w:autoSpaceDE w:val="0"/>
       <w:textAlignment w:val="baseline"/>
     </w:pPr>
     <w:rPr>
-      <w:rFonts w:ascii="Times New Roman" w:hAnsi="Times New Roman" w:eastAsia="Times New Roman" w:cs="Times New Roman"/>
-      <w:color w:val="auto"/>
-      <w:sz w:val="20"/>
-      <w:szCs w:val="20"/>
-      <w:lang w:val="en-US" w:bidi="ar-SA" w:eastAsia="zh-CN"/>
-    </w:rPr>
-  </w:style>
-  <w:style w:type="paragraph" w:styleId="Heading1">
+      <w:rFonts w:ascii="Times New Roman" w:eastAsia="Times New Roman" w:hAnsi="Times New Roman" w:cs="Times New Roman"/>
+      <w:lang w:val="en-US" w:eastAsia="zh-CN"/>
+    </w:rPr>
+  </w:style>
+  <w:style w:type="paragraph" w:styleId="1">
     <w:name w:val="heading 1"/>
-    <w:basedOn w:val="Normal"/>
-    <w:next w:val="Normal"/>
+    <w:basedOn w:val="a0"/>
+    <w:next w:val="a0"/>
+    <w:uiPriority w:val="9"/>
     <w:qFormat/>
     <w:pPr>
-      <w:keepNext w:val="true"/>
+      <w:keepNext/>
       <w:numPr>
-        <w:ilvl w:val="0"/>
         <w:numId w:val="1"/>
       </w:numPr>
       <w:textAlignment w:val="auto"/>
       <w:outlineLvl w:val="0"/>
     </w:pPr>
     <w:rPr>
-      <w:rFonts w:ascii="Arial" w:hAnsi="Arial" w:eastAsia="Arial Unicode MS;Yu Gothic" w:cs="Arial"/>
+      <w:rFonts w:ascii="Arial" w:eastAsia="Arial Unicode MS;Yu Gothic" w:hAnsi="Arial" w:cs="Arial"/>
       <w:b/>
       <w:sz w:val="22"/>
     </w:rPr>
   </w:style>
-  <w:style w:type="paragraph" w:styleId="Heading2">
+  <w:style w:type="paragraph" w:styleId="2">
     <w:name w:val="heading 2"/>
-    <w:basedOn w:val="Normal"/>
-    <w:next w:val="Normal"/>
+    <w:basedOn w:val="a0"/>
+    <w:next w:val="a0"/>
+    <w:uiPriority w:val="9"/>
+    <w:semiHidden/>
+    <w:unhideWhenUsed/>
     <w:qFormat/>
     <w:pPr>
-      <w:keepNext w:val="true"/>
+      <w:keepNext/>
       <w:numPr>
         <w:ilvl w:val="1"/>
         <w:numId w:val="1"/>
@@ -4527,7 +4485,7 @@
       <w:outlineLvl w:val="1"/>
     </w:pPr>
     <w:rPr>
-      <w:rFonts w:ascii="Arial" w:hAnsi="Arial" w:eastAsia="Arial Unicode MS;Yu Gothic" w:cs="Arial"/>
+      <w:rFonts w:ascii="Arial" w:eastAsia="Arial Unicode MS;Yu Gothic" w:hAnsi="Arial" w:cs="Arial"/>
       <w:b/>
       <w:bCs/>
       <w:i/>
@@ -4535,13 +4493,16 @@
       <w:sz w:val="22"/>
     </w:rPr>
   </w:style>
-  <w:style w:type="paragraph" w:styleId="Heading3">
+  <w:style w:type="paragraph" w:styleId="3">
     <w:name w:val="heading 3"/>
-    <w:basedOn w:val="Normal"/>
-    <w:next w:val="Normal"/>
+    <w:basedOn w:val="a0"/>
+    <w:next w:val="a0"/>
+    <w:uiPriority w:val="9"/>
+    <w:semiHidden/>
+    <w:unhideWhenUsed/>
     <w:qFormat/>
     <w:pPr>
-      <w:keepNext w:val="true"/>
+      <w:keepNext/>
       <w:numPr>
         <w:ilvl w:val="2"/>
         <w:numId w:val="1"/>
@@ -4551,19 +4512,22 @@
       <w:outlineLvl w:val="2"/>
     </w:pPr>
     <w:rPr>
-      <w:rFonts w:ascii="Arial" w:hAnsi="Arial" w:eastAsia="Arial Unicode MS;Yu Gothic" w:cs="Arial"/>
+      <w:rFonts w:ascii="Arial" w:eastAsia="Arial Unicode MS;Yu Gothic" w:hAnsi="Arial" w:cs="Arial"/>
       <w:b/>
       <w:color w:val="FF0000"/>
       <w:sz w:val="24"/>
     </w:rPr>
   </w:style>
-  <w:style w:type="paragraph" w:styleId="Heading4">
+  <w:style w:type="paragraph" w:styleId="4">
     <w:name w:val="heading 4"/>
-    <w:basedOn w:val="Normal"/>
-    <w:next w:val="Normal"/>
+    <w:basedOn w:val="a0"/>
+    <w:next w:val="a0"/>
+    <w:uiPriority w:val="9"/>
+    <w:semiHidden/>
+    <w:unhideWhenUsed/>
     <w:qFormat/>
     <w:pPr>
-      <w:keepNext w:val="true"/>
+      <w:keepNext/>
       <w:numPr>
         <w:ilvl w:val="3"/>
         <w:numId w:val="1"/>
@@ -4573,17 +4537,20 @@
       <w:outlineLvl w:val="3"/>
     </w:pPr>
     <w:rPr>
-      <w:rFonts w:ascii="Arial" w:hAnsi="Arial" w:eastAsia="Arial Unicode MS;Yu Gothic" w:cs="Arial"/>
+      <w:rFonts w:ascii="Arial" w:eastAsia="Arial Unicode MS;Yu Gothic" w:hAnsi="Arial" w:cs="Arial"/>
       <w:b/>
     </w:rPr>
   </w:style>
-  <w:style w:type="paragraph" w:styleId="Heading5">
+  <w:style w:type="paragraph" w:styleId="5">
     <w:name w:val="heading 5"/>
-    <w:basedOn w:val="Normal"/>
-    <w:next w:val="Normal"/>
+    <w:basedOn w:val="a0"/>
+    <w:next w:val="a0"/>
+    <w:uiPriority w:val="9"/>
+    <w:semiHidden/>
+    <w:unhideWhenUsed/>
     <w:qFormat/>
     <w:pPr>
-      <w:keepNext w:val="true"/>
+      <w:keepNext/>
       <w:numPr>
         <w:ilvl w:val="4"/>
         <w:numId w:val="1"/>
@@ -4593,7 +4560,7 @@
       <w:outlineLvl w:val="4"/>
     </w:pPr>
     <w:rPr>
-      <w:rFonts w:ascii="Arial" w:hAnsi="Arial" w:eastAsia="Arial Unicode MS;Yu Gothic" w:cs="Arial"/>
+      <w:rFonts w:ascii="Arial" w:eastAsia="Arial Unicode MS;Yu Gothic" w:hAnsi="Arial" w:cs="Arial"/>
       <w:b/>
       <w:bCs/>
       <w:i/>
@@ -4601,13 +4568,16 @@
       <w:sz w:val="24"/>
     </w:rPr>
   </w:style>
-  <w:style w:type="paragraph" w:styleId="Heading6">
+  <w:style w:type="paragraph" w:styleId="6">
     <w:name w:val="heading 6"/>
-    <w:basedOn w:val="Normal"/>
-    <w:next w:val="Normal"/>
+    <w:basedOn w:val="a0"/>
+    <w:next w:val="a0"/>
+    <w:uiPriority w:val="9"/>
+    <w:semiHidden/>
+    <w:unhideWhenUsed/>
     <w:qFormat/>
     <w:pPr>
-      <w:keepNext w:val="true"/>
+      <w:keepNext/>
       <w:numPr>
         <w:ilvl w:val="5"/>
         <w:numId w:val="1"/>
@@ -4617,26 +4587,26 @@
       <w:outlineLvl w:val="5"/>
     </w:pPr>
     <w:rPr>
-      <w:rFonts w:ascii="Arial" w:hAnsi="Arial" w:eastAsia="Arial Unicode MS;Yu Gothic" w:cs="Arial"/>
+      <w:rFonts w:ascii="Arial" w:eastAsia="Arial Unicode MS;Yu Gothic" w:hAnsi="Arial" w:cs="Arial"/>
       <w:b/>
       <w:bCs/>
       <w:spacing w:val="-2"/>
     </w:rPr>
   </w:style>
-  <w:style w:type="paragraph" w:styleId="Heading7">
+  <w:style w:type="paragraph" w:styleId="7">
     <w:name w:val="heading 7"/>
-    <w:basedOn w:val="Normal"/>
-    <w:next w:val="Normal"/>
+    <w:basedOn w:val="a0"/>
+    <w:next w:val="a0"/>
     <w:qFormat/>
     <w:pPr>
       <w:numPr>
         <w:ilvl w:val="6"/>
         <w:numId w:val="1"/>
       </w:numPr>
-      <w:overflowPunct w:val="true"/>
-      <w:autoSpaceDE w:val="true"/>
+      <w:overflowPunct/>
+      <w:autoSpaceDE/>
       <w:spacing w:before="240" w:after="60"/>
-      <w:ind w:hanging="1008" w:left="6480" w:right="0"/>
+      <w:ind w:left="6480" w:hanging="1008"/>
       <w:textAlignment w:val="auto"/>
       <w:outlineLvl w:val="6"/>
     </w:pPr>
@@ -4644,10 +4614,10 @@
       <w:rFonts w:ascii="Arial" w:hAnsi="Arial" w:cs="Arial"/>
     </w:rPr>
   </w:style>
-  <w:style w:type="paragraph" w:styleId="Heading8">
+  <w:style w:type="paragraph" w:styleId="8">
     <w:name w:val="heading 8"/>
-    <w:basedOn w:val="Normal"/>
-    <w:next w:val="Normal"/>
+    <w:basedOn w:val="a0"/>
+    <w:next w:val="a0"/>
     <w:qFormat/>
     <w:pPr>
       <w:numPr>
@@ -4664,10 +4634,10 @@
       <w:szCs w:val="24"/>
     </w:rPr>
   </w:style>
-  <w:style w:type="paragraph" w:styleId="Heading9">
+  <w:style w:type="paragraph" w:styleId="9">
     <w:name w:val="heading 9"/>
-    <w:basedOn w:val="Normal"/>
-    <w:next w:val="Normal"/>
+    <w:basedOn w:val="a0"/>
+    <w:next w:val="a0"/>
     <w:qFormat/>
     <w:pPr>
       <w:numPr>
@@ -4683,549 +4653,543 @@
       <w:szCs w:val="22"/>
     </w:rPr>
   </w:style>
-  <w:style w:type="character" w:styleId="WW8Num1z0">
+  <w:style w:type="character" w:default="1" w:styleId="a1">
+    <w:name w:val="Default Paragraph Font"/>
+    <w:uiPriority w:val="1"/>
+    <w:semiHidden/>
+    <w:unhideWhenUsed/>
+  </w:style>
+  <w:style w:type="table" w:default="1" w:styleId="a2">
+    <w:name w:val="Normal Table"/>
+    <w:uiPriority w:val="99"/>
+    <w:semiHidden/>
+    <w:unhideWhenUsed/>
+    <w:tblPr>
+      <w:tblInd w:w="0" w:type="dxa"/>
+      <w:tblCellMar>
+        <w:top w:w="0" w:type="dxa"/>
+        <w:left w:w="108" w:type="dxa"/>
+        <w:bottom w:w="0" w:type="dxa"/>
+        <w:right w:w="108" w:type="dxa"/>
+      </w:tblCellMar>
+    </w:tblPr>
+  </w:style>
+  <w:style w:type="numbering" w:default="1" w:styleId="a3">
+    <w:name w:val="No List"/>
+    <w:uiPriority w:val="99"/>
+    <w:semiHidden/>
+    <w:unhideWhenUsed/>
+  </w:style>
+  <w:style w:type="character" w:customStyle="1" w:styleId="WW8Num1z0">
     <w:name w:val="WW8Num1z0"/>
     <w:qFormat/>
-    <w:rPr/>
-  </w:style>
-  <w:style w:type="character" w:styleId="WW8Num2z0">
+  </w:style>
+  <w:style w:type="character" w:customStyle="1" w:styleId="WW8Num2z0">
     <w:name w:val="WW8Num2z0"/>
     <w:qFormat/>
     <w:rPr>
-      <w:b w:val="false"/>
-    </w:rPr>
-  </w:style>
-  <w:style w:type="character" w:styleId="WW8Num3z0">
+      <w:b w:val="0"/>
+    </w:rPr>
+  </w:style>
+  <w:style w:type="character" w:customStyle="1" w:styleId="WW8Num3z0">
     <w:name w:val="WW8Num3z0"/>
     <w:qFormat/>
     <w:rPr>
       <w:rFonts w:ascii="Symbol" w:hAnsi="Symbol" w:cs="Symbol"/>
     </w:rPr>
   </w:style>
-  <w:style w:type="character" w:styleId="WW8Num3z1">
+  <w:style w:type="character" w:customStyle="1" w:styleId="WW8Num3z1">
     <w:name w:val="WW8Num3z1"/>
     <w:qFormat/>
     <w:rPr>
       <w:rFonts w:ascii="Courier New" w:hAnsi="Courier New" w:cs="Symbol"/>
     </w:rPr>
   </w:style>
-  <w:style w:type="character" w:styleId="WW8Num3z2">
+  <w:style w:type="character" w:customStyle="1" w:styleId="WW8Num3z2">
     <w:name w:val="WW8Num3z2"/>
     <w:qFormat/>
     <w:rPr>
       <w:rFonts w:ascii="Wingdings" w:hAnsi="Wingdings" w:cs="Wingdings"/>
     </w:rPr>
   </w:style>
-  <w:style w:type="character" w:styleId="WW8Num4z0">
+  <w:style w:type="character" w:customStyle="1" w:styleId="WW8Num4z0">
     <w:name w:val="WW8Num4z0"/>
     <w:qFormat/>
-    <w:rPr/>
-  </w:style>
-  <w:style w:type="character" w:styleId="WW8Num5z0">
+  </w:style>
+  <w:style w:type="character" w:customStyle="1" w:styleId="WW8Num5z0">
     <w:name w:val="WW8Num5z0"/>
     <w:qFormat/>
     <w:rPr>
       <w:b/>
-      <w:i w:val="false"/>
-    </w:rPr>
-  </w:style>
-  <w:style w:type="character" w:styleId="WW8Num5z1">
+      <w:i w:val="0"/>
+    </w:rPr>
+  </w:style>
+  <w:style w:type="character" w:customStyle="1" w:styleId="WW8Num5z1">
     <w:name w:val="WW8Num5z1"/>
     <w:qFormat/>
     <w:rPr>
-      <w:b w:val="false"/>
-    </w:rPr>
-  </w:style>
-  <w:style w:type="character" w:styleId="WW8Num5z2">
+      <w:b w:val="0"/>
+    </w:rPr>
+  </w:style>
+  <w:style w:type="character" w:customStyle="1" w:styleId="WW8Num5z2">
     <w:name w:val="WW8Num5z2"/>
     <w:qFormat/>
-    <w:rPr/>
-  </w:style>
-  <w:style w:type="character" w:styleId="WW8Num7z0">
+  </w:style>
+  <w:style w:type="character" w:customStyle="1" w:styleId="WW8Num7z0">
     <w:name w:val="WW8Num7z0"/>
     <w:qFormat/>
-    <w:rPr/>
-  </w:style>
-  <w:style w:type="character" w:styleId="WW8Num8z0">
+  </w:style>
+  <w:style w:type="character" w:customStyle="1" w:styleId="WW8Num8z0">
     <w:name w:val="WW8Num8z0"/>
     <w:qFormat/>
-    <w:rPr/>
-  </w:style>
-  <w:style w:type="character" w:styleId="WW8Num9z0">
+  </w:style>
+  <w:style w:type="character" w:customStyle="1" w:styleId="WW8Num9z0">
     <w:name w:val="WW8Num9z0"/>
     <w:qFormat/>
-    <w:rPr/>
-  </w:style>
-  <w:style w:type="character" w:styleId="WW8Num10z0">
+  </w:style>
+  <w:style w:type="character" w:customStyle="1" w:styleId="WW8Num10z0">
     <w:name w:val="WW8Num10z0"/>
     <w:qFormat/>
-    <w:rPr/>
-  </w:style>
-  <w:style w:type="character" w:styleId="WW8Num10z1">
+  </w:style>
+  <w:style w:type="character" w:customStyle="1" w:styleId="WW8Num10z1">
     <w:name w:val="WW8Num10z1"/>
     <w:qFormat/>
     <w:rPr>
-      <w:b w:val="false"/>
-    </w:rPr>
-  </w:style>
-  <w:style w:type="character" w:styleId="WW8Num11z0">
+      <w:b w:val="0"/>
+    </w:rPr>
+  </w:style>
+  <w:style w:type="character" w:customStyle="1" w:styleId="WW8Num11z0">
     <w:name w:val="WW8Num11z0"/>
     <w:qFormat/>
-    <w:rPr/>
-  </w:style>
-  <w:style w:type="character" w:styleId="WW8Num12z0">
+  </w:style>
+  <w:style w:type="character" w:customStyle="1" w:styleId="WW8Num12z0">
     <w:name w:val="WW8Num12z0"/>
     <w:qFormat/>
-    <w:rPr/>
-  </w:style>
-  <w:style w:type="character" w:styleId="WW8Num13z0">
+  </w:style>
+  <w:style w:type="character" w:customStyle="1" w:styleId="WW8Num13z0">
     <w:name w:val="WW8Num13z0"/>
     <w:qFormat/>
     <w:rPr>
       <w:rFonts w:ascii="Symbol" w:hAnsi="Symbol" w:cs="Symbol"/>
     </w:rPr>
   </w:style>
-  <w:style w:type="character" w:styleId="WW8Num13z1">
+  <w:style w:type="character" w:customStyle="1" w:styleId="WW8Num13z1">
     <w:name w:val="WW8Num13z1"/>
     <w:qFormat/>
     <w:rPr>
       <w:rFonts w:ascii="Courier New" w:hAnsi="Courier New" w:cs="Courier New"/>
     </w:rPr>
   </w:style>
-  <w:style w:type="character" w:styleId="WW8Num13z2">
+  <w:style w:type="character" w:customStyle="1" w:styleId="WW8Num13z2">
     <w:name w:val="WW8Num13z2"/>
     <w:qFormat/>
     <w:rPr>
       <w:rFonts w:ascii="Wingdings" w:hAnsi="Wingdings" w:cs="Wingdings"/>
     </w:rPr>
   </w:style>
-  <w:style w:type="character" w:styleId="WW8Num14z0">
+  <w:style w:type="character" w:customStyle="1" w:styleId="WW8Num14z0">
     <w:name w:val="WW8Num14z0"/>
     <w:qFormat/>
     <w:rPr>
       <w:b/>
     </w:rPr>
   </w:style>
-  <w:style w:type="character" w:styleId="WW8Num14z1">
+  <w:style w:type="character" w:customStyle="1" w:styleId="WW8Num14z1">
     <w:name w:val="WW8Num14z1"/>
     <w:qFormat/>
     <w:rPr>
-      <w:b w:val="false"/>
-    </w:rPr>
-  </w:style>
-  <w:style w:type="character" w:styleId="WW8Num14z3">
+      <w:b w:val="0"/>
+    </w:rPr>
+  </w:style>
+  <w:style w:type="character" w:customStyle="1" w:styleId="WW8Num14z3">
     <w:name w:val="WW8Num14z3"/>
     <w:qFormat/>
-    <w:rPr/>
-  </w:style>
-  <w:style w:type="character" w:styleId="WW8Num15z0">
+  </w:style>
+  <w:style w:type="character" w:customStyle="1" w:styleId="WW8Num15z0">
     <w:name w:val="WW8Num15z0"/>
     <w:qFormat/>
     <w:rPr>
       <w:b/>
     </w:rPr>
   </w:style>
-  <w:style w:type="character" w:styleId="WW8Num15z2">
+  <w:style w:type="character" w:customStyle="1" w:styleId="WW8Num15z2">
     <w:name w:val="WW8Num15z2"/>
     <w:qFormat/>
     <w:rPr>
-      <w:b w:val="false"/>
-    </w:rPr>
-  </w:style>
-  <w:style w:type="character" w:styleId="WW8Num15z3">
+      <w:b w:val="0"/>
+    </w:rPr>
+  </w:style>
+  <w:style w:type="character" w:customStyle="1" w:styleId="WW8Num15z3">
     <w:name w:val="WW8Num15z3"/>
     <w:qFormat/>
-    <w:rPr/>
-  </w:style>
-  <w:style w:type="character" w:styleId="WW8Num16z0">
+  </w:style>
+  <w:style w:type="character" w:customStyle="1" w:styleId="WW8Num16z0">
     <w:name w:val="WW8Num16z0"/>
     <w:qFormat/>
     <w:rPr>
       <w:rFonts w:ascii="Symbol" w:hAnsi="Symbol" w:cs="Symbol"/>
     </w:rPr>
   </w:style>
-  <w:style w:type="character" w:styleId="WW8Num16z1">
+  <w:style w:type="character" w:customStyle="1" w:styleId="WW8Num16z1">
     <w:name w:val="WW8Num16z1"/>
     <w:qFormat/>
     <w:rPr>
       <w:rFonts w:ascii="Courier New" w:hAnsi="Courier New" w:cs="Courier New"/>
     </w:rPr>
   </w:style>
-  <w:style w:type="character" w:styleId="WW8Num16z2">
+  <w:style w:type="character" w:customStyle="1" w:styleId="WW8Num16z2">
     <w:name w:val="WW8Num16z2"/>
     <w:qFormat/>
     <w:rPr>
       <w:rFonts w:ascii="Wingdings" w:hAnsi="Wingdings" w:cs="Wingdings"/>
     </w:rPr>
   </w:style>
-  <w:style w:type="character" w:styleId="WW8Num17z0">
+  <w:style w:type="character" w:customStyle="1" w:styleId="WW8Num17z0">
     <w:name w:val="WW8Num17z0"/>
     <w:qFormat/>
     <w:rPr>
-      <w:rFonts w:ascii="Arial" w:hAnsi="Arial" w:eastAsia="Times New Roman" w:cs="Arial"/>
-      <w:b w:val="false"/>
-    </w:rPr>
-  </w:style>
-  <w:style w:type="character" w:styleId="WW8Num17z1">
+      <w:rFonts w:ascii="Arial" w:eastAsia="Times New Roman" w:hAnsi="Arial" w:cs="Arial"/>
+      <w:b w:val="0"/>
+    </w:rPr>
+  </w:style>
+  <w:style w:type="character" w:customStyle="1" w:styleId="WW8Num17z1">
     <w:name w:val="WW8Num17z1"/>
     <w:qFormat/>
     <w:rPr>
       <w:rFonts w:ascii="Courier New" w:hAnsi="Courier New" w:cs="Courier New"/>
     </w:rPr>
   </w:style>
-  <w:style w:type="character" w:styleId="WW8Num17z2">
+  <w:style w:type="character" w:customStyle="1" w:styleId="WW8Num17z2">
     <w:name w:val="WW8Num17z2"/>
     <w:qFormat/>
     <w:rPr>
       <w:rFonts w:ascii="Wingdings" w:hAnsi="Wingdings" w:cs="Wingdings"/>
     </w:rPr>
   </w:style>
-  <w:style w:type="character" w:styleId="WW8Num17z3">
+  <w:style w:type="character" w:customStyle="1" w:styleId="WW8Num17z3">
     <w:name w:val="WW8Num17z3"/>
     <w:qFormat/>
     <w:rPr>
       <w:rFonts w:ascii="Symbol" w:hAnsi="Symbol" w:cs="Symbol"/>
     </w:rPr>
   </w:style>
-  <w:style w:type="character" w:styleId="WW8Num18z0">
+  <w:style w:type="character" w:customStyle="1" w:styleId="WW8Num18z0">
     <w:name w:val="WW8Num18z0"/>
     <w:qFormat/>
-    <w:rPr/>
-  </w:style>
-  <w:style w:type="character" w:styleId="WW8Num18z1">
+  </w:style>
+  <w:style w:type="character" w:customStyle="1" w:styleId="WW8Num18z1">
     <w:name w:val="WW8Num18z1"/>
     <w:qFormat/>
     <w:rPr>
-      <w:b w:val="false"/>
-    </w:rPr>
-  </w:style>
-  <w:style w:type="character" w:styleId="WW8Num19z0">
+      <w:b w:val="0"/>
+    </w:rPr>
+  </w:style>
+  <w:style w:type="character" w:customStyle="1" w:styleId="WW8Num19z0">
     <w:name w:val="WW8Num19z0"/>
     <w:qFormat/>
-    <w:rPr/>
-  </w:style>
-  <w:style w:type="character" w:styleId="WW8Num20z0">
+  </w:style>
+  <w:style w:type="character" w:customStyle="1" w:styleId="WW8Num20z0">
     <w:name w:val="WW8Num20z0"/>
     <w:qFormat/>
-    <w:rPr/>
-  </w:style>
-  <w:style w:type="character" w:styleId="WW8Num21z0">
+  </w:style>
+  <w:style w:type="character" w:customStyle="1" w:styleId="WW8Num21z0">
     <w:name w:val="WW8Num21z0"/>
     <w:qFormat/>
     <w:rPr>
       <w:rFonts w:ascii="Symbol" w:hAnsi="Symbol" w:cs="Symbol"/>
     </w:rPr>
   </w:style>
-  <w:style w:type="character" w:styleId="WW8Num21z1">
+  <w:style w:type="character" w:customStyle="1" w:styleId="WW8Num21z1">
     <w:name w:val="WW8Num21z1"/>
     <w:qFormat/>
     <w:rPr>
       <w:rFonts w:ascii="Courier New" w:hAnsi="Courier New" w:cs="Courier New"/>
     </w:rPr>
   </w:style>
-  <w:style w:type="character" w:styleId="WW8Num21z2">
+  <w:style w:type="character" w:customStyle="1" w:styleId="WW8Num21z2">
     <w:name w:val="WW8Num21z2"/>
     <w:qFormat/>
     <w:rPr>
       <w:rFonts w:ascii="Wingdings" w:hAnsi="Wingdings" w:cs="Wingdings"/>
     </w:rPr>
   </w:style>
-  <w:style w:type="character" w:styleId="WW8Num22z0">
+  <w:style w:type="character" w:customStyle="1" w:styleId="WW8Num22z0">
     <w:name w:val="WW8Num22z0"/>
     <w:qFormat/>
-    <w:rPr/>
-  </w:style>
-  <w:style w:type="character" w:styleId="WW8Num23z0">
+  </w:style>
+  <w:style w:type="character" w:customStyle="1" w:styleId="WW8Num23z0">
     <w:name w:val="WW8Num23z0"/>
     <w:qFormat/>
     <w:rPr>
       <w:rFonts w:ascii="Symbol" w:hAnsi="Symbol" w:cs="Symbol"/>
     </w:rPr>
   </w:style>
-  <w:style w:type="character" w:styleId="WW8Num23z1">
+  <w:style w:type="character" w:customStyle="1" w:styleId="WW8Num23z1">
     <w:name w:val="WW8Num23z1"/>
     <w:qFormat/>
     <w:rPr>
       <w:rFonts w:ascii="Courier New" w:hAnsi="Courier New" w:cs="Courier New"/>
     </w:rPr>
   </w:style>
-  <w:style w:type="character" w:styleId="WW8Num23z2">
+  <w:style w:type="character" w:customStyle="1" w:styleId="WW8Num23z2">
     <w:name w:val="WW8Num23z2"/>
     <w:qFormat/>
     <w:rPr>
       <w:rFonts w:ascii="Wingdings" w:hAnsi="Wingdings" w:cs="Wingdings"/>
     </w:rPr>
   </w:style>
-  <w:style w:type="character" w:styleId="WW8Num24z0">
+  <w:style w:type="character" w:customStyle="1" w:styleId="WW8Num24z0">
     <w:name w:val="WW8Num24z0"/>
     <w:qFormat/>
     <w:rPr>
       <w:b/>
     </w:rPr>
   </w:style>
-  <w:style w:type="character" w:styleId="WW8Num24z1">
+  <w:style w:type="character" w:customStyle="1" w:styleId="WW8Num24z1">
     <w:name w:val="WW8Num24z1"/>
     <w:qFormat/>
     <w:rPr>
-      <w:b w:val="false"/>
+      <w:b w:val="0"/>
       <w:bCs/>
       <w:sz w:val="20"/>
       <w:szCs w:val="16"/>
     </w:rPr>
   </w:style>
-  <w:style w:type="character" w:styleId="WW8Num24z2">
+  <w:style w:type="character" w:customStyle="1" w:styleId="WW8Num24z2">
     <w:name w:val="WW8Num24z2"/>
     <w:qFormat/>
     <w:rPr>
-      <w:b w:val="false"/>
-    </w:rPr>
-  </w:style>
-  <w:style w:type="character" w:styleId="WW8Num24z3">
+      <w:b w:val="0"/>
+    </w:rPr>
+  </w:style>
+  <w:style w:type="character" w:customStyle="1" w:styleId="WW8Num24z3">
     <w:name w:val="WW8Num24z3"/>
     <w:qFormat/>
-    <w:rPr/>
-  </w:style>
-  <w:style w:type="character" w:styleId="WW8Num25z0">
+  </w:style>
+  <w:style w:type="character" w:customStyle="1" w:styleId="WW8Num25z0">
     <w:name w:val="WW8Num25z0"/>
     <w:qFormat/>
-    <w:rPr/>
-  </w:style>
-  <w:style w:type="character" w:styleId="WW8Num26z0">
+  </w:style>
+  <w:style w:type="character" w:customStyle="1" w:styleId="WW8Num26z0">
     <w:name w:val="WW8Num26z0"/>
     <w:qFormat/>
     <w:rPr>
       <w:rFonts w:ascii="Symbol" w:hAnsi="Symbol" w:cs="Symbol"/>
     </w:rPr>
   </w:style>
-  <w:style w:type="character" w:styleId="WW8Num26z1">
+  <w:style w:type="character" w:customStyle="1" w:styleId="WW8Num26z1">
     <w:name w:val="WW8Num26z1"/>
     <w:qFormat/>
     <w:rPr>
       <w:rFonts w:ascii="Courier New" w:hAnsi="Courier New" w:cs="Courier New"/>
     </w:rPr>
   </w:style>
-  <w:style w:type="character" w:styleId="WW8Num26z2">
+  <w:style w:type="character" w:customStyle="1" w:styleId="WW8Num26z2">
     <w:name w:val="WW8Num26z2"/>
     <w:qFormat/>
     <w:rPr>
       <w:rFonts w:ascii="Wingdings" w:hAnsi="Wingdings" w:cs="Wingdings"/>
     </w:rPr>
   </w:style>
-  <w:style w:type="character" w:styleId="WW8Num27z0">
+  <w:style w:type="character" w:customStyle="1" w:styleId="WW8Num27z0">
     <w:name w:val="WW8Num27z0"/>
     <w:qFormat/>
     <w:rPr>
       <w:rFonts w:cs="Times New Roman"/>
     </w:rPr>
   </w:style>
-  <w:style w:type="character" w:styleId="WW8Num28z0">
+  <w:style w:type="character" w:customStyle="1" w:styleId="WW8Num28z0">
     <w:name w:val="WW8Num28z0"/>
     <w:qFormat/>
     <w:rPr>
       <w:rFonts w:ascii="Symbol" w:hAnsi="Symbol" w:cs="Symbol"/>
     </w:rPr>
   </w:style>
-  <w:style w:type="character" w:styleId="WW8Num28z1">
+  <w:style w:type="character" w:customStyle="1" w:styleId="WW8Num28z1">
     <w:name w:val="WW8Num28z1"/>
     <w:qFormat/>
     <w:rPr>
       <w:rFonts w:ascii="Courier New" w:hAnsi="Courier New" w:cs="Courier New"/>
     </w:rPr>
   </w:style>
-  <w:style w:type="character" w:styleId="WW8Num28z2">
+  <w:style w:type="character" w:customStyle="1" w:styleId="WW8Num28z2">
     <w:name w:val="WW8Num28z2"/>
     <w:qFormat/>
     <w:rPr>
       <w:rFonts w:ascii="Wingdings" w:hAnsi="Wingdings" w:cs="Wingdings"/>
     </w:rPr>
   </w:style>
-  <w:style w:type="character" w:styleId="WW8Num29z0">
+  <w:style w:type="character" w:customStyle="1" w:styleId="WW8Num29z0">
     <w:name w:val="WW8Num29z0"/>
     <w:qFormat/>
-    <w:rPr/>
-  </w:style>
-  <w:style w:type="character" w:styleId="WW8Num29z1">
+  </w:style>
+  <w:style w:type="character" w:customStyle="1" w:styleId="WW8Num29z1">
     <w:name w:val="WW8Num29z1"/>
     <w:qFormat/>
     <w:rPr>
-      <w:b w:val="false"/>
+      <w:b w:val="0"/>
       <w:bCs/>
     </w:rPr>
   </w:style>
-  <w:style w:type="character" w:styleId="WW8Num30z0">
+  <w:style w:type="character" w:customStyle="1" w:styleId="WW8Num30z0">
     <w:name w:val="WW8Num30z0"/>
     <w:qFormat/>
-    <w:rPr/>
-  </w:style>
-  <w:style w:type="character" w:styleId="WW8Num31z0">
+  </w:style>
+  <w:style w:type="character" w:customStyle="1" w:styleId="WW8Num31z0">
     <w:name w:val="WW8Num31z0"/>
     <w:qFormat/>
     <w:rPr>
       <w:rFonts w:ascii="Symbol" w:hAnsi="Symbol" w:cs="Symbol"/>
     </w:rPr>
   </w:style>
-  <w:style w:type="character" w:styleId="WW8Num31z1">
+  <w:style w:type="character" w:customStyle="1" w:styleId="WW8Num31z1">
     <w:name w:val="WW8Num31z1"/>
     <w:qFormat/>
     <w:rPr>
       <w:rFonts w:ascii="Courier New" w:hAnsi="Courier New" w:cs="Courier New"/>
     </w:rPr>
   </w:style>
-  <w:style w:type="character" w:styleId="WW8Num31z2">
+  <w:style w:type="character" w:customStyle="1" w:styleId="WW8Num31z2">
     <w:name w:val="WW8Num31z2"/>
     <w:qFormat/>
     <w:rPr>
       <w:rFonts w:ascii="Wingdings" w:hAnsi="Wingdings" w:cs="Wingdings"/>
     </w:rPr>
   </w:style>
-  <w:style w:type="character" w:styleId="WW8Num32z0">
+  <w:style w:type="character" w:customStyle="1" w:styleId="WW8Num32z0">
     <w:name w:val="WW8Num32z0"/>
     <w:qFormat/>
-    <w:rPr/>
-  </w:style>
-  <w:style w:type="character" w:styleId="WW8Num33z0">
+  </w:style>
+  <w:style w:type="character" w:customStyle="1" w:styleId="WW8Num33z0">
     <w:name w:val="WW8Num33z0"/>
     <w:qFormat/>
     <w:rPr>
       <w:rFonts w:ascii="Symbol" w:hAnsi="Symbol" w:cs="Symbol"/>
     </w:rPr>
   </w:style>
-  <w:style w:type="character" w:styleId="WW8Num33z1">
+  <w:style w:type="character" w:customStyle="1" w:styleId="WW8Num33z1">
     <w:name w:val="WW8Num33z1"/>
     <w:qFormat/>
     <w:rPr>
       <w:rFonts w:ascii="Courier New" w:hAnsi="Courier New" w:cs="Courier New"/>
     </w:rPr>
   </w:style>
-  <w:style w:type="character" w:styleId="WW8Num33z2">
+  <w:style w:type="character" w:customStyle="1" w:styleId="WW8Num33z2">
     <w:name w:val="WW8Num33z2"/>
     <w:qFormat/>
     <w:rPr>
       <w:rFonts w:ascii="Wingdings" w:hAnsi="Wingdings" w:cs="Wingdings"/>
     </w:rPr>
   </w:style>
-  <w:style w:type="character" w:styleId="WW8Num34z0">
+  <w:style w:type="character" w:customStyle="1" w:styleId="WW8Num34z0">
     <w:name w:val="WW8Num34z0"/>
     <w:qFormat/>
-    <w:rPr/>
-  </w:style>
-  <w:style w:type="character" w:styleId="WW8Num35z0">
+  </w:style>
+  <w:style w:type="character" w:customStyle="1" w:styleId="WW8Num35z0">
     <w:name w:val="WW8Num35z0"/>
     <w:qFormat/>
     <w:rPr>
       <w:rFonts w:ascii="Symbol" w:hAnsi="Symbol" w:cs="Symbol"/>
     </w:rPr>
   </w:style>
-  <w:style w:type="character" w:styleId="WW8Num35z1">
+  <w:style w:type="character" w:customStyle="1" w:styleId="WW8Num35z1">
     <w:name w:val="WW8Num35z1"/>
     <w:qFormat/>
     <w:rPr>
       <w:rFonts w:ascii="Courier New" w:hAnsi="Courier New" w:cs="Courier New"/>
     </w:rPr>
   </w:style>
-  <w:style w:type="character" w:styleId="WW8Num35z2">
+  <w:style w:type="character" w:customStyle="1" w:styleId="WW8Num35z2">
     <w:name w:val="WW8Num35z2"/>
     <w:qFormat/>
     <w:rPr>
       <w:rFonts w:ascii="Wingdings" w:hAnsi="Wingdings" w:cs="Wingdings"/>
     </w:rPr>
   </w:style>
-  <w:style w:type="character" w:styleId="WW8Num36z0">
+  <w:style w:type="character" w:customStyle="1" w:styleId="WW8Num36z0">
     <w:name w:val="WW8Num36z0"/>
     <w:qFormat/>
-    <w:rPr/>
-  </w:style>
-  <w:style w:type="character" w:styleId="WW8Num38z0">
+  </w:style>
+  <w:style w:type="character" w:customStyle="1" w:styleId="WW8Num38z0">
     <w:name w:val="WW8Num38z0"/>
     <w:qFormat/>
     <w:rPr>
-      <w:b w:val="false"/>
-      <w:bCs w:val="false"/>
+      <w:b w:val="0"/>
+      <w:bCs w:val="0"/>
       <w:sz w:val="18"/>
       <w:szCs w:val="18"/>
     </w:rPr>
   </w:style>
-  <w:style w:type="character" w:styleId="WW8Num39z0">
+  <w:style w:type="character" w:customStyle="1" w:styleId="WW8Num39z0">
     <w:name w:val="WW8Num39z0"/>
     <w:qFormat/>
     <w:rPr>
-      <w:rFonts w:ascii="Arial" w:hAnsi="Arial" w:eastAsia="Times New Roman" w:cs="Arial"/>
-      <w:b w:val="false"/>
-    </w:rPr>
-  </w:style>
-  <w:style w:type="character" w:styleId="WW8Num39z1">
+      <w:rFonts w:ascii="Arial" w:eastAsia="Times New Roman" w:hAnsi="Arial" w:cs="Arial"/>
+      <w:b w:val="0"/>
+    </w:rPr>
+  </w:style>
+  <w:style w:type="character" w:customStyle="1" w:styleId="WW8Num39z1">
     <w:name w:val="WW8Num39z1"/>
     <w:qFormat/>
     <w:rPr>
       <w:rFonts w:ascii="Courier New" w:hAnsi="Courier New" w:cs="Courier New"/>
     </w:rPr>
   </w:style>
-  <w:style w:type="character" w:styleId="WW8Num39z2">
+  <w:style w:type="character" w:customStyle="1" w:styleId="WW8Num39z2">
     <w:name w:val="WW8Num39z2"/>
     <w:qFormat/>
     <w:rPr>
       <w:rFonts w:ascii="Wingdings" w:hAnsi="Wingdings" w:cs="Wingdings"/>
     </w:rPr>
   </w:style>
-  <w:style w:type="character" w:styleId="WW8Num39z3">
+  <w:style w:type="character" w:customStyle="1" w:styleId="WW8Num39z3">
     <w:name w:val="WW8Num39z3"/>
     <w:qFormat/>
     <w:rPr>
       <w:rFonts w:ascii="Symbol" w:hAnsi="Symbol" w:cs="Symbol"/>
     </w:rPr>
   </w:style>
-  <w:style w:type="character" w:styleId="WW8Num40z0">
+  <w:style w:type="character" w:customStyle="1" w:styleId="WW8Num40z0">
     <w:name w:val="WW8Num40z0"/>
     <w:qFormat/>
-    <w:rPr/>
-  </w:style>
-  <w:style w:type="character" w:styleId="WW8Num41z0">
+  </w:style>
+  <w:style w:type="character" w:customStyle="1" w:styleId="WW8Num41z0">
     <w:name w:val="WW8Num41z0"/>
     <w:qFormat/>
-    <w:rPr/>
-  </w:style>
-  <w:style w:type="character" w:styleId="WW8Num42z0">
+  </w:style>
+  <w:style w:type="character" w:customStyle="1" w:styleId="WW8Num42z0">
     <w:name w:val="WW8Num42z0"/>
     <w:qFormat/>
-    <w:rPr/>
-  </w:style>
-  <w:style w:type="character" w:styleId="WW8Num43z0">
+  </w:style>
+  <w:style w:type="character" w:customStyle="1" w:styleId="WW8Num43z0">
     <w:name w:val="WW8Num43z0"/>
     <w:qFormat/>
-    <w:rPr/>
-  </w:style>
-  <w:style w:type="character" w:styleId="WW8Num43z1">
+  </w:style>
+  <w:style w:type="character" w:customStyle="1" w:styleId="WW8Num43z1">
     <w:name w:val="WW8Num43z1"/>
     <w:qFormat/>
     <w:rPr>
-      <w:b w:val="false"/>
-      <w:bCs w:val="false"/>
-    </w:rPr>
-  </w:style>
-  <w:style w:type="character" w:styleId="WW8Num43z2">
+      <w:b w:val="0"/>
+      <w:bCs w:val="0"/>
+    </w:rPr>
+  </w:style>
+  <w:style w:type="character" w:customStyle="1" w:styleId="WW8Num43z2">
     <w:name w:val="WW8Num43z2"/>
     <w:qFormat/>
     <w:rPr>
-      <w:rFonts w:ascii="Arial" w:hAnsi="Arial" w:eastAsia="Times New Roman" w:cs="Arial"/>
-      <w:b w:val="false"/>
-    </w:rPr>
-  </w:style>
-  <w:style w:type="character" w:styleId="WW8Num44z0">
+      <w:rFonts w:ascii="Arial" w:eastAsia="Times New Roman" w:hAnsi="Arial" w:cs="Arial"/>
+      <w:b w:val="0"/>
+    </w:rPr>
+  </w:style>
+  <w:style w:type="character" w:customStyle="1" w:styleId="WW8Num44z0">
     <w:name w:val="WW8Num44z0"/>
     <w:qFormat/>
-    <w:rPr/>
-  </w:style>
-  <w:style w:type="character" w:styleId="DefaultParagraphFont">
-    <w:name w:val="Default Paragraph Font"/>
-    <w:qFormat/>
-    <w:rPr/>
-  </w:style>
-  <w:style w:type="character" w:styleId="PageNumber">
+  </w:style>
+  <w:style w:type="character" w:styleId="a4">
     <w:name w:val="page number"/>
-    <w:basedOn w:val="DefaultParagraphFont"/>
-    <w:rPr/>
-  </w:style>
-  <w:style w:type="character" w:styleId="CommentReference">
+    <w:basedOn w:val="a1"/>
+  </w:style>
+  <w:style w:type="character" w:customStyle="1" w:styleId="CommentReference">
     <w:name w:val="Comment Reference"/>
     <w:qFormat/>
     <w:rPr>
@@ -5233,60 +5197,59 @@
       <w:szCs w:val="16"/>
     </w:rPr>
   </w:style>
-  <w:style w:type="character" w:styleId="Hyperlink">
+  <w:style w:type="character" w:styleId="a5">
     <w:name w:val="Hyperlink"/>
     <w:rPr>
       <w:color w:val="0000FF"/>
       <w:u w:val="single"/>
     </w:rPr>
   </w:style>
-  <w:style w:type="character" w:styleId="FollowedHyperlink">
+  <w:style w:type="character" w:styleId="a6">
     <w:name w:val="FollowedHyperlink"/>
     <w:rPr>
       <w:color w:val="606420"/>
       <w:u w:val="single"/>
     </w:rPr>
   </w:style>
-  <w:style w:type="character" w:styleId="s1">
+  <w:style w:type="character" w:customStyle="1" w:styleId="s1">
     <w:name w:val="s1"/>
     <w:qFormat/>
     <w:rPr>
       <w:rFonts w:ascii="Times New Roman" w:hAnsi="Times New Roman" w:cs="Times New Roman"/>
       <w:b/>
       <w:bCs/>
-      <w:i w:val="false"/>
-      <w:iCs w:val="false"/>
-      <w:strike w:val="false"/>
-      <w:dstrike w:val="false"/>
+      <w:i w:val="0"/>
+      <w:iCs w:val="0"/>
+      <w:strike w:val="0"/>
+      <w:dstrike w:val="0"/>
       <w:color w:val="000000"/>
       <w:sz w:val="20"/>
       <w:szCs w:val="20"/>
       <w:u w:val="none"/>
     </w:rPr>
   </w:style>
-  <w:style w:type="character" w:styleId="s0">
+  <w:style w:type="character" w:customStyle="1" w:styleId="s0">
     <w:name w:val="s0"/>
     <w:qFormat/>
     <w:rPr>
       <w:rFonts w:ascii="Times New Roman" w:hAnsi="Times New Roman" w:cs="Times New Roman"/>
-      <w:b w:val="false"/>
-      <w:bCs w:val="false"/>
-      <w:i w:val="false"/>
-      <w:iCs w:val="false"/>
-      <w:strike w:val="false"/>
-      <w:dstrike w:val="false"/>
+      <w:b w:val="0"/>
+      <w:bCs w:val="0"/>
+      <w:i w:val="0"/>
+      <w:iCs w:val="0"/>
+      <w:strike w:val="0"/>
+      <w:dstrike w:val="0"/>
       <w:color w:val="000000"/>
       <w:sz w:val="20"/>
       <w:szCs w:val="20"/>
       <w:u w:val="none"/>
     </w:rPr>
   </w:style>
-  <w:style w:type="character" w:styleId="shorttext">
+  <w:style w:type="character" w:customStyle="1" w:styleId="shorttext">
     <w:name w:val="short_text"/>
     <w:qFormat/>
-    <w:rPr/>
-  </w:style>
-  <w:style w:type="character" w:styleId="BodyTextChar">
+  </w:style>
+  <w:style w:type="character" w:customStyle="1" w:styleId="BodyTextChar">
     <w:name w:val="Body Text Char"/>
     <w:qFormat/>
     <w:rPr>
@@ -5295,25 +5258,25 @@
       <w:lang w:val="en-US"/>
     </w:rPr>
   </w:style>
-  <w:style w:type="character" w:styleId="BodyTextIndentChar">
+  <w:style w:type="character" w:customStyle="1" w:styleId="BodyTextIndentChar">
     <w:name w:val="Body Text Indent Char"/>
     <w:qFormat/>
     <w:rPr>
       <w:lang w:val="en-US"/>
     </w:rPr>
   </w:style>
-  <w:style w:type="character" w:styleId="SubtitleChar">
+  <w:style w:type="character" w:customStyle="1" w:styleId="SubtitleChar">
     <w:name w:val="Subtitle Char"/>
     <w:qFormat/>
     <w:rPr>
-      <w:rFonts w:ascii="Franklin Gothic Medium Cond" w:hAnsi="Franklin Gothic Medium Cond" w:eastAsia="Times" w:cs="Franklin Gothic Medium Cond"/>
+      <w:rFonts w:ascii="Franklin Gothic Medium Cond" w:eastAsia="Times" w:hAnsi="Franklin Gothic Medium Cond" w:cs="Franklin Gothic Medium Cond"/>
       <w:b/>
       <w:smallCaps/>
       <w:color w:val="000080"/>
       <w:lang w:val="ru-RU"/>
     </w:rPr>
   </w:style>
-  <w:style w:type="character" w:styleId="TitleChar">
+  <w:style w:type="character" w:customStyle="1" w:styleId="TitleChar">
     <w:name w:val="Title Char"/>
     <w:qFormat/>
     <w:rPr>
@@ -5322,20 +5285,19 @@
       <w:lang w:val="en-US"/>
     </w:rPr>
   </w:style>
-  <w:style w:type="character" w:styleId="rynqvb">
+  <w:style w:type="character" w:customStyle="1" w:styleId="rynqvb">
     <w:name w:val="rynqvb"/>
-    <w:basedOn w:val="DefaultParagraphFont"/>
-    <w:qFormat/>
-    <w:rPr/>
-  </w:style>
-  <w:style w:type="paragraph" w:styleId="Heading">
+    <w:basedOn w:val="a1"/>
+    <w:qFormat/>
+  </w:style>
+  <w:style w:type="paragraph" w:customStyle="1" w:styleId="Heading">
     <w:name w:val="Heading"/>
-    <w:basedOn w:val="Normal"/>
-    <w:next w:val="BodyText"/>
+    <w:basedOn w:val="a0"/>
+    <w:next w:val="a7"/>
     <w:qFormat/>
     <w:pPr>
-      <w:overflowPunct w:val="true"/>
-      <w:autoSpaceDE w:val="true"/>
+      <w:overflowPunct/>
+      <w:autoSpaceDE/>
       <w:jc w:val="center"/>
       <w:textAlignment w:val="auto"/>
     </w:pPr>
@@ -5344,12 +5306,12 @@
       <w:sz w:val="24"/>
     </w:rPr>
   </w:style>
-  <w:style w:type="paragraph" w:styleId="BodyText">
+  <w:style w:type="paragraph" w:styleId="a7">
     <w:name w:val="Body Text"/>
-    <w:basedOn w:val="Normal"/>
+    <w:basedOn w:val="a0"/>
     <w:pPr>
-      <w:overflowPunct w:val="true"/>
-      <w:autoSpaceDE w:val="true"/>
+      <w:overflowPunct/>
+      <w:autoSpaceDE/>
       <w:textAlignment w:val="auto"/>
     </w:pPr>
     <w:rPr>
@@ -5357,32 +5319,31 @@
       <w:sz w:val="24"/>
     </w:rPr>
   </w:style>
-  <w:style w:type="paragraph" w:styleId="List">
+  <w:style w:type="paragraph" w:styleId="a8">
     <w:name w:val="List"/>
-    <w:basedOn w:val="BodyText"/>
-    <w:pPr/>
+    <w:basedOn w:val="a7"/>
     <w:rPr>
       <w:rFonts w:cs="Noto Sans Devanagari"/>
     </w:rPr>
   </w:style>
-  <w:style w:type="paragraph" w:styleId="Caption">
+  <w:style w:type="paragraph" w:styleId="a9">
     <w:name w:val="caption"/>
     <w:basedOn w:val="TableHead"/>
-    <w:next w:val="Normal"/>
+    <w:next w:val="a0"/>
     <w:qFormat/>
     <w:pPr>
       <w:spacing w:before="240" w:after="120"/>
-      <w:ind w:hanging="0" w:left="720" w:right="0"/>
+      <w:ind w:left="720"/>
       <w:jc w:val="left"/>
     </w:pPr>
     <w:rPr>
-      <w:b w:val="false"/>
-      <w:bCs w:val="false"/>
-    </w:rPr>
-  </w:style>
-  <w:style w:type="paragraph" w:styleId="Index">
+      <w:b w:val="0"/>
+      <w:bCs w:val="0"/>
+    </w:rPr>
+  </w:style>
+  <w:style w:type="paragraph" w:customStyle="1" w:styleId="Index">
     <w:name w:val="Index"/>
-    <w:basedOn w:val="Normal"/>
+    <w:basedOn w:val="a0"/>
     <w:qFormat/>
     <w:pPr>
       <w:suppressLineNumbers/>
@@ -5391,56 +5352,48 @@
       <w:rFonts w:cs="Noto Sans Devanagari"/>
     </w:rPr>
   </w:style>
-  <w:style w:type="paragraph" w:styleId="HeaderandFooter">
+  <w:style w:type="paragraph" w:customStyle="1" w:styleId="HeaderandFooter">
     <w:name w:val="Header and Footer"/>
-    <w:basedOn w:val="Normal"/>
+    <w:basedOn w:val="a0"/>
     <w:qFormat/>
     <w:pPr>
       <w:suppressLineNumbers/>
       <w:tabs>
-        <w:tab w:val="clear" w:pos="720"/>
-        <w:tab w:val="center" w:pos="4819" w:leader="none"/>
-        <w:tab w:val="right" w:pos="9638" w:leader="none"/>
+        <w:tab w:val="center" w:pos="4819"/>
+        <w:tab w:val="right" w:pos="9638"/>
       </w:tabs>
     </w:pPr>
-    <w:rPr/>
-  </w:style>
-  <w:style w:type="paragraph" w:styleId="Header">
+  </w:style>
+  <w:style w:type="paragraph" w:styleId="aa">
     <w:name w:val="header"/>
-    <w:basedOn w:val="Normal"/>
-    <w:pPr/>
-    <w:rPr/>
-  </w:style>
-  <w:style w:type="paragraph" w:styleId="Footer">
+    <w:basedOn w:val="a0"/>
+  </w:style>
+  <w:style w:type="paragraph" w:styleId="ab">
     <w:name w:val="footer"/>
-    <w:basedOn w:val="Normal"/>
-    <w:pPr/>
-    <w:rPr/>
-  </w:style>
-  <w:style w:type="paragraph" w:styleId="BalloonText">
+    <w:basedOn w:val="a0"/>
+  </w:style>
+  <w:style w:type="paragraph" w:styleId="ac">
     <w:name w:val="Balloon Text"/>
-    <w:basedOn w:val="Normal"/>
-    <w:qFormat/>
-    <w:pPr/>
+    <w:basedOn w:val="a0"/>
+    <w:qFormat/>
     <w:rPr>
       <w:rFonts w:ascii="Tahoma" w:hAnsi="Tahoma" w:cs="Tahoma"/>
       <w:sz w:val="16"/>
       <w:szCs w:val="16"/>
     </w:rPr>
   </w:style>
-  <w:style w:type="paragraph" w:styleId="TOC1">
+  <w:style w:type="paragraph" w:styleId="10">
     <w:name w:val="toc 1"/>
-    <w:basedOn w:val="Heading1"/>
-    <w:next w:val="Normal"/>
+    <w:basedOn w:val="1"/>
+    <w:next w:val="a0"/>
     <w:pPr>
-      <w:keepNext w:val="false"/>
+      <w:keepNext w:val="0"/>
       <w:numPr>
-        <w:ilvl w:val="0"/>
         <w:numId w:val="0"/>
       </w:numPr>
-      <w:overflowPunct w:val="true"/>
-      <w:autoSpaceDE w:val="true"/>
-      <w:spacing w:before="360" w:after="0"/>
+      <w:overflowPunct/>
+      <w:autoSpaceDE/>
+      <w:spacing w:before="360"/>
       <w:outlineLvl w:val="9"/>
     </w:pPr>
     <w:rPr>
@@ -5451,14 +5404,14 @@
       <w:szCs w:val="24"/>
     </w:rPr>
   </w:style>
-  <w:style w:type="paragraph" w:styleId="NormalIndent">
+  <w:style w:type="paragraph" w:styleId="ad">
     <w:name w:val="Normal Indent"/>
-    <w:basedOn w:val="Normal"/>
+    <w:basedOn w:val="a0"/>
     <w:qFormat/>
     <w:pPr>
-      <w:overflowPunct w:val="true"/>
-      <w:autoSpaceDE w:val="true"/>
-      <w:ind w:hanging="0" w:left="851" w:right="0"/>
+      <w:overflowPunct/>
+      <w:autoSpaceDE/>
+      <w:ind w:left="851"/>
       <w:jc w:val="both"/>
       <w:textAlignment w:val="auto"/>
     </w:pPr>
@@ -5467,26 +5420,26 @@
       <w:sz w:val="24"/>
     </w:rPr>
   </w:style>
-  <w:style w:type="paragraph" w:styleId="CommentText">
+  <w:style w:type="paragraph" w:customStyle="1" w:styleId="CommentText">
     <w:name w:val="Comment Text"/>
-    <w:basedOn w:val="Normal"/>
+    <w:basedOn w:val="a0"/>
     <w:qFormat/>
     <w:pPr>
-      <w:overflowPunct w:val="true"/>
-      <w:autoSpaceDE w:val="true"/>
+      <w:overflowPunct/>
+      <w:autoSpaceDE/>
       <w:textAlignment w:val="auto"/>
     </w:pPr>
     <w:rPr>
       <w:rFonts w:ascii="Arial" w:hAnsi="Arial" w:cs="Arial"/>
     </w:rPr>
   </w:style>
-  <w:style w:type="paragraph" w:styleId="tabletext">
+  <w:style w:type="paragraph" w:customStyle="1" w:styleId="tabletext">
     <w:name w:val="table text"/>
-    <w:basedOn w:val="Normal"/>
+    <w:basedOn w:val="a0"/>
     <w:qFormat/>
     <w:pPr>
-      <w:overflowPunct w:val="true"/>
-      <w:autoSpaceDE w:val="true"/>
+      <w:overflowPunct/>
+      <w:autoSpaceDE/>
       <w:spacing w:before="80" w:after="80"/>
       <w:textAlignment w:val="auto"/>
     </w:pPr>
@@ -5496,10 +5449,10 @@
       <w:szCs w:val="18"/>
     </w:rPr>
   </w:style>
-  <w:style w:type="paragraph" w:styleId="TableHead">
+  <w:style w:type="paragraph" w:customStyle="1" w:styleId="TableHead">
     <w:name w:val="Table Head"/>
     <w:basedOn w:val="tabletext"/>
-    <w:next w:val="BodyText"/>
+    <w:next w:val="a7"/>
     <w:qFormat/>
     <w:pPr>
       <w:jc w:val="center"/>
@@ -5511,53 +5464,51 @@
       <w:color w:val="000000"/>
     </w:rPr>
   </w:style>
-  <w:style w:type="paragraph" w:styleId="BodyTextindent">
+  <w:style w:type="paragraph" w:customStyle="1" w:styleId="BodyTextindent">
     <w:name w:val="Body Text_indent"/>
-    <w:basedOn w:val="BodyText"/>
+    <w:basedOn w:val="a7"/>
     <w:qFormat/>
     <w:pPr>
-      <w:spacing w:lineRule="atLeast" w:line="260" w:before="120" w:after="120"/>
-      <w:ind w:hanging="0" w:left="360" w:right="0"/>
+      <w:spacing w:before="120" w:after="120" w:line="260" w:lineRule="atLeast"/>
+      <w:ind w:left="360"/>
     </w:pPr>
     <w:rPr>
       <w:sz w:val="20"/>
     </w:rPr>
   </w:style>
-  <w:style w:type="paragraph" w:styleId="TableHeadleft">
+  <w:style w:type="paragraph" w:customStyle="1" w:styleId="TableHeadleft">
     <w:name w:val="Table Head_left"/>
     <w:basedOn w:val="TableHead"/>
     <w:qFormat/>
     <w:pPr>
       <w:jc w:val="left"/>
     </w:pPr>
-    <w:rPr/>
-  </w:style>
-  <w:style w:type="paragraph" w:styleId="ListBullet">
+  </w:style>
+  <w:style w:type="paragraph" w:styleId="a">
     <w:name w:val="List Bullet"/>
-    <w:basedOn w:val="Normal"/>
+    <w:basedOn w:val="a0"/>
     <w:qFormat/>
     <w:pPr>
       <w:numPr>
-        <w:ilvl w:val="0"/>
         <w:numId w:val="2"/>
       </w:numPr>
-      <w:overflowPunct w:val="true"/>
-      <w:autoSpaceDE w:val="true"/>
-      <w:spacing w:lineRule="atLeast" w:line="260" w:before="80" w:after="80"/>
-      <w:ind w:hanging="0" w:left="720" w:right="0"/>
+      <w:overflowPunct/>
+      <w:autoSpaceDE/>
+      <w:spacing w:before="80" w:after="80" w:line="260" w:lineRule="atLeast"/>
+      <w:ind w:left="720" w:firstLine="0"/>
       <w:textAlignment w:val="auto"/>
     </w:pPr>
     <w:rPr>
       <w:rFonts w:ascii="Arial" w:hAnsi="Arial" w:cs="Arial"/>
     </w:rPr>
   </w:style>
-  <w:style w:type="paragraph" w:styleId="NormalWeb">
+  <w:style w:type="paragraph" w:styleId="ae">
     <w:name w:val="Normal (Web)"/>
-    <w:basedOn w:val="Normal"/>
+    <w:basedOn w:val="a0"/>
     <w:qFormat/>
     <w:pPr>
-      <w:overflowPunct w:val="true"/>
-      <w:autoSpaceDE w:val="true"/>
+      <w:overflowPunct/>
+      <w:autoSpaceDE/>
       <w:spacing w:before="100" w:after="100"/>
       <w:textAlignment w:val="auto"/>
     </w:pPr>
@@ -5566,14 +5517,14 @@
       <w:szCs w:val="24"/>
     </w:rPr>
   </w:style>
-  <w:style w:type="paragraph" w:styleId="BodyText2">
+  <w:style w:type="paragraph" w:styleId="20">
     <w:name w:val="Body Text 2"/>
-    <w:basedOn w:val="Normal"/>
+    <w:basedOn w:val="a0"/>
     <w:qFormat/>
     <w:pPr>
-      <w:overflowPunct w:val="true"/>
-      <w:autoSpaceDE w:val="true"/>
-      <w:spacing w:lineRule="auto" w:line="480" w:before="0" w:after="120"/>
+      <w:overflowPunct/>
+      <w:autoSpaceDE/>
+      <w:spacing w:after="120" w:line="480" w:lineRule="auto"/>
       <w:textAlignment w:val="auto"/>
     </w:pPr>
     <w:rPr>
@@ -5582,71 +5533,68 @@
       <w:lang w:val="en-GB"/>
     </w:rPr>
   </w:style>
-  <w:style w:type="paragraph" w:styleId="BodyText3">
+  <w:style w:type="paragraph" w:styleId="30">
     <w:name w:val="Body Text 3"/>
-    <w:basedOn w:val="Normal"/>
+    <w:basedOn w:val="a0"/>
     <w:qFormat/>
     <w:pPr>
-      <w:spacing w:before="0" w:after="120"/>
+      <w:spacing w:after="120"/>
     </w:pPr>
     <w:rPr>
       <w:sz w:val="16"/>
       <w:szCs w:val="16"/>
     </w:rPr>
   </w:style>
-  <w:style w:type="paragraph" w:styleId="ListParagraph">
+  <w:style w:type="paragraph" w:styleId="af">
     <w:name w:val="List Paragraph"/>
-    <w:basedOn w:val="Normal"/>
+    <w:basedOn w:val="a0"/>
     <w:qFormat/>
     <w:pPr>
-      <w:ind w:hanging="0" w:left="720" w:right="0"/>
+      <w:ind w:left="720"/>
     </w:pPr>
-    <w:rPr/>
-  </w:style>
-  <w:style w:type="paragraph" w:styleId="BodyTextIndent1">
+  </w:style>
+  <w:style w:type="paragraph" w:styleId="af0">
     <w:name w:val="Body Text Indent"/>
-    <w:basedOn w:val="Normal"/>
+    <w:basedOn w:val="a0"/>
     <w:pPr>
-      <w:spacing w:before="0" w:after="120"/>
-      <w:ind w:hanging="0" w:left="283" w:right="0"/>
+      <w:spacing w:after="120"/>
+      <w:ind w:left="283"/>
     </w:pPr>
-    <w:rPr/>
-  </w:style>
-  <w:style w:type="paragraph" w:styleId="Subtitle">
+  </w:style>
+  <w:style w:type="paragraph" w:styleId="af1">
     <w:name w:val="Subtitle"/>
-    <w:basedOn w:val="Normal"/>
-    <w:next w:val="BodyText"/>
+    <w:basedOn w:val="a0"/>
+    <w:next w:val="a7"/>
+    <w:uiPriority w:val="11"/>
     <w:qFormat/>
     <w:pPr>
-      <w:overflowPunct w:val="true"/>
-      <w:autoSpaceDE w:val="true"/>
+      <w:overflowPunct/>
+      <w:autoSpaceDE/>
       <w:jc w:val="center"/>
       <w:textAlignment w:val="auto"/>
     </w:pPr>
     <w:rPr>
-      <w:rFonts w:ascii="Franklin Gothic Medium Cond" w:hAnsi="Franklin Gothic Medium Cond" w:eastAsia="Times" w:cs="Franklin Gothic Medium Cond"/>
+      <w:rFonts w:ascii="Franklin Gothic Medium Cond" w:eastAsia="Times" w:hAnsi="Franklin Gothic Medium Cond" w:cs="Franklin Gothic Medium Cond"/>
       <w:b/>
       <w:smallCaps/>
       <w:color w:val="000080"/>
       <w:lang w:val="ru-RU"/>
     </w:rPr>
   </w:style>
-  <w:style w:type="paragraph" w:styleId="TableContents">
+  <w:style w:type="paragraph" w:customStyle="1" w:styleId="TableContents">
     <w:name w:val="Table Contents"/>
-    <w:basedOn w:val="Normal"/>
+    <w:basedOn w:val="a0"/>
     <w:qFormat/>
     <w:pPr>
-      <w:widowControl w:val="false"/>
+      <w:widowControl w:val="0"/>
       <w:suppressLineNumbers/>
     </w:pPr>
-    <w:rPr/>
-  </w:style>
-  <w:style w:type="paragraph" w:styleId="TableHeading">
+  </w:style>
+  <w:style w:type="paragraph" w:customStyle="1" w:styleId="TableHeading">
     <w:name w:val="Table Heading"/>
     <w:basedOn w:val="TableContents"/>
     <w:qFormat/>
     <w:pPr>
-      <w:suppressLineNumbers/>
       <w:jc w:val="center"/>
     </w:pPr>
     <w:rPr>
@@ -5654,179 +5602,179 @@
       <w:bCs/>
     </w:rPr>
   </w:style>
-  <w:style w:type="numbering" w:styleId="WW8Num1">
+  <w:style w:type="numbering" w:customStyle="1" w:styleId="WW8Num1">
     <w:name w:val="WW8Num1"/>
     <w:qFormat/>
   </w:style>
-  <w:style w:type="numbering" w:styleId="WW8Num2">
+  <w:style w:type="numbering" w:customStyle="1" w:styleId="WW8Num2">
     <w:name w:val="WW8Num2"/>
     <w:qFormat/>
   </w:style>
-  <w:style w:type="numbering" w:styleId="WW8Num3">
+  <w:style w:type="numbering" w:customStyle="1" w:styleId="WW8Num3">
     <w:name w:val="WW8Num3"/>
     <w:qFormat/>
   </w:style>
-  <w:style w:type="numbering" w:styleId="WW8Num4">
+  <w:style w:type="numbering" w:customStyle="1" w:styleId="WW8Num4">
     <w:name w:val="WW8Num4"/>
     <w:qFormat/>
   </w:style>
-  <w:style w:type="numbering" w:styleId="WW8Num5">
+  <w:style w:type="numbering" w:customStyle="1" w:styleId="WW8Num5">
     <w:name w:val="WW8Num5"/>
     <w:qFormat/>
   </w:style>
-  <w:style w:type="numbering" w:styleId="WW8Num6">
+  <w:style w:type="numbering" w:customStyle="1" w:styleId="WW8Num6">
     <w:name w:val="WW8Num6"/>
     <w:qFormat/>
   </w:style>
-  <w:style w:type="numbering" w:styleId="WW8Num7">
+  <w:style w:type="numbering" w:customStyle="1" w:styleId="WW8Num7">
     <w:name w:val="WW8Num7"/>
     <w:qFormat/>
   </w:style>
-  <w:style w:type="numbering" w:styleId="WW8Num8">
+  <w:style w:type="numbering" w:customStyle="1" w:styleId="WW8Num8">
     <w:name w:val="WW8Num8"/>
     <w:qFormat/>
   </w:style>
-  <w:style w:type="numbering" w:styleId="WW8Num9">
+  <w:style w:type="numbering" w:customStyle="1" w:styleId="WW8Num9">
     <w:name w:val="WW8Num9"/>
     <w:qFormat/>
   </w:style>
-  <w:style w:type="numbering" w:styleId="WW8Num10">
+  <w:style w:type="numbering" w:customStyle="1" w:styleId="WW8Num10">
     <w:name w:val="WW8Num10"/>
     <w:qFormat/>
   </w:style>
-  <w:style w:type="numbering" w:styleId="WW8Num11">
+  <w:style w:type="numbering" w:customStyle="1" w:styleId="WW8Num11">
     <w:name w:val="WW8Num11"/>
     <w:qFormat/>
   </w:style>
-  <w:style w:type="numbering" w:styleId="WW8Num12">
+  <w:style w:type="numbering" w:customStyle="1" w:styleId="WW8Num12">
     <w:name w:val="WW8Num12"/>
     <w:qFormat/>
   </w:style>
-  <w:style w:type="numbering" w:styleId="WW8Num13">
+  <w:style w:type="numbering" w:customStyle="1" w:styleId="WW8Num13">
     <w:name w:val="WW8Num13"/>
     <w:qFormat/>
   </w:style>
-  <w:style w:type="numbering" w:styleId="WW8Num14">
+  <w:style w:type="numbering" w:customStyle="1" w:styleId="WW8Num14">
     <w:name w:val="WW8Num14"/>
     <w:qFormat/>
   </w:style>
-  <w:style w:type="numbering" w:styleId="WW8Num15">
+  <w:style w:type="numbering" w:customStyle="1" w:styleId="WW8Num15">
     <w:name w:val="WW8Num15"/>
     <w:qFormat/>
   </w:style>
-  <w:style w:type="numbering" w:styleId="WW8Num16">
+  <w:style w:type="numbering" w:customStyle="1" w:styleId="WW8Num16">
     <w:name w:val="WW8Num16"/>
     <w:qFormat/>
   </w:style>
-  <w:style w:type="numbering" w:styleId="WW8Num17">
+  <w:style w:type="numbering" w:customStyle="1" w:styleId="WW8Num17">
     <w:name w:val="WW8Num17"/>
     <w:qFormat/>
   </w:style>
-  <w:style w:type="numbering" w:styleId="WW8Num18">
+  <w:style w:type="numbering" w:customStyle="1" w:styleId="WW8Num18">
     <w:name w:val="WW8Num18"/>
     <w:qFormat/>
   </w:style>
-  <w:style w:type="numbering" w:styleId="WW8Num19">
+  <w:style w:type="numbering" w:customStyle="1" w:styleId="WW8Num19">
     <w:name w:val="WW8Num19"/>
     <w:qFormat/>
   </w:style>
-  <w:style w:type="numbering" w:styleId="WW8Num20">
+  <w:style w:type="numbering" w:customStyle="1" w:styleId="WW8Num20">
     <w:name w:val="WW8Num20"/>
     <w:qFormat/>
   </w:style>
-  <w:style w:type="numbering" w:styleId="WW8Num21">
+  <w:style w:type="numbering" w:customStyle="1" w:styleId="WW8Num21">
     <w:name w:val="WW8Num21"/>
     <w:qFormat/>
   </w:style>
-  <w:style w:type="numbering" w:styleId="WW8Num22">
+  <w:style w:type="numbering" w:customStyle="1" w:styleId="WW8Num22">
     <w:name w:val="WW8Num22"/>
     <w:qFormat/>
   </w:style>
-  <w:style w:type="numbering" w:styleId="WW8Num23">
+  <w:style w:type="numbering" w:customStyle="1" w:styleId="WW8Num23">
     <w:name w:val="WW8Num23"/>
     <w:qFormat/>
   </w:style>
-  <w:style w:type="numbering" w:styleId="WW8Num24">
+  <w:style w:type="numbering" w:customStyle="1" w:styleId="WW8Num24">
     <w:name w:val="WW8Num24"/>
     <w:qFormat/>
   </w:style>
-  <w:style w:type="numbering" w:styleId="WW8Num25">
+  <w:style w:type="numbering" w:customStyle="1" w:styleId="WW8Num25">
     <w:name w:val="WW8Num25"/>
     <w:qFormat/>
   </w:style>
-  <w:style w:type="numbering" w:styleId="WW8Num26">
+  <w:style w:type="numbering" w:customStyle="1" w:styleId="WW8Num26">
     <w:name w:val="WW8Num26"/>
     <w:qFormat/>
   </w:style>
-  <w:style w:type="numbering" w:styleId="WW8Num27">
+  <w:style w:type="numbering" w:customStyle="1" w:styleId="WW8Num27">
     <w:name w:val="WW8Num27"/>
     <w:qFormat/>
   </w:style>
-  <w:style w:type="numbering" w:styleId="WW8Num28">
+  <w:style w:type="numbering" w:customStyle="1" w:styleId="WW8Num28">
     <w:name w:val="WW8Num28"/>
     <w:qFormat/>
   </w:style>
-  <w:style w:type="numbering" w:styleId="WW8Num29">
+  <w:style w:type="numbering" w:customStyle="1" w:styleId="WW8Num29">
     <w:name w:val="WW8Num29"/>
     <w:qFormat/>
   </w:style>
-  <w:style w:type="numbering" w:styleId="WW8Num30">
+  <w:style w:type="numbering" w:customStyle="1" w:styleId="WW8Num30">
     <w:name w:val="WW8Num30"/>
     <w:qFormat/>
   </w:style>
-  <w:style w:type="numbering" w:styleId="WW8Num31">
+  <w:style w:type="numbering" w:customStyle="1" w:styleId="WW8Num31">
     <w:name w:val="WW8Num31"/>
     <w:qFormat/>
   </w:style>
-  <w:style w:type="numbering" w:styleId="WW8Num32">
+  <w:style w:type="numbering" w:customStyle="1" w:styleId="WW8Num32">
     <w:name w:val="WW8Num32"/>
     <w:qFormat/>
   </w:style>
-  <w:style w:type="numbering" w:styleId="WW8Num33">
+  <w:style w:type="numbering" w:customStyle="1" w:styleId="WW8Num33">
     <w:name w:val="WW8Num33"/>
     <w:qFormat/>
   </w:style>
-  <w:style w:type="numbering" w:styleId="WW8Num34">
+  <w:style w:type="numbering" w:customStyle="1" w:styleId="WW8Num34">
     <w:name w:val="WW8Num34"/>
     <w:qFormat/>
   </w:style>
-  <w:style w:type="numbering" w:styleId="WW8Num35">
+  <w:style w:type="numbering" w:customStyle="1" w:styleId="WW8Num35">
     <w:name w:val="WW8Num35"/>
     <w:qFormat/>
   </w:style>
-  <w:style w:type="numbering" w:styleId="WW8Num36">
+  <w:style w:type="numbering" w:customStyle="1" w:styleId="WW8Num36">
     <w:name w:val="WW8Num36"/>
     <w:qFormat/>
   </w:style>
-  <w:style w:type="numbering" w:styleId="WW8Num37">
+  <w:style w:type="numbering" w:customStyle="1" w:styleId="WW8Num37">
     <w:name w:val="WW8Num37"/>
     <w:qFormat/>
   </w:style>
-  <w:style w:type="numbering" w:styleId="WW8Num38">
+  <w:style w:type="numbering" w:customStyle="1" w:styleId="WW8Num38">
     <w:name w:val="WW8Num38"/>
     <w:qFormat/>
   </w:style>
-  <w:style w:type="numbering" w:styleId="WW8Num39">
+  <w:style w:type="numbering" w:customStyle="1" w:styleId="WW8Num39">
     <w:name w:val="WW8Num39"/>
     <w:qFormat/>
   </w:style>
-  <w:style w:type="numbering" w:styleId="WW8Num40">
+  <w:style w:type="numbering" w:customStyle="1" w:styleId="WW8Num40">
     <w:name w:val="WW8Num40"/>
     <w:qFormat/>
   </w:style>
-  <w:style w:type="numbering" w:styleId="WW8Num41">
+  <w:style w:type="numbering" w:customStyle="1" w:styleId="WW8Num41">
     <w:name w:val="WW8Num41"/>
     <w:qFormat/>
   </w:style>
-  <w:style w:type="numbering" w:styleId="WW8Num42">
+  <w:style w:type="numbering" w:customStyle="1" w:styleId="WW8Num42">
     <w:name w:val="WW8Num42"/>
     <w:qFormat/>
   </w:style>
-  <w:style w:type="numbering" w:styleId="WW8Num43">
+  <w:style w:type="numbering" w:customStyle="1" w:styleId="WW8Num43">
     <w:name w:val="WW8Num43"/>
     <w:qFormat/>
   </w:style>
-  <w:style w:type="numbering" w:styleId="WW8Num44">
+  <w:style w:type="numbering" w:customStyle="1" w:styleId="WW8Num44">
     <w:name w:val="WW8Num44"/>
     <w:qFormat/>
   </w:style>
@@ -5834,56 +5782,56 @@
 </file>
 
 <file path=word/theme/theme1.xml><?xml version="1.0" encoding="utf-8"?>
-<a:theme xmlns:a="http://schemas.openxmlformats.org/drawingml/2006/main" xmlns:r="http://schemas.openxmlformats.org/officeDocument/2006/relationships" name="Office">
+<a:theme xmlns:a="http://schemas.openxmlformats.org/drawingml/2006/main" name="Office">
   <a:themeElements>
     <a:clrScheme name="LibreOffice">
       <a:dk1>
         <a:srgbClr val="000000"/>
       </a:dk1>
       <a:lt1>
-        <a:srgbClr val="ffffff"/>
+        <a:srgbClr val="FFFFFF"/>
       </a:lt1>
       <a:dk2>
         <a:srgbClr val="000000"/>
       </a:dk2>
       <a:lt2>
-        <a:srgbClr val="ffffff"/>
+        <a:srgbClr val="FFFFFF"/>
       </a:lt2>
       <a:accent1>
-        <a:srgbClr val="18a303"/>
+        <a:srgbClr val="18A303"/>
       </a:accent1>
       <a:accent2>
-        <a:srgbClr val="0369a3"/>
+        <a:srgbClr val="0369A3"/>
       </a:accent2>
       <a:accent3>
-        <a:srgbClr val="a33e03"/>
+        <a:srgbClr val="A33E03"/>
       </a:accent3>
       <a:accent4>
-        <a:srgbClr val="8e03a3"/>
+        <a:srgbClr val="8E03A3"/>
       </a:accent4>
       <a:accent5>
-        <a:srgbClr val="c99c00"/>
+        <a:srgbClr val="C99C00"/>
       </a:accent5>
       <a:accent6>
-        <a:srgbClr val="c9211e"/>
+        <a:srgbClr val="C9211E"/>
       </a:accent6>
       <a:hlink>
-        <a:srgbClr val="0000ee"/>
+        <a:srgbClr val="0000EE"/>
       </a:hlink>
       <a:folHlink>
-        <a:srgbClr val="551a8b"/>
+        <a:srgbClr val="551A8B"/>
       </a:folHlink>
     </a:clrScheme>
     <a:fontScheme name="Office">
       <a:majorFont>
-        <a:latin typeface="Arial" pitchFamily="0" charset="1"/>
-        <a:ea typeface="DejaVu Sans" pitchFamily="0" charset="1"/>
-        <a:cs typeface="DejaVu Sans" pitchFamily="0" charset="1"/>
+        <a:latin typeface="Arial"/>
+        <a:ea typeface="DejaVu Sans"/>
+        <a:cs typeface="DejaVu Sans"/>
       </a:majorFont>
       <a:minorFont>
-        <a:latin typeface="Arial" pitchFamily="0" charset="1"/>
-        <a:ea typeface="DejaVu Sans" pitchFamily="0" charset="1"/>
-        <a:cs typeface="DejaVu Sans" pitchFamily="0" charset="1"/>
+        <a:latin typeface="Arial"/>
+        <a:ea typeface="DejaVu Sans"/>
+        <a:cs typeface="DejaVu Sans"/>
       </a:minorFont>
     </a:fontScheme>
     <a:fmtScheme>
@@ -5936,5 +5884,7 @@
       </a:bgFillStyleLst>
     </a:fmtScheme>
   </a:themeElements>
+  <a:objectDefaults/>
+  <a:extraClrSchemeLst/>
 </a:theme>
 </file>